--- a/2022/Drafts/Compliance Documents/LMCI-HERS/2022-LMCI-PLB-03-E-PoolAndSpaHeatingSystems.docx
+++ b/2022/Drafts/Compliance Documents/LMCI-HERS/2022-LMCI-PLB-03-E-PoolAndSpaHeatingSystems.docx
@@ -61,8 +61,8 @@
         <w:tblLook w:val="0020" w:firstRow="1" w:lastRow="0" w:firstColumn="0" w:lastColumn="0" w:noHBand="0" w:noVBand="0"/>
       </w:tblPr>
       <w:tblGrid>
-        <w:gridCol w:w="5389"/>
-        <w:gridCol w:w="5401"/>
+        <w:gridCol w:w="7195"/>
+        <w:gridCol w:w="7195"/>
       </w:tblGrid>
       <w:tr>
         <w:trPr>
@@ -231,9 +231,9 @@
         <w:tblLook w:val="04A0" w:firstRow="1" w:lastRow="0" w:firstColumn="1" w:lastColumn="0" w:noHBand="0" w:noVBand="1"/>
       </w:tblPr>
       <w:tblGrid>
-        <w:gridCol w:w="449"/>
-        <w:gridCol w:w="3710"/>
-        <w:gridCol w:w="6631"/>
+        <w:gridCol w:w="588"/>
+        <w:gridCol w:w="4938"/>
+        <w:gridCol w:w="8864"/>
       </w:tblGrid>
       <w:tr>
         <w:tc>
@@ -331,8 +331,8 @@
         <w:tblLook w:val="04A0" w:firstRow="1" w:lastRow="0" w:firstColumn="1" w:lastColumn="0" w:noHBand="0" w:noVBand="1"/>
       </w:tblPr>
       <w:tblGrid>
-        <w:gridCol w:w="487"/>
-        <w:gridCol w:w="10303"/>
+        <w:gridCol w:w="639"/>
+        <w:gridCol w:w="13751"/>
       </w:tblGrid>
       <w:tr>
         <w:tc>
@@ -784,8 +784,8 @@
         <w:tblLook w:val="04A0" w:firstRow="1" w:lastRow="0" w:firstColumn="1" w:lastColumn="0" w:noHBand="0" w:noVBand="1"/>
       </w:tblPr>
       <w:tblGrid>
-        <w:gridCol w:w="487"/>
-        <w:gridCol w:w="10303"/>
+        <w:gridCol w:w="639"/>
+        <w:gridCol w:w="13751"/>
       </w:tblGrid>
       <w:tr>
         <w:tc>
@@ -1153,19 +1153,18 @@
         <w:tblLook w:val="04A0" w:firstRow="1" w:lastRow="0" w:firstColumn="1" w:lastColumn="0" w:noHBand="0" w:noVBand="1"/>
       </w:tblPr>
       <w:tblGrid>
-        <w:gridCol w:w="507"/>
-        <w:gridCol w:w="2420"/>
-        <w:gridCol w:w="1971"/>
-        <w:gridCol w:w="673"/>
-        <w:gridCol w:w="84"/>
-        <w:gridCol w:w="2450"/>
-        <w:gridCol w:w="2702"/>
+        <w:gridCol w:w="665"/>
+        <w:gridCol w:w="3237"/>
+        <w:gridCol w:w="3923"/>
+        <w:gridCol w:w="360"/>
+        <w:gridCol w:w="2624"/>
+        <w:gridCol w:w="3604"/>
       </w:tblGrid>
       <w:tr>
         <w:tc>
           <w:tcPr>
-            <w:tcW w:w="11034" w:type="dxa"/>
-            <w:gridSpan w:val="7"/>
+            <w:tcW w:w="14413" w:type="dxa"/>
+            <w:gridSpan w:val="6"/>
           </w:tcPr>
           <w:p>
             <w:pPr>
@@ -1198,36 +1197,33 @@
               </w:rPr>
               <w:t>Pool Pump Sizing and Flow Rate Specification</w:t>
             </w:r>
-            <w:ins w:id="0" w:author="Tam, Danny@Energy" w:date="2024-01-24T10:31:00Z">
+            <w:r>
+              <w:rPr>
+                <w:rFonts w:asciiTheme="minorHAnsi" w:hAnsiTheme="minorHAnsi"/>
+              </w:rPr>
+              <w:t xml:space="preserve"> </w:t>
+            </w:r>
+            <w:ins w:id="0" w:author="Alhabibi, Haider@Energy" w:date="2024-03-05T10:38:00Z">
               <w:r>
                 <w:rPr>
                   <w:rFonts w:asciiTheme="minorHAnsi" w:hAnsiTheme="minorHAnsi"/>
                   <w:b/>
+                  <w:bCs/>
                 </w:rPr>
-                <w:t xml:space="preserve"> </w:t>
+                <w:t>for System Serving Single Tenant Only</w:t>
               </w:r>
               <w:r>
                 <w:rPr>
                   <w:rFonts w:asciiTheme="minorHAnsi" w:hAnsiTheme="minorHAnsi"/>
-                  <w:b/>
                 </w:rPr>
-                <w:t>for</w:t>
+                <w:t xml:space="preserve"> </w:t>
               </w:r>
             </w:ins>
-            <w:ins w:id="1" w:author="Tam, Danny@Energy" w:date="2024-01-24T10:30:00Z">
-              <w:r>
-                <w:rPr>
-                  <w:rFonts w:asciiTheme="minorHAnsi" w:hAnsiTheme="minorHAnsi"/>
-                  <w:b/>
-                </w:rPr>
-                <w:t xml:space="preserve"> System Serving Single Tenant Only</w:t>
-              </w:r>
-            </w:ins>
-            <w:r>
-              <w:rPr>
-                <w:rFonts w:asciiTheme="minorHAnsi" w:hAnsiTheme="minorHAnsi"/>
-              </w:rPr>
-              <w:t xml:space="preserve"> (Section 150.0(p))</w:t>
+            <w:r>
+              <w:rPr>
+                <w:rFonts w:asciiTheme="minorHAnsi" w:hAnsiTheme="minorHAnsi"/>
+              </w:rPr>
+              <w:t>(Section 150.0(p))</w:t>
             </w:r>
           </w:p>
         </w:tc>
@@ -1235,7 +1231,7 @@
       <w:tr>
         <w:tc>
           <w:tcPr>
-            <w:tcW w:w="510" w:type="dxa"/>
+            <w:tcW w:w="665" w:type="dxa"/>
             <w:vAlign w:val="center"/>
           </w:tcPr>
           <w:p>
@@ -1256,8 +1252,8 @@
         </w:tc>
         <w:tc>
           <w:tcPr>
-            <w:tcW w:w="10524" w:type="dxa"/>
-            <w:gridSpan w:val="6"/>
+            <w:tcW w:w="13748" w:type="dxa"/>
+            <w:gridSpan w:val="5"/>
             <w:vAlign w:val="center"/>
           </w:tcPr>
           <w:p>
@@ -1279,19 +1275,11 @@
               </w:rPr>
               <w:t xml:space="preserve">pool </w:t>
             </w:r>
-            <w:proofErr w:type="gramStart"/>
-            <w:r>
-              <w:rPr>
-                <w:rFonts w:asciiTheme="minorHAnsi" w:hAnsiTheme="minorHAnsi"/>
-              </w:rPr>
-              <w:t>pump</w:t>
-            </w:r>
-            <w:proofErr w:type="gramEnd"/>
-            <w:r>
-              <w:rPr>
-                <w:rFonts w:asciiTheme="minorHAnsi" w:hAnsiTheme="minorHAnsi"/>
-              </w:rPr>
-              <w:t xml:space="preserve"> </w:t>
+            <w:r>
+              <w:rPr>
+                <w:rFonts w:asciiTheme="minorHAnsi" w:hAnsiTheme="minorHAnsi"/>
+              </w:rPr>
+              <w:t xml:space="preserve">pump  </w:t>
             </w:r>
             <w:r>
               <w:rPr>
@@ -1347,7 +1335,7 @@
       <w:tr>
         <w:tc>
           <w:tcPr>
-            <w:tcW w:w="510" w:type="dxa"/>
+            <w:tcW w:w="665" w:type="dxa"/>
             <w:vAlign w:val="center"/>
           </w:tcPr>
           <w:p>
@@ -1368,8 +1356,8 @@
         </w:tc>
         <w:tc>
           <w:tcPr>
-            <w:tcW w:w="10524" w:type="dxa"/>
-            <w:gridSpan w:val="6"/>
+            <w:tcW w:w="13748" w:type="dxa"/>
+            <w:gridSpan w:val="5"/>
             <w:vAlign w:val="center"/>
           </w:tcPr>
           <w:p>
@@ -1446,21 +1434,7 @@
               <w:rPr>
                 <w:rFonts w:asciiTheme="minorHAnsi" w:hAnsiTheme="minorHAnsi"/>
               </w:rPr>
-              <w:t xml:space="preserve"> the pump flow rate is less than </w:t>
-            </w:r>
-            <w:proofErr w:type="gramStart"/>
-            <w:r>
-              <w:rPr>
-                <w:rFonts w:asciiTheme="minorHAnsi" w:hAnsiTheme="minorHAnsi"/>
-              </w:rPr>
-              <w:t>6 hour</w:t>
-            </w:r>
-            <w:proofErr w:type="gramEnd"/>
-            <w:r>
-              <w:rPr>
-                <w:rFonts w:asciiTheme="minorHAnsi" w:hAnsiTheme="minorHAnsi"/>
-              </w:rPr>
-              <w:t xml:space="preserve"> filtration turnover, and</w:t>
+              <w:t xml:space="preserve"> the pump flow rate is less than 6 hour filtration turnover, and</w:t>
             </w:r>
             <w:r>
               <w:rPr>
@@ -1501,7 +1475,7 @@
         </w:trPr>
         <w:tc>
           <w:tcPr>
-            <w:tcW w:w="510" w:type="dxa"/>
+            <w:tcW w:w="665" w:type="dxa"/>
             <w:vAlign w:val="center"/>
           </w:tcPr>
           <w:p>
@@ -1522,8 +1496,8 @@
         </w:tc>
         <w:tc>
           <w:tcPr>
-            <w:tcW w:w="5262" w:type="dxa"/>
-            <w:gridSpan w:val="4"/>
+            <w:tcW w:w="7520" w:type="dxa"/>
+            <w:gridSpan w:val="3"/>
             <w:vAlign w:val="center"/>
           </w:tcPr>
           <w:p>
@@ -1563,22 +1537,18 @@
               </w:rPr>
               <w:t xml:space="preserve"> </w:t>
             </w:r>
-            <w:proofErr w:type="gramStart"/>
             <w:r>
               <w:rPr>
                 <w:rFonts w:asciiTheme="minorHAnsi" w:hAnsiTheme="minorHAnsi"/>
               </w:rPr>
               <w:t>use</w:t>
             </w:r>
-            <w:proofErr w:type="gramEnd"/>
-          </w:p>
-          <w:p>
-            <w:pPr>
-              <w:keepNext/>
-              <w:rPr>
-                <w:rFonts w:asciiTheme="minorHAnsi" w:hAnsiTheme="minorHAnsi"/>
-              </w:rPr>
-            </w:pPr>
+            <w:r>
+              <w:rPr>
+                <w:rFonts w:asciiTheme="minorHAnsi" w:hAnsiTheme="minorHAnsi"/>
+              </w:rPr>
+              <w:t xml:space="preserve"> </w:t>
+            </w:r>
             <w:r>
               <w:rPr>
                 <w:rFonts w:asciiTheme="minorHAnsi" w:hAnsiTheme="minorHAnsi"/>
@@ -1589,7 +1559,7 @@
         </w:tc>
         <w:tc>
           <w:tcPr>
-            <w:tcW w:w="5262" w:type="dxa"/>
+            <w:tcW w:w="6228" w:type="dxa"/>
             <w:gridSpan w:val="2"/>
             <w:vAlign w:val="center"/>
           </w:tcPr>
@@ -1608,7 +1578,7 @@
       <w:tr>
         <w:tc>
           <w:tcPr>
-            <w:tcW w:w="510" w:type="dxa"/>
+            <w:tcW w:w="665" w:type="dxa"/>
             <w:vAlign w:val="center"/>
           </w:tcPr>
           <w:p>
@@ -1635,8 +1605,8 @@
         </w:tc>
         <w:tc>
           <w:tcPr>
-            <w:tcW w:w="10524" w:type="dxa"/>
-            <w:gridSpan w:val="6"/>
+            <w:tcW w:w="13748" w:type="dxa"/>
+            <w:gridSpan w:val="5"/>
             <w:vAlign w:val="center"/>
           </w:tcPr>
           <w:p>
@@ -1650,21 +1620,7 @@
               <w:rPr>
                 <w:rFonts w:asciiTheme="minorHAnsi" w:hAnsiTheme="minorHAnsi"/>
               </w:rPr>
-              <w:t xml:space="preserve">The pump </w:t>
-            </w:r>
-            <w:proofErr w:type="gramStart"/>
-            <w:r>
-              <w:rPr>
-                <w:rFonts w:asciiTheme="minorHAnsi" w:hAnsiTheme="minorHAnsi"/>
-              </w:rPr>
-              <w:t>is capable of operating</w:t>
-            </w:r>
-            <w:proofErr w:type="gramEnd"/>
-            <w:r>
-              <w:rPr>
-                <w:rFonts w:asciiTheme="minorHAnsi" w:hAnsiTheme="minorHAnsi"/>
-              </w:rPr>
-              <w:t xml:space="preserve"> at 2 or more speeds (not applicable if pump is less than 1 horsepower).</w:t>
+              <w:t>The pump is capable of operating at 2 or more speeds (not applicable if pump is less than 1 horsepower).</w:t>
             </w:r>
           </w:p>
         </w:tc>
@@ -1672,7 +1628,7 @@
       <w:tr>
         <w:tc>
           <w:tcPr>
-            <w:tcW w:w="510" w:type="dxa"/>
+            <w:tcW w:w="665" w:type="dxa"/>
             <w:vAlign w:val="center"/>
           </w:tcPr>
           <w:p>
@@ -1699,8 +1655,8 @@
         </w:tc>
         <w:tc>
           <w:tcPr>
-            <w:tcW w:w="10524" w:type="dxa"/>
-            <w:gridSpan w:val="6"/>
+            <w:tcW w:w="13748" w:type="dxa"/>
+            <w:gridSpan w:val="5"/>
             <w:vAlign w:val="center"/>
           </w:tcPr>
           <w:p>
@@ -1725,7 +1681,7 @@
         </w:trPr>
         <w:tc>
           <w:tcPr>
-            <w:tcW w:w="510" w:type="dxa"/>
+            <w:tcW w:w="665" w:type="dxa"/>
             <w:vAlign w:val="center"/>
           </w:tcPr>
           <w:p>
@@ -1752,47 +1708,47 @@
         </w:tc>
         <w:tc>
           <w:tcPr>
-            <w:tcW w:w="4490" w:type="dxa"/>
+            <w:tcW w:w="7520" w:type="dxa"/>
+            <w:gridSpan w:val="3"/>
+            <w:vAlign w:val="center"/>
+          </w:tcPr>
+          <w:p>
+            <w:pPr>
+              <w:keepNext/>
+              <w:rPr>
+                <w:rFonts w:asciiTheme="minorHAnsi" w:hAnsiTheme="minorHAnsi"/>
+              </w:rPr>
+            </w:pPr>
+            <w:r>
+              <w:rPr>
+                <w:rFonts w:asciiTheme="minorHAnsi" w:hAnsiTheme="minorHAnsi"/>
+              </w:rPr>
+              <w:t>V</w:t>
+            </w:r>
+            <w:r>
+              <w:rPr>
+                <w:rFonts w:asciiTheme="minorHAnsi" w:hAnsiTheme="minorHAnsi"/>
+              </w:rPr>
+              <w:t xml:space="preserve">olume of </w:t>
+            </w:r>
+            <w:r>
+              <w:rPr>
+                <w:rFonts w:asciiTheme="minorHAnsi" w:hAnsiTheme="minorHAnsi"/>
+              </w:rPr>
+              <w:t>P</w:t>
+            </w:r>
+            <w:r>
+              <w:rPr>
+                <w:rFonts w:asciiTheme="minorHAnsi" w:hAnsiTheme="minorHAnsi"/>
+              </w:rPr>
+              <w:t>ool (gallons)</w:t>
+            </w:r>
+          </w:p>
+        </w:tc>
+        <w:tc>
+          <w:tcPr>
+            <w:tcW w:w="6228" w:type="dxa"/>
             <w:gridSpan w:val="2"/>
-            <w:vAlign w:val="center"/>
-          </w:tcPr>
-          <w:p>
-            <w:pPr>
-              <w:keepNext/>
-              <w:rPr>
-                <w:rFonts w:asciiTheme="minorHAnsi" w:hAnsiTheme="minorHAnsi"/>
-              </w:rPr>
-            </w:pPr>
-            <w:r>
-              <w:rPr>
-                <w:rFonts w:asciiTheme="minorHAnsi" w:hAnsiTheme="minorHAnsi"/>
-              </w:rPr>
-              <w:t>V</w:t>
-            </w:r>
-            <w:r>
-              <w:rPr>
-                <w:rFonts w:asciiTheme="minorHAnsi" w:hAnsiTheme="minorHAnsi"/>
-              </w:rPr>
-              <w:t xml:space="preserve">olume of </w:t>
-            </w:r>
-            <w:r>
-              <w:rPr>
-                <w:rFonts w:asciiTheme="minorHAnsi" w:hAnsiTheme="minorHAnsi"/>
-              </w:rPr>
-              <w:t>P</w:t>
-            </w:r>
-            <w:r>
-              <w:rPr>
-                <w:rFonts w:asciiTheme="minorHAnsi" w:hAnsiTheme="minorHAnsi"/>
-              </w:rPr>
-              <w:t>ool (gallons)</w:t>
-            </w:r>
-          </w:p>
-        </w:tc>
-        <w:tc>
-          <w:tcPr>
-            <w:tcW w:w="6034" w:type="dxa"/>
-            <w:gridSpan w:val="4"/>
           </w:tcPr>
           <w:p>
             <w:pPr>
@@ -1810,7 +1766,7 @@
         </w:trPr>
         <w:tc>
           <w:tcPr>
-            <w:tcW w:w="510" w:type="dxa"/>
+            <w:tcW w:w="665" w:type="dxa"/>
             <w:vAlign w:val="center"/>
           </w:tcPr>
           <w:p>
@@ -1832,30 +1788,30 @@
         </w:tc>
         <w:tc>
           <w:tcPr>
-            <w:tcW w:w="4490" w:type="dxa"/>
+            <w:tcW w:w="7520" w:type="dxa"/>
+            <w:gridSpan w:val="3"/>
+            <w:vAlign w:val="center"/>
+          </w:tcPr>
+          <w:p>
+            <w:pPr>
+              <w:keepNext/>
+              <w:rPr>
+                <w:rFonts w:asciiTheme="minorHAnsi" w:hAnsiTheme="minorHAnsi"/>
+                <w:sz w:val="22"/>
+              </w:rPr>
+            </w:pPr>
+            <w:r>
+              <w:rPr>
+                <w:rFonts w:asciiTheme="minorHAnsi" w:hAnsiTheme="minorHAnsi"/>
+              </w:rPr>
+              <w:t>Filter Type (Cartridge, Sand, DE)</w:t>
+            </w:r>
+          </w:p>
+        </w:tc>
+        <w:tc>
+          <w:tcPr>
+            <w:tcW w:w="6228" w:type="dxa"/>
             <w:gridSpan w:val="2"/>
-            <w:vAlign w:val="center"/>
-          </w:tcPr>
-          <w:p>
-            <w:pPr>
-              <w:keepNext/>
-              <w:rPr>
-                <w:rFonts w:asciiTheme="minorHAnsi" w:hAnsiTheme="minorHAnsi"/>
-                <w:sz w:val="22"/>
-              </w:rPr>
-            </w:pPr>
-            <w:r>
-              <w:rPr>
-                <w:rFonts w:asciiTheme="minorHAnsi" w:hAnsiTheme="minorHAnsi"/>
-              </w:rPr>
-              <w:t>Filter Type (Cartridge, Sand, DE)</w:t>
-            </w:r>
-          </w:p>
-        </w:tc>
-        <w:tc>
-          <w:tcPr>
-            <w:tcW w:w="6034" w:type="dxa"/>
-            <w:gridSpan w:val="4"/>
           </w:tcPr>
           <w:p>
             <w:pPr>
@@ -1874,7 +1830,7 @@
         </w:trPr>
         <w:tc>
           <w:tcPr>
-            <w:tcW w:w="2988" w:type="dxa"/>
+            <w:tcW w:w="3902" w:type="dxa"/>
             <w:gridSpan w:val="2"/>
             <w:vAlign w:val="bottom"/>
           </w:tcPr>
@@ -1942,8 +1898,7 @@
         </w:tc>
         <w:tc>
           <w:tcPr>
-            <w:tcW w:w="2700" w:type="dxa"/>
-            <w:gridSpan w:val="2"/>
+            <w:tcW w:w="3923" w:type="dxa"/>
             <w:vAlign w:val="bottom"/>
           </w:tcPr>
           <w:p>
@@ -2004,7 +1959,7 @@
         </w:tc>
         <w:tc>
           <w:tcPr>
-            <w:tcW w:w="2587" w:type="dxa"/>
+            <w:tcW w:w="2984" w:type="dxa"/>
             <w:gridSpan w:val="2"/>
           </w:tcPr>
           <w:p>
@@ -2087,7 +2042,7 @@
         </w:tc>
         <w:tc>
           <w:tcPr>
-            <w:tcW w:w="2759" w:type="dxa"/>
+            <w:tcW w:w="3604" w:type="dxa"/>
           </w:tcPr>
           <w:p>
             <w:pPr>
@@ -2135,21 +2090,7 @@
               <w:rPr>
                 <w:rFonts w:asciiTheme="minorHAnsi" w:hAnsiTheme="minorHAnsi"/>
               </w:rPr>
-              <w:t>Max Pump Flow (</w:t>
-            </w:r>
-            <w:proofErr w:type="spellStart"/>
-            <w:r>
-              <w:rPr>
-                <w:rFonts w:asciiTheme="minorHAnsi" w:hAnsiTheme="minorHAnsi"/>
-              </w:rPr>
-              <w:t>gpm</w:t>
-            </w:r>
-            <w:proofErr w:type="spellEnd"/>
-            <w:r>
-              <w:rPr>
-                <w:rFonts w:asciiTheme="minorHAnsi" w:hAnsiTheme="minorHAnsi"/>
-              </w:rPr>
-              <w:t>)</w:t>
+              <w:t>Max Pump Flow (gpm)</w:t>
             </w:r>
           </w:p>
         </w:tc>
@@ -2160,7 +2101,7 @@
         </w:trPr>
         <w:tc>
           <w:tcPr>
-            <w:tcW w:w="2988" w:type="dxa"/>
+            <w:tcW w:w="3902" w:type="dxa"/>
             <w:gridSpan w:val="2"/>
             <w:vAlign w:val="bottom"/>
           </w:tcPr>
@@ -2175,7 +2116,21 @@
         </w:tc>
         <w:tc>
           <w:tcPr>
-            <w:tcW w:w="2700" w:type="dxa"/>
+            <w:tcW w:w="3923" w:type="dxa"/>
+            <w:vAlign w:val="bottom"/>
+          </w:tcPr>
+          <w:p>
+            <w:pPr>
+              <w:keepNext/>
+              <w:rPr>
+                <w:rFonts w:asciiTheme="minorHAnsi" w:hAnsiTheme="minorHAnsi"/>
+              </w:rPr>
+            </w:pPr>
+          </w:p>
+        </w:tc>
+        <w:tc>
+          <w:tcPr>
+            <w:tcW w:w="2984" w:type="dxa"/>
             <w:gridSpan w:val="2"/>
             <w:vAlign w:val="bottom"/>
           </w:tcPr>
@@ -2190,22 +2145,7 @@
         </w:tc>
         <w:tc>
           <w:tcPr>
-            <w:tcW w:w="2587" w:type="dxa"/>
-            <w:gridSpan w:val="2"/>
-            <w:vAlign w:val="bottom"/>
-          </w:tcPr>
-          <w:p>
-            <w:pPr>
-              <w:keepNext/>
-              <w:rPr>
-                <w:rFonts w:asciiTheme="minorHAnsi" w:hAnsiTheme="minorHAnsi"/>
-              </w:rPr>
-            </w:pPr>
-          </w:p>
-        </w:tc>
-        <w:tc>
-          <w:tcPr>
-            <w:tcW w:w="2759" w:type="dxa"/>
+            <w:tcW w:w="3604" w:type="dxa"/>
             <w:vAlign w:val="center"/>
           </w:tcPr>
           <w:p>
@@ -2224,7 +2164,7 @@
         </w:trPr>
         <w:tc>
           <w:tcPr>
-            <w:tcW w:w="510" w:type="dxa"/>
+            <w:tcW w:w="665" w:type="dxa"/>
             <w:vAlign w:val="center"/>
           </w:tcPr>
           <w:p>
@@ -2245,29 +2185,29 @@
         </w:tc>
         <w:tc>
           <w:tcPr>
-            <w:tcW w:w="4490" w:type="dxa"/>
+            <w:tcW w:w="7520" w:type="dxa"/>
+            <w:gridSpan w:val="3"/>
+            <w:vAlign w:val="center"/>
+          </w:tcPr>
+          <w:p>
+            <w:pPr>
+              <w:keepNext/>
+              <w:rPr>
+                <w:rFonts w:asciiTheme="minorHAnsi" w:hAnsiTheme="minorHAnsi"/>
+              </w:rPr>
+            </w:pPr>
+            <w:r>
+              <w:rPr>
+                <w:rFonts w:asciiTheme="minorHAnsi" w:hAnsiTheme="minorHAnsi"/>
+              </w:rPr>
+              <w:t>Return Pipe Diameter (inches)</w:t>
+            </w:r>
+          </w:p>
+        </w:tc>
+        <w:tc>
+          <w:tcPr>
+            <w:tcW w:w="6228" w:type="dxa"/>
             <w:gridSpan w:val="2"/>
-            <w:vAlign w:val="center"/>
-          </w:tcPr>
-          <w:p>
-            <w:pPr>
-              <w:keepNext/>
-              <w:rPr>
-                <w:rFonts w:asciiTheme="minorHAnsi" w:hAnsiTheme="minorHAnsi"/>
-              </w:rPr>
-            </w:pPr>
-            <w:r>
-              <w:rPr>
-                <w:rFonts w:asciiTheme="minorHAnsi" w:hAnsiTheme="minorHAnsi"/>
-              </w:rPr>
-              <w:t>Return Pipe Diameter (inches)</w:t>
-            </w:r>
-          </w:p>
-        </w:tc>
-        <w:tc>
-          <w:tcPr>
-            <w:tcW w:w="6034" w:type="dxa"/>
-            <w:gridSpan w:val="4"/>
           </w:tcPr>
           <w:p>
             <w:pPr>
@@ -2286,7 +2226,7 @@
         </w:trPr>
         <w:tc>
           <w:tcPr>
-            <w:tcW w:w="510" w:type="dxa"/>
+            <w:tcW w:w="665" w:type="dxa"/>
             <w:vAlign w:val="center"/>
           </w:tcPr>
           <w:p>
@@ -2307,29 +2247,29 @@
         </w:tc>
         <w:tc>
           <w:tcPr>
-            <w:tcW w:w="4490" w:type="dxa"/>
+            <w:tcW w:w="7520" w:type="dxa"/>
+            <w:gridSpan w:val="3"/>
+            <w:vAlign w:val="center"/>
+          </w:tcPr>
+          <w:p>
+            <w:pPr>
+              <w:keepNext/>
+              <w:rPr>
+                <w:rFonts w:asciiTheme="minorHAnsi" w:hAnsiTheme="minorHAnsi"/>
+              </w:rPr>
+            </w:pPr>
+            <w:r>
+              <w:rPr>
+                <w:rFonts w:asciiTheme="minorHAnsi" w:hAnsiTheme="minorHAnsi"/>
+              </w:rPr>
+              <w:t>Suction Pipe Diameter (inches)</w:t>
+            </w:r>
+          </w:p>
+        </w:tc>
+        <w:tc>
+          <w:tcPr>
+            <w:tcW w:w="6228" w:type="dxa"/>
             <w:gridSpan w:val="2"/>
-            <w:vAlign w:val="center"/>
-          </w:tcPr>
-          <w:p>
-            <w:pPr>
-              <w:keepNext/>
-              <w:rPr>
-                <w:rFonts w:asciiTheme="minorHAnsi" w:hAnsiTheme="minorHAnsi"/>
-              </w:rPr>
-            </w:pPr>
-            <w:r>
-              <w:rPr>
-                <w:rFonts w:asciiTheme="minorHAnsi" w:hAnsiTheme="minorHAnsi"/>
-              </w:rPr>
-              <w:t>Suction Pipe Diameter (inches)</w:t>
-            </w:r>
-          </w:p>
-        </w:tc>
-        <w:tc>
-          <w:tcPr>
-            <w:tcW w:w="6034" w:type="dxa"/>
-            <w:gridSpan w:val="4"/>
           </w:tcPr>
           <w:p>
             <w:pPr>
@@ -2347,7 +2287,7 @@
         </w:trPr>
         <w:tc>
           <w:tcPr>
-            <w:tcW w:w="510" w:type="dxa"/>
+            <w:tcW w:w="665" w:type="dxa"/>
             <w:vAlign w:val="center"/>
           </w:tcPr>
           <w:p>
@@ -2368,60 +2308,60 @@
         </w:tc>
         <w:tc>
           <w:tcPr>
-            <w:tcW w:w="4490" w:type="dxa"/>
+            <w:tcW w:w="7520" w:type="dxa"/>
+            <w:gridSpan w:val="3"/>
+            <w:vAlign w:val="center"/>
+          </w:tcPr>
+          <w:p>
+            <w:pPr>
+              <w:keepNext/>
+              <w:rPr>
+                <w:rFonts w:asciiTheme="minorHAnsi" w:hAnsiTheme="minorHAnsi"/>
+              </w:rPr>
+            </w:pPr>
+            <w:r>
+              <w:rPr>
+                <w:rFonts w:asciiTheme="minorHAnsi" w:hAnsiTheme="minorHAnsi"/>
+              </w:rPr>
+              <w:t>Filter Surface Area</w:t>
+            </w:r>
+            <w:r>
+              <w:rPr>
+                <w:rFonts w:asciiTheme="minorHAnsi" w:hAnsiTheme="minorHAnsi"/>
+              </w:rPr>
+              <w:t xml:space="preserve"> </w:t>
+            </w:r>
+            <w:r>
+              <w:rPr>
+                <w:rFonts w:asciiTheme="minorHAnsi" w:hAnsiTheme="minorHAnsi"/>
+              </w:rPr>
+              <w:t>(</w:t>
+            </w:r>
+            <w:r>
+              <w:rPr>
+                <w:rFonts w:asciiTheme="minorHAnsi" w:hAnsiTheme="minorHAnsi"/>
+              </w:rPr>
+              <w:t>ft</w:t>
+            </w:r>
+            <w:r>
+              <w:rPr>
+                <w:rFonts w:asciiTheme="minorHAnsi" w:hAnsiTheme="minorHAnsi"/>
+                <w:vertAlign w:val="superscript"/>
+              </w:rPr>
+              <w:t>2</w:t>
+            </w:r>
+            <w:r>
+              <w:rPr>
+                <w:rFonts w:asciiTheme="minorHAnsi" w:hAnsiTheme="minorHAnsi"/>
+              </w:rPr>
+              <w:t>)</w:t>
+            </w:r>
+          </w:p>
+        </w:tc>
+        <w:tc>
+          <w:tcPr>
+            <w:tcW w:w="6228" w:type="dxa"/>
             <w:gridSpan w:val="2"/>
-            <w:vAlign w:val="center"/>
-          </w:tcPr>
-          <w:p>
-            <w:pPr>
-              <w:keepNext/>
-              <w:rPr>
-                <w:rFonts w:asciiTheme="minorHAnsi" w:hAnsiTheme="minorHAnsi"/>
-              </w:rPr>
-            </w:pPr>
-            <w:r>
-              <w:rPr>
-                <w:rFonts w:asciiTheme="minorHAnsi" w:hAnsiTheme="minorHAnsi"/>
-              </w:rPr>
-              <w:t>Filter Surface Area</w:t>
-            </w:r>
-            <w:r>
-              <w:rPr>
-                <w:rFonts w:asciiTheme="minorHAnsi" w:hAnsiTheme="minorHAnsi"/>
-              </w:rPr>
-              <w:t xml:space="preserve"> </w:t>
-            </w:r>
-            <w:r>
-              <w:rPr>
-                <w:rFonts w:asciiTheme="minorHAnsi" w:hAnsiTheme="minorHAnsi"/>
-              </w:rPr>
-              <w:t>(</w:t>
-            </w:r>
-            <w:r>
-              <w:rPr>
-                <w:rFonts w:asciiTheme="minorHAnsi" w:hAnsiTheme="minorHAnsi"/>
-              </w:rPr>
-              <w:t>ft</w:t>
-            </w:r>
-            <w:r>
-              <w:rPr>
-                <w:rFonts w:asciiTheme="minorHAnsi" w:hAnsiTheme="minorHAnsi"/>
-                <w:vertAlign w:val="superscript"/>
-              </w:rPr>
-              <w:t>2</w:t>
-            </w:r>
-            <w:r>
-              <w:rPr>
-                <w:rFonts w:asciiTheme="minorHAnsi" w:hAnsiTheme="minorHAnsi"/>
-              </w:rPr>
-              <w:t>)</w:t>
-            </w:r>
-          </w:p>
-        </w:tc>
-        <w:tc>
-          <w:tcPr>
-            <w:tcW w:w="6034" w:type="dxa"/>
-            <w:gridSpan w:val="4"/>
           </w:tcPr>
           <w:p>
             <w:pPr>
@@ -2439,7 +2379,7 @@
         </w:trPr>
         <w:tc>
           <w:tcPr>
-            <w:tcW w:w="510" w:type="dxa"/>
+            <w:tcW w:w="665" w:type="dxa"/>
             <w:vAlign w:val="center"/>
           </w:tcPr>
           <w:p>
@@ -2460,55 +2400,53 @@
         </w:tc>
         <w:tc>
           <w:tcPr>
-            <w:tcW w:w="4490" w:type="dxa"/>
+            <w:tcW w:w="7520" w:type="dxa"/>
+            <w:gridSpan w:val="3"/>
+            <w:vAlign w:val="center"/>
+          </w:tcPr>
+          <w:p>
+            <w:pPr>
+              <w:keepNext/>
+              <w:rPr>
+                <w:rFonts w:asciiTheme="minorHAnsi" w:hAnsiTheme="minorHAnsi"/>
+              </w:rPr>
+            </w:pPr>
+            <w:r>
+              <w:rPr>
+                <w:rFonts w:asciiTheme="minorHAnsi" w:hAnsiTheme="minorHAnsi"/>
+              </w:rPr>
+              <w:t>Max Pump Flow</w:t>
+            </w:r>
+            <w:r>
+              <w:rPr>
+                <w:rFonts w:asciiTheme="minorHAnsi" w:hAnsiTheme="minorHAnsi"/>
+              </w:rPr>
+              <w:t xml:space="preserve"> Rate </w:t>
+            </w:r>
+            <w:r>
+              <w:rPr>
+                <w:rFonts w:asciiTheme="minorHAnsi" w:hAnsiTheme="minorHAnsi"/>
+              </w:rPr>
+              <w:t>(</w:t>
+            </w:r>
+            <w:r>
+              <w:rPr>
+                <w:rFonts w:asciiTheme="minorHAnsi" w:hAnsiTheme="minorHAnsi"/>
+              </w:rPr>
+              <w:t>gpm</w:t>
+            </w:r>
+            <w:r>
+              <w:rPr>
+                <w:rFonts w:asciiTheme="minorHAnsi" w:hAnsiTheme="minorHAnsi"/>
+              </w:rPr>
+              <w:t>)</w:t>
+            </w:r>
+          </w:p>
+        </w:tc>
+        <w:tc>
+          <w:tcPr>
+            <w:tcW w:w="6228" w:type="dxa"/>
             <w:gridSpan w:val="2"/>
-            <w:vAlign w:val="center"/>
-          </w:tcPr>
-          <w:p>
-            <w:pPr>
-              <w:keepNext/>
-              <w:rPr>
-                <w:rFonts w:asciiTheme="minorHAnsi" w:hAnsiTheme="minorHAnsi"/>
-              </w:rPr>
-            </w:pPr>
-            <w:r>
-              <w:rPr>
-                <w:rFonts w:asciiTheme="minorHAnsi" w:hAnsiTheme="minorHAnsi"/>
-              </w:rPr>
-              <w:t>Max Pump Flow</w:t>
-            </w:r>
-            <w:r>
-              <w:rPr>
-                <w:rFonts w:asciiTheme="minorHAnsi" w:hAnsiTheme="minorHAnsi"/>
-              </w:rPr>
-              <w:t xml:space="preserve"> Rate </w:t>
-            </w:r>
-            <w:r>
-              <w:rPr>
-                <w:rFonts w:asciiTheme="minorHAnsi" w:hAnsiTheme="minorHAnsi"/>
-              </w:rPr>
-              <w:t>(</w:t>
-            </w:r>
-            <w:proofErr w:type="spellStart"/>
-            <w:r>
-              <w:rPr>
-                <w:rFonts w:asciiTheme="minorHAnsi" w:hAnsiTheme="minorHAnsi"/>
-              </w:rPr>
-              <w:t>gpm</w:t>
-            </w:r>
-            <w:proofErr w:type="spellEnd"/>
-            <w:r>
-              <w:rPr>
-                <w:rFonts w:asciiTheme="minorHAnsi" w:hAnsiTheme="minorHAnsi"/>
-              </w:rPr>
-              <w:t>)</w:t>
-            </w:r>
-          </w:p>
-        </w:tc>
-        <w:tc>
-          <w:tcPr>
-            <w:tcW w:w="6034" w:type="dxa"/>
-            <w:gridSpan w:val="4"/>
           </w:tcPr>
           <w:p>
             <w:pPr>
@@ -2526,7 +2464,7 @@
         </w:trPr>
         <w:tc>
           <w:tcPr>
-            <w:tcW w:w="510" w:type="dxa"/>
+            <w:tcW w:w="665" w:type="dxa"/>
             <w:vAlign w:val="center"/>
           </w:tcPr>
           <w:p>
@@ -2547,89 +2485,89 @@
         </w:tc>
         <w:tc>
           <w:tcPr>
-            <w:tcW w:w="4490" w:type="dxa"/>
+            <w:tcW w:w="7520" w:type="dxa"/>
+            <w:gridSpan w:val="3"/>
+            <w:vAlign w:val="center"/>
+          </w:tcPr>
+          <w:p>
+            <w:pPr>
+              <w:keepNext/>
+              <w:rPr>
+                <w:rFonts w:asciiTheme="minorHAnsi" w:hAnsiTheme="minorHAnsi"/>
+              </w:rPr>
+            </w:pPr>
+            <w:r>
+              <w:rPr>
+                <w:rFonts w:asciiTheme="minorHAnsi" w:hAnsiTheme="minorHAnsi"/>
+              </w:rPr>
+              <w:t xml:space="preserve">Measured </w:t>
+            </w:r>
+            <w:r>
+              <w:rPr>
+                <w:rFonts w:asciiTheme="minorHAnsi" w:hAnsiTheme="minorHAnsi"/>
+              </w:rPr>
+              <w:t>F</w:t>
+            </w:r>
+            <w:r>
+              <w:rPr>
+                <w:rFonts w:asciiTheme="minorHAnsi" w:hAnsiTheme="minorHAnsi"/>
+              </w:rPr>
+              <w:t xml:space="preserve">low </w:t>
+            </w:r>
+            <w:r>
+              <w:rPr>
+                <w:rFonts w:asciiTheme="minorHAnsi" w:hAnsiTheme="minorHAnsi"/>
+              </w:rPr>
+              <w:t>R</w:t>
+            </w:r>
+            <w:r>
+              <w:rPr>
+                <w:rFonts w:asciiTheme="minorHAnsi" w:hAnsiTheme="minorHAnsi"/>
+              </w:rPr>
+              <w:t xml:space="preserve">ate </w:t>
+            </w:r>
+            <w:r>
+              <w:rPr>
+                <w:rFonts w:asciiTheme="minorHAnsi" w:hAnsiTheme="minorHAnsi"/>
+              </w:rPr>
+              <w:t>R</w:t>
+            </w:r>
+            <w:r>
+              <w:rPr>
+                <w:rFonts w:asciiTheme="minorHAnsi" w:hAnsiTheme="minorHAnsi"/>
+              </w:rPr>
+              <w:t xml:space="preserve">eturn </w:t>
+            </w:r>
+            <w:r>
+              <w:rPr>
+                <w:rFonts w:asciiTheme="minorHAnsi" w:hAnsiTheme="minorHAnsi"/>
+              </w:rPr>
+              <w:t>L</w:t>
+            </w:r>
+            <w:r>
+              <w:rPr>
+                <w:rFonts w:asciiTheme="minorHAnsi" w:hAnsiTheme="minorHAnsi"/>
+              </w:rPr>
+              <w:t>ine (</w:t>
+            </w:r>
+            <w:r>
+              <w:rPr>
+                <w:rFonts w:asciiTheme="minorHAnsi" w:hAnsiTheme="minorHAnsi"/>
+              </w:rPr>
+              <w:t>fps</w:t>
+            </w:r>
+            <w:r>
+              <w:rPr>
+                <w:rFonts w:asciiTheme="minorHAnsi" w:hAnsiTheme="minorHAnsi"/>
+              </w:rPr>
+              <w:t>)</w:t>
+            </w:r>
+          </w:p>
+        </w:tc>
+        <w:tc>
+          <w:tcPr>
+            <w:tcW w:w="6228" w:type="dxa"/>
             <w:gridSpan w:val="2"/>
-            <w:vAlign w:val="center"/>
-          </w:tcPr>
-          <w:p>
-            <w:pPr>
-              <w:keepNext/>
-              <w:rPr>
-                <w:rFonts w:asciiTheme="minorHAnsi" w:hAnsiTheme="minorHAnsi"/>
-              </w:rPr>
-            </w:pPr>
-            <w:r>
-              <w:rPr>
-                <w:rFonts w:asciiTheme="minorHAnsi" w:hAnsiTheme="minorHAnsi"/>
-              </w:rPr>
-              <w:t xml:space="preserve">Measured </w:t>
-            </w:r>
-            <w:r>
-              <w:rPr>
-                <w:rFonts w:asciiTheme="minorHAnsi" w:hAnsiTheme="minorHAnsi"/>
-              </w:rPr>
-              <w:t>F</w:t>
-            </w:r>
-            <w:r>
-              <w:rPr>
-                <w:rFonts w:asciiTheme="minorHAnsi" w:hAnsiTheme="minorHAnsi"/>
-              </w:rPr>
-              <w:t xml:space="preserve">low </w:t>
-            </w:r>
-            <w:r>
-              <w:rPr>
-                <w:rFonts w:asciiTheme="minorHAnsi" w:hAnsiTheme="minorHAnsi"/>
-              </w:rPr>
-              <w:t>R</w:t>
-            </w:r>
-            <w:r>
-              <w:rPr>
-                <w:rFonts w:asciiTheme="minorHAnsi" w:hAnsiTheme="minorHAnsi"/>
-              </w:rPr>
-              <w:t xml:space="preserve">ate </w:t>
-            </w:r>
-            <w:r>
-              <w:rPr>
-                <w:rFonts w:asciiTheme="minorHAnsi" w:hAnsiTheme="minorHAnsi"/>
-              </w:rPr>
-              <w:t>R</w:t>
-            </w:r>
-            <w:r>
-              <w:rPr>
-                <w:rFonts w:asciiTheme="minorHAnsi" w:hAnsiTheme="minorHAnsi"/>
-              </w:rPr>
-              <w:t xml:space="preserve">eturn </w:t>
-            </w:r>
-            <w:r>
-              <w:rPr>
-                <w:rFonts w:asciiTheme="minorHAnsi" w:hAnsiTheme="minorHAnsi"/>
-              </w:rPr>
-              <w:t>L</w:t>
-            </w:r>
-            <w:r>
-              <w:rPr>
-                <w:rFonts w:asciiTheme="minorHAnsi" w:hAnsiTheme="minorHAnsi"/>
-              </w:rPr>
-              <w:t>ine (</w:t>
-            </w:r>
-            <w:r>
-              <w:rPr>
-                <w:rFonts w:asciiTheme="minorHAnsi" w:hAnsiTheme="minorHAnsi"/>
-              </w:rPr>
-              <w:t>fps</w:t>
-            </w:r>
-            <w:r>
-              <w:rPr>
-                <w:rFonts w:asciiTheme="minorHAnsi" w:hAnsiTheme="minorHAnsi"/>
-              </w:rPr>
-              <w:t>)</w:t>
-            </w:r>
-          </w:p>
-        </w:tc>
-        <w:tc>
-          <w:tcPr>
-            <w:tcW w:w="6034" w:type="dxa"/>
-            <w:gridSpan w:val="4"/>
           </w:tcPr>
           <w:p>
             <w:pPr>
@@ -2648,7 +2586,7 @@
         </w:trPr>
         <w:tc>
           <w:tcPr>
-            <w:tcW w:w="510" w:type="dxa"/>
+            <w:tcW w:w="665" w:type="dxa"/>
             <w:vAlign w:val="center"/>
           </w:tcPr>
           <w:p>
@@ -2669,101 +2607,101 @@
         </w:tc>
         <w:tc>
           <w:tcPr>
-            <w:tcW w:w="4490" w:type="dxa"/>
+            <w:tcW w:w="7520" w:type="dxa"/>
+            <w:gridSpan w:val="3"/>
+            <w:vAlign w:val="center"/>
+          </w:tcPr>
+          <w:p>
+            <w:pPr>
+              <w:keepNext/>
+              <w:rPr>
+                <w:rFonts w:asciiTheme="minorHAnsi" w:hAnsiTheme="minorHAnsi"/>
+              </w:rPr>
+            </w:pPr>
+            <w:r>
+              <w:rPr>
+                <w:rFonts w:asciiTheme="minorHAnsi" w:hAnsiTheme="minorHAnsi"/>
+              </w:rPr>
+              <w:t xml:space="preserve">Measured </w:t>
+            </w:r>
+            <w:r>
+              <w:rPr>
+                <w:rFonts w:asciiTheme="minorHAnsi" w:hAnsiTheme="minorHAnsi"/>
+              </w:rPr>
+              <w:t>F</w:t>
+            </w:r>
+            <w:r>
+              <w:rPr>
+                <w:rFonts w:asciiTheme="minorHAnsi" w:hAnsiTheme="minorHAnsi"/>
+              </w:rPr>
+              <w:t xml:space="preserve">low </w:t>
+            </w:r>
+            <w:r>
+              <w:rPr>
+                <w:rFonts w:asciiTheme="minorHAnsi" w:hAnsiTheme="minorHAnsi"/>
+              </w:rPr>
+              <w:t>R</w:t>
+            </w:r>
+            <w:r>
+              <w:rPr>
+                <w:rFonts w:asciiTheme="minorHAnsi" w:hAnsiTheme="minorHAnsi"/>
+              </w:rPr>
+              <w:t>ate</w:t>
+            </w:r>
+            <w:r>
+              <w:rPr>
+                <w:rFonts w:asciiTheme="minorHAnsi" w:hAnsiTheme="minorHAnsi"/>
+              </w:rPr>
+              <w:t xml:space="preserve"> </w:t>
+            </w:r>
+            <w:r>
+              <w:rPr>
+                <w:rFonts w:asciiTheme="minorHAnsi" w:hAnsiTheme="minorHAnsi"/>
+              </w:rPr>
+              <w:t>S</w:t>
+            </w:r>
+            <w:r>
+              <w:rPr>
+                <w:rFonts w:asciiTheme="minorHAnsi" w:hAnsiTheme="minorHAnsi"/>
+              </w:rPr>
+              <w:t xml:space="preserve">uction </w:t>
+            </w:r>
+            <w:r>
+              <w:rPr>
+                <w:rFonts w:asciiTheme="minorHAnsi" w:hAnsiTheme="minorHAnsi"/>
+              </w:rPr>
+              <w:t>L</w:t>
+            </w:r>
+            <w:r>
+              <w:rPr>
+                <w:rFonts w:asciiTheme="minorHAnsi" w:hAnsiTheme="minorHAnsi"/>
+              </w:rPr>
+              <w:t>ine</w:t>
+            </w:r>
+            <w:r>
+              <w:rPr>
+                <w:rFonts w:asciiTheme="minorHAnsi" w:hAnsiTheme="minorHAnsi"/>
+              </w:rPr>
+              <w:t xml:space="preserve"> (</w:t>
+            </w:r>
+            <w:r>
+              <w:rPr>
+                <w:rFonts w:asciiTheme="minorHAnsi" w:hAnsiTheme="minorHAnsi"/>
+              </w:rPr>
+              <w:t>fps</w:t>
+            </w:r>
+            <w:r>
+              <w:rPr>
+                <w:rFonts w:asciiTheme="minorHAnsi" w:hAnsiTheme="minorHAnsi"/>
+              </w:rPr>
+              <w:t>)</w:t>
+            </w:r>
+          </w:p>
+        </w:tc>
+        <w:tc>
+          <w:tcPr>
+            <w:tcW w:w="6228" w:type="dxa"/>
             <w:gridSpan w:val="2"/>
-            <w:vAlign w:val="center"/>
-          </w:tcPr>
-          <w:p>
-            <w:pPr>
-              <w:keepNext/>
-              <w:rPr>
-                <w:rFonts w:asciiTheme="minorHAnsi" w:hAnsiTheme="minorHAnsi"/>
-              </w:rPr>
-            </w:pPr>
-            <w:r>
-              <w:rPr>
-                <w:rFonts w:asciiTheme="minorHAnsi" w:hAnsiTheme="minorHAnsi"/>
-              </w:rPr>
-              <w:t xml:space="preserve">Measured </w:t>
-            </w:r>
-            <w:r>
-              <w:rPr>
-                <w:rFonts w:asciiTheme="minorHAnsi" w:hAnsiTheme="minorHAnsi"/>
-              </w:rPr>
-              <w:t>F</w:t>
-            </w:r>
-            <w:r>
-              <w:rPr>
-                <w:rFonts w:asciiTheme="minorHAnsi" w:hAnsiTheme="minorHAnsi"/>
-              </w:rPr>
-              <w:t xml:space="preserve">low </w:t>
-            </w:r>
-            <w:r>
-              <w:rPr>
-                <w:rFonts w:asciiTheme="minorHAnsi" w:hAnsiTheme="minorHAnsi"/>
-              </w:rPr>
-              <w:t>R</w:t>
-            </w:r>
-            <w:r>
-              <w:rPr>
-                <w:rFonts w:asciiTheme="minorHAnsi" w:hAnsiTheme="minorHAnsi"/>
-              </w:rPr>
-              <w:t>ate</w:t>
-            </w:r>
-            <w:r>
-              <w:rPr>
-                <w:rFonts w:asciiTheme="minorHAnsi" w:hAnsiTheme="minorHAnsi"/>
-              </w:rPr>
-              <w:t xml:space="preserve"> </w:t>
-            </w:r>
-            <w:r>
-              <w:rPr>
-                <w:rFonts w:asciiTheme="minorHAnsi" w:hAnsiTheme="minorHAnsi"/>
-              </w:rPr>
-              <w:t>S</w:t>
-            </w:r>
-            <w:r>
-              <w:rPr>
-                <w:rFonts w:asciiTheme="minorHAnsi" w:hAnsiTheme="minorHAnsi"/>
-              </w:rPr>
-              <w:t xml:space="preserve">uction </w:t>
-            </w:r>
-            <w:r>
-              <w:rPr>
-                <w:rFonts w:asciiTheme="minorHAnsi" w:hAnsiTheme="minorHAnsi"/>
-              </w:rPr>
-              <w:t>L</w:t>
-            </w:r>
-            <w:r>
-              <w:rPr>
-                <w:rFonts w:asciiTheme="minorHAnsi" w:hAnsiTheme="minorHAnsi"/>
-              </w:rPr>
-              <w:t>ine</w:t>
-            </w:r>
-            <w:r>
-              <w:rPr>
-                <w:rFonts w:asciiTheme="minorHAnsi" w:hAnsiTheme="minorHAnsi"/>
-              </w:rPr>
-              <w:t xml:space="preserve"> (</w:t>
-            </w:r>
-            <w:r>
-              <w:rPr>
-                <w:rFonts w:asciiTheme="minorHAnsi" w:hAnsiTheme="minorHAnsi"/>
-              </w:rPr>
-              <w:t>fps</w:t>
-            </w:r>
-            <w:r>
-              <w:rPr>
-                <w:rFonts w:asciiTheme="minorHAnsi" w:hAnsiTheme="minorHAnsi"/>
-              </w:rPr>
-              <w:t>)</w:t>
-            </w:r>
-          </w:p>
-        </w:tc>
-        <w:tc>
-          <w:tcPr>
-            <w:tcW w:w="6034" w:type="dxa"/>
-            <w:gridSpan w:val="4"/>
           </w:tcPr>
           <w:p>
             <w:pPr>
@@ -2782,7 +2720,7 @@
         </w:trPr>
         <w:tc>
           <w:tcPr>
-            <w:tcW w:w="510" w:type="dxa"/>
+            <w:tcW w:w="665" w:type="dxa"/>
             <w:vAlign w:val="center"/>
           </w:tcPr>
           <w:p>
@@ -2803,47 +2741,47 @@
         </w:tc>
         <w:tc>
           <w:tcPr>
-            <w:tcW w:w="4490" w:type="dxa"/>
+            <w:tcW w:w="7520" w:type="dxa"/>
+            <w:gridSpan w:val="3"/>
+            <w:vAlign w:val="center"/>
+          </w:tcPr>
+          <w:p>
+            <w:pPr>
+              <w:keepNext/>
+              <w:rPr>
+                <w:rFonts w:asciiTheme="minorHAnsi" w:hAnsiTheme="minorHAnsi"/>
+              </w:rPr>
+            </w:pPr>
+            <w:r>
+              <w:rPr>
+                <w:rFonts w:asciiTheme="minorHAnsi" w:hAnsiTheme="minorHAnsi"/>
+              </w:rPr>
+              <w:t xml:space="preserve">Compliance </w:t>
+            </w:r>
+            <w:r>
+              <w:rPr>
+                <w:rFonts w:asciiTheme="minorHAnsi" w:hAnsiTheme="minorHAnsi"/>
+              </w:rPr>
+              <w:t>S</w:t>
+            </w:r>
+            <w:r>
+              <w:rPr>
+                <w:rFonts w:asciiTheme="minorHAnsi" w:hAnsiTheme="minorHAnsi"/>
+              </w:rPr>
+              <w:t>tatement</w:t>
+            </w:r>
+            <w:r>
+              <w:rPr>
+                <w:rFonts w:asciiTheme="minorHAnsi" w:hAnsiTheme="minorHAnsi"/>
+              </w:rPr>
+              <w:t>:</w:t>
+            </w:r>
+          </w:p>
+        </w:tc>
+        <w:tc>
+          <w:tcPr>
+            <w:tcW w:w="6228" w:type="dxa"/>
             <w:gridSpan w:val="2"/>
-            <w:vAlign w:val="center"/>
-          </w:tcPr>
-          <w:p>
-            <w:pPr>
-              <w:keepNext/>
-              <w:rPr>
-                <w:rFonts w:asciiTheme="minorHAnsi" w:hAnsiTheme="minorHAnsi"/>
-              </w:rPr>
-            </w:pPr>
-            <w:r>
-              <w:rPr>
-                <w:rFonts w:asciiTheme="minorHAnsi" w:hAnsiTheme="minorHAnsi"/>
-              </w:rPr>
-              <w:t xml:space="preserve">Compliance </w:t>
-            </w:r>
-            <w:r>
-              <w:rPr>
-                <w:rFonts w:asciiTheme="minorHAnsi" w:hAnsiTheme="minorHAnsi"/>
-              </w:rPr>
-              <w:t>S</w:t>
-            </w:r>
-            <w:r>
-              <w:rPr>
-                <w:rFonts w:asciiTheme="minorHAnsi" w:hAnsiTheme="minorHAnsi"/>
-              </w:rPr>
-              <w:t>tatement</w:t>
-            </w:r>
-            <w:r>
-              <w:rPr>
-                <w:rFonts w:asciiTheme="minorHAnsi" w:hAnsiTheme="minorHAnsi"/>
-              </w:rPr>
-              <w:t>:</w:t>
-            </w:r>
-          </w:p>
-        </w:tc>
-        <w:tc>
-          <w:tcPr>
-            <w:tcW w:w="6034" w:type="dxa"/>
-            <w:gridSpan w:val="4"/>
           </w:tcPr>
           <w:p>
             <w:pPr>
@@ -2861,8 +2799,8 @@
         </w:trPr>
         <w:tc>
           <w:tcPr>
-            <w:tcW w:w="11034" w:type="dxa"/>
-            <w:gridSpan w:val="7"/>
+            <w:tcW w:w="14413" w:type="dxa"/>
+            <w:gridSpan w:val="6"/>
           </w:tcPr>
           <w:p>
             <w:pPr>
@@ -2899,8 +2837,8 @@
         <w:tblLook w:val="04A0" w:firstRow="1" w:lastRow="0" w:firstColumn="1" w:lastColumn="0" w:noHBand="0" w:noVBand="1"/>
       </w:tblPr>
       <w:tblGrid>
-        <w:gridCol w:w="520"/>
-        <w:gridCol w:w="10287"/>
+        <w:gridCol w:w="682"/>
+        <w:gridCol w:w="13731"/>
       </w:tblGrid>
       <w:tr>
         <w:tc>
@@ -2935,9 +2873,16 @@
                 <w:rFonts w:asciiTheme="minorHAnsi" w:hAnsiTheme="minorHAnsi"/>
                 <w:b/>
               </w:rPr>
-              <w:t>Pool System Piping</w:t>
-            </w:r>
-            <w:ins w:id="2" w:author="Tam, Danny@Energy" w:date="2024-01-24T10:31:00Z">
+              <w:t xml:space="preserve">Pool System Piping </w:t>
+            </w:r>
+            <w:ins w:id="1" w:author="Alhabibi, Haider@Energy" w:date="2024-03-05T10:38:00Z">
+              <w:r>
+                <w:rPr>
+                  <w:rFonts w:asciiTheme="minorHAnsi" w:hAnsiTheme="minorHAnsi"/>
+                  <w:b/>
+                </w:rPr>
+                <w:t>for System Serving Single Tenant Only</w:t>
+              </w:r>
               <w:r>
                 <w:rPr>
                   <w:rFonts w:asciiTheme="minorHAnsi" w:hAnsiTheme="minorHAnsi"/>
@@ -2945,21 +2890,7 @@
                 </w:rPr>
                 <w:t xml:space="preserve"> </w:t>
               </w:r>
-              <w:r>
-                <w:rPr>
-                  <w:rFonts w:asciiTheme="minorHAnsi" w:hAnsiTheme="minorHAnsi"/>
-                  <w:b/>
-                </w:rPr>
-                <w:t>for System Serving Single Tenant Only</w:t>
-              </w:r>
             </w:ins>
-            <w:r>
-              <w:rPr>
-                <w:rFonts w:asciiTheme="minorHAnsi" w:hAnsiTheme="minorHAnsi"/>
-                <w:b/>
-              </w:rPr>
-              <w:t xml:space="preserve"> </w:t>
-            </w:r>
             <w:r>
               <w:rPr>
                 <w:rFonts w:asciiTheme="minorHAnsi" w:hAnsiTheme="minorHAnsi"/>
@@ -3147,8 +3078,8 @@
         <w:tblLook w:val="04A0" w:firstRow="1" w:lastRow="0" w:firstColumn="1" w:lastColumn="0" w:noHBand="0" w:noVBand="1"/>
       </w:tblPr>
       <w:tblGrid>
-        <w:gridCol w:w="506"/>
-        <w:gridCol w:w="10301"/>
+        <w:gridCol w:w="664"/>
+        <w:gridCol w:w="13749"/>
       </w:tblGrid>
       <w:tr>
         <w:tc>
@@ -3190,7 +3121,7 @@
               </w:rPr>
               <w:t xml:space="preserve"> </w:t>
             </w:r>
-            <w:ins w:id="3" w:author="Tam, Danny@Energy" w:date="2024-01-24T10:35:00Z">
+            <w:ins w:id="2" w:author="Alhabibi, Haider@Energy" w:date="2024-03-05T10:38:00Z">
               <w:r>
                 <w:rPr>
                   <w:rFonts w:asciiTheme="minorHAnsi" w:hAnsiTheme="minorHAnsi"/>
@@ -3364,14 +3295,6 @@
         </w:tc>
       </w:tr>
     </w:tbl>
-    <w:p>
-      <w:pPr>
-        <w:ind w:hanging="677"/>
-        <w:rPr>
-          <w:rFonts w:asciiTheme="minorHAnsi" w:hAnsiTheme="minorHAnsi"/>
-        </w:rPr>
-      </w:pPr>
-    </w:p>
     <w:p>
       <w:pPr>
         <w:contextualSpacing/>
@@ -3400,10 +3323,10 @@
         <w:tblLook w:val="0000" w:firstRow="0" w:lastRow="0" w:firstColumn="0" w:lastColumn="0" w:noHBand="0" w:noVBand="0"/>
       </w:tblPr>
       <w:tblGrid>
-        <w:gridCol w:w="5214"/>
-        <w:gridCol w:w="266"/>
-        <w:gridCol w:w="2507"/>
-        <w:gridCol w:w="2775"/>
+        <w:gridCol w:w="7196"/>
+        <w:gridCol w:w="119"/>
+        <w:gridCol w:w="3346"/>
+        <w:gridCol w:w="3692"/>
       </w:tblGrid>
       <w:tr>
         <w:trPr>
@@ -3411,7 +3334,7 @@
         </w:trPr>
         <w:tc>
           <w:tcPr>
-            <w:tcW w:w="10943" w:type="dxa"/>
+            <w:tcW w:w="14353" w:type="dxa"/>
             <w:gridSpan w:val="4"/>
             <w:vAlign w:val="center"/>
           </w:tcPr>
@@ -3447,7 +3370,7 @@
                 <w:b/>
               </w:rPr>
             </w:pPr>
-            <w:bookmarkStart w:id="4" w:name="_Hlk86243627"/>
+            <w:bookmarkStart w:id="3" w:name="_Hlk86243627"/>
             <w:r>
               <w:rPr>
                 <w:rFonts w:asciiTheme="minorHAnsi" w:hAnsiTheme="minorHAnsi" w:cs="Arial"/>
@@ -3466,7 +3389,7 @@
         </w:trPr>
         <w:tc>
           <w:tcPr>
-            <w:tcW w:w="10943" w:type="dxa"/>
+            <w:tcW w:w="14353" w:type="dxa"/>
             <w:gridSpan w:val="4"/>
             <w:vAlign w:val="center"/>
           </w:tcPr>
@@ -3502,12 +3425,13 @@
         </w:trPr>
         <w:tc>
           <w:tcPr>
-            <w:tcW w:w="5577" w:type="dxa"/>
+            <w:tcW w:w="7315" w:type="dxa"/>
             <w:gridSpan w:val="2"/>
           </w:tcPr>
           <w:p>
             <w:pPr>
               <w:keepNext/>
+              <w:spacing w:line="600" w:lineRule="auto"/>
               <w:rPr>
                 <w:rFonts w:asciiTheme="minorHAnsi" w:hAnsiTheme="minorHAnsi"/>
               </w:rPr>
@@ -3522,12 +3446,13 @@
         </w:tc>
         <w:tc>
           <w:tcPr>
-            <w:tcW w:w="5366" w:type="dxa"/>
+            <w:tcW w:w="7038" w:type="dxa"/>
             <w:gridSpan w:val="2"/>
           </w:tcPr>
           <w:p>
             <w:pPr>
               <w:keepNext/>
+              <w:spacing w:line="600" w:lineRule="auto"/>
               <w:rPr>
                 <w:rFonts w:asciiTheme="minorHAnsi" w:hAnsiTheme="minorHAnsi"/>
               </w:rPr>
@@ -3547,12 +3472,13 @@
         </w:trPr>
         <w:tc>
           <w:tcPr>
-            <w:tcW w:w="5577" w:type="dxa"/>
+            <w:tcW w:w="7315" w:type="dxa"/>
             <w:gridSpan w:val="2"/>
           </w:tcPr>
           <w:p>
             <w:pPr>
               <w:keepNext/>
+              <w:spacing w:line="600" w:lineRule="auto"/>
               <w:rPr>
                 <w:rFonts w:asciiTheme="minorHAnsi" w:hAnsiTheme="minorHAnsi"/>
               </w:rPr>
@@ -3567,12 +3493,13 @@
         </w:tc>
         <w:tc>
           <w:tcPr>
-            <w:tcW w:w="5366" w:type="dxa"/>
+            <w:tcW w:w="7038" w:type="dxa"/>
             <w:gridSpan w:val="2"/>
           </w:tcPr>
           <w:p>
             <w:pPr>
               <w:keepNext/>
+              <w:spacing w:line="600" w:lineRule="auto"/>
               <w:rPr>
                 <w:rFonts w:asciiTheme="minorHAnsi" w:hAnsiTheme="minorHAnsi"/>
               </w:rPr>
@@ -3592,12 +3519,13 @@
         </w:trPr>
         <w:tc>
           <w:tcPr>
-            <w:tcW w:w="5577" w:type="dxa"/>
+            <w:tcW w:w="7315" w:type="dxa"/>
             <w:gridSpan w:val="2"/>
           </w:tcPr>
           <w:p>
             <w:pPr>
               <w:keepNext/>
+              <w:spacing w:line="600" w:lineRule="auto"/>
               <w:rPr>
                 <w:rFonts w:asciiTheme="minorHAnsi" w:hAnsiTheme="minorHAnsi"/>
               </w:rPr>
@@ -3612,12 +3540,13 @@
         </w:tc>
         <w:tc>
           <w:tcPr>
-            <w:tcW w:w="5366" w:type="dxa"/>
+            <w:tcW w:w="7038" w:type="dxa"/>
             <w:gridSpan w:val="2"/>
           </w:tcPr>
           <w:p>
             <w:pPr>
               <w:keepNext/>
+              <w:spacing w:line="600" w:lineRule="auto"/>
               <w:rPr>
                 <w:rFonts w:asciiTheme="minorHAnsi" w:hAnsiTheme="minorHAnsi"/>
               </w:rPr>
@@ -3637,12 +3566,13 @@
         </w:trPr>
         <w:tc>
           <w:tcPr>
-            <w:tcW w:w="5577" w:type="dxa"/>
+            <w:tcW w:w="7315" w:type="dxa"/>
             <w:gridSpan w:val="2"/>
           </w:tcPr>
           <w:p>
             <w:pPr>
               <w:keepNext/>
+              <w:spacing w:line="600" w:lineRule="auto"/>
               <w:rPr>
                 <w:rFonts w:asciiTheme="minorHAnsi" w:hAnsiTheme="minorHAnsi"/>
               </w:rPr>
@@ -3657,12 +3587,13 @@
         </w:tc>
         <w:tc>
           <w:tcPr>
-            <w:tcW w:w="5366" w:type="dxa"/>
+            <w:tcW w:w="7038" w:type="dxa"/>
             <w:gridSpan w:val="2"/>
           </w:tcPr>
           <w:p>
             <w:pPr>
               <w:keepNext/>
+              <w:spacing w:line="600" w:lineRule="auto"/>
               <w:rPr>
                 <w:rFonts w:asciiTheme="minorHAnsi" w:hAnsiTheme="minorHAnsi"/>
               </w:rPr>
@@ -3688,7 +3619,7 @@
         </w:trPr>
         <w:tc>
           <w:tcPr>
-            <w:tcW w:w="10943" w:type="dxa"/>
+            <w:tcW w:w="14353" w:type="dxa"/>
             <w:gridSpan w:val="4"/>
             <w:vAlign w:val="center"/>
           </w:tcPr>
@@ -3719,6 +3650,7 @@
                 <w:tab w:val="left" w:pos="30672"/>
               </w:tabs>
               <w:suppressAutoHyphens/>
+              <w:spacing w:line="360" w:lineRule="auto"/>
               <w:rPr>
                 <w:rFonts w:asciiTheme="minorHAnsi" w:hAnsiTheme="minorHAnsi"/>
               </w:rPr>
@@ -3746,7 +3678,7 @@
         </w:trPr>
         <w:tc>
           <w:tcPr>
-            <w:tcW w:w="10943" w:type="dxa"/>
+            <w:tcW w:w="14353" w:type="dxa"/>
             <w:gridSpan w:val="4"/>
           </w:tcPr>
           <w:p>
@@ -3868,21 +3800,7 @@
               <w:rPr>
                 <w:rFonts w:asciiTheme="minorHAnsi" w:hAnsiTheme="minorHAnsi" w:cstheme="minorHAnsi"/>
               </w:rPr>
-              <w:t xml:space="preserve">The constructed or installed features, materials, </w:t>
-            </w:r>
-            <w:proofErr w:type="gramStart"/>
-            <w:r>
-              <w:rPr>
-                <w:rFonts w:asciiTheme="minorHAnsi" w:hAnsiTheme="minorHAnsi" w:cstheme="minorHAnsi"/>
-              </w:rPr>
-              <w:t>components</w:t>
-            </w:r>
-            <w:proofErr w:type="gramEnd"/>
-            <w:r>
-              <w:rPr>
-                <w:rFonts w:asciiTheme="minorHAnsi" w:hAnsiTheme="minorHAnsi" w:cstheme="minorHAnsi"/>
-              </w:rPr>
-              <w:t xml:space="preserve"> or manufactured devices (the installation) identified on this Certificate of Installation conforms to all applicable codes and regulations and the installation conforms to the requirements given on the Certificate of Compliance, plans, and specifications approved by the enforcement agency.</w:t>
+              <w:t>The constructed or installed features, materials, components or manufactured devices (the installation) identified on this Certificate of Installation conforms to all applicable codes and regulations and the installation conforms to the requirements given on the Certificate of Compliance, plans, and specifications approved by the enforcement agency.</w:t>
             </w:r>
           </w:p>
           <w:p>
@@ -3906,21 +3824,7 @@
               <w:rPr>
                 <w:rFonts w:asciiTheme="minorHAnsi" w:hAnsiTheme="minorHAnsi" w:cstheme="minorHAnsi"/>
               </w:rPr>
-              <w:t xml:space="preserve">I understand that a registered copy of this Certificate of Installation shall be posted or made available with the building permit(s) issued for the </w:t>
-            </w:r>
-            <w:proofErr w:type="gramStart"/>
-            <w:r>
-              <w:rPr>
-                <w:rFonts w:asciiTheme="minorHAnsi" w:hAnsiTheme="minorHAnsi" w:cstheme="minorHAnsi"/>
-              </w:rPr>
-              <w:t>building, and</w:t>
-            </w:r>
-            <w:proofErr w:type="gramEnd"/>
-            <w:r>
-              <w:rPr>
-                <w:rFonts w:asciiTheme="minorHAnsi" w:hAnsiTheme="minorHAnsi" w:cstheme="minorHAnsi"/>
-              </w:rPr>
-              <w:t xml:space="preserve"> made available to the enforcement agency for all applicable inspections, and I will take the necessary steps to ensure this requirement is accomplished. </w:t>
+              <w:t xml:space="preserve">I understand that a registered copy of this Certificate of Installation shall be posted or made available with the building permit(s) issued for the building, and made available to the enforcement agency for all applicable inspections, and I will take the necessary steps to ensure this requirement is accomplished. </w:t>
             </w:r>
           </w:p>
           <w:p>
@@ -3958,7 +3862,7 @@
         </w:trPr>
         <w:tc>
           <w:tcPr>
-            <w:tcW w:w="5307" w:type="dxa"/>
+            <w:tcW w:w="7196" w:type="dxa"/>
           </w:tcPr>
           <w:p>
             <w:pPr>
@@ -3987,7 +3891,7 @@
                 <w:tab w:val="left" w:pos="30672"/>
               </w:tabs>
               <w:suppressAutoHyphens/>
-              <w:spacing w:after="60"/>
+              <w:spacing w:after="60" w:line="480" w:lineRule="auto"/>
               <w:ind w:right="90"/>
               <w:rPr>
                 <w:rFonts w:asciiTheme="minorHAnsi" w:hAnsiTheme="minorHAnsi"/>
@@ -4003,7 +3907,7 @@
         </w:tc>
         <w:tc>
           <w:tcPr>
-            <w:tcW w:w="5636" w:type="dxa"/>
+            <w:tcW w:w="7157" w:type="dxa"/>
             <w:gridSpan w:val="3"/>
           </w:tcPr>
           <w:p>
@@ -4033,7 +3937,7 @@
                 <w:tab w:val="left" w:pos="30672"/>
               </w:tabs>
               <w:suppressAutoHyphens/>
-              <w:spacing w:after="60"/>
+              <w:spacing w:after="60" w:line="480" w:lineRule="auto"/>
               <w:ind w:right="90"/>
               <w:rPr>
                 <w:rFonts w:asciiTheme="minorHAnsi" w:hAnsiTheme="minorHAnsi"/>
@@ -4060,7 +3964,7 @@
         </w:trPr>
         <w:tc>
           <w:tcPr>
-            <w:tcW w:w="5307" w:type="dxa"/>
+            <w:tcW w:w="7196" w:type="dxa"/>
             <w:tcBorders>
               <w:top w:val="single" w:sz="4" w:space="0" w:color="auto"/>
               <w:left w:val="single" w:sz="4" w:space="0" w:color="auto"/>
@@ -4095,7 +3999,7 @@
                 <w:tab w:val="left" w:pos="30672"/>
               </w:tabs>
               <w:suppressAutoHyphens/>
-              <w:spacing w:after="60"/>
+              <w:spacing w:after="60" w:line="480" w:lineRule="auto"/>
               <w:ind w:right="90"/>
               <w:rPr>
                 <w:rFonts w:asciiTheme="minorHAnsi" w:hAnsiTheme="minorHAnsi"/>
@@ -4111,7 +4015,7 @@
         </w:tc>
         <w:tc>
           <w:tcPr>
-            <w:tcW w:w="5636" w:type="dxa"/>
+            <w:tcW w:w="7157" w:type="dxa"/>
             <w:gridSpan w:val="3"/>
             <w:tcBorders>
               <w:top w:val="single" w:sz="4" w:space="0" w:color="auto"/>
@@ -4147,7 +4051,7 @@
                 <w:tab w:val="left" w:pos="30672"/>
               </w:tabs>
               <w:suppressAutoHyphens/>
-              <w:spacing w:after="60"/>
+              <w:spacing w:after="60" w:line="480" w:lineRule="auto"/>
               <w:ind w:right="90"/>
               <w:rPr>
                 <w:rFonts w:asciiTheme="minorHAnsi" w:hAnsiTheme="minorHAnsi"/>
@@ -4174,7 +4078,7 @@
         </w:trPr>
         <w:tc>
           <w:tcPr>
-            <w:tcW w:w="5307" w:type="dxa"/>
+            <w:tcW w:w="7196" w:type="dxa"/>
             <w:tcBorders>
               <w:top w:val="single" w:sz="4" w:space="0" w:color="auto"/>
               <w:left w:val="single" w:sz="4" w:space="0" w:color="auto"/>
@@ -4209,7 +4113,7 @@
                 <w:tab w:val="left" w:pos="30672"/>
               </w:tabs>
               <w:suppressAutoHyphens/>
-              <w:spacing w:after="60"/>
+              <w:spacing w:after="60" w:line="480" w:lineRule="auto"/>
               <w:ind w:right="90"/>
               <w:rPr>
                 <w:rFonts w:asciiTheme="minorHAnsi" w:hAnsiTheme="minorHAnsi"/>
@@ -4225,7 +4129,7 @@
         </w:tc>
         <w:tc>
           <w:tcPr>
-            <w:tcW w:w="5636" w:type="dxa"/>
+            <w:tcW w:w="7157" w:type="dxa"/>
             <w:gridSpan w:val="3"/>
             <w:tcBorders>
               <w:top w:val="single" w:sz="4" w:space="0" w:color="auto"/>
@@ -4261,7 +4165,7 @@
                 <w:tab w:val="left" w:pos="30672"/>
               </w:tabs>
               <w:suppressAutoHyphens/>
-              <w:spacing w:after="60"/>
+              <w:spacing w:after="60" w:line="480" w:lineRule="auto"/>
               <w:ind w:right="90"/>
               <w:rPr>
                 <w:rFonts w:asciiTheme="minorHAnsi" w:hAnsiTheme="minorHAnsi"/>
@@ -4288,7 +4192,7 @@
         </w:trPr>
         <w:tc>
           <w:tcPr>
-            <w:tcW w:w="5307" w:type="dxa"/>
+            <w:tcW w:w="7196" w:type="dxa"/>
             <w:tcBorders>
               <w:top w:val="single" w:sz="4" w:space="0" w:color="auto"/>
               <w:left w:val="single" w:sz="4" w:space="0" w:color="auto"/>
@@ -4323,7 +4227,7 @@
                 <w:tab w:val="left" w:pos="30672"/>
               </w:tabs>
               <w:suppressAutoHyphens/>
-              <w:spacing w:after="60"/>
+              <w:spacing w:after="60" w:line="480" w:lineRule="auto"/>
               <w:ind w:right="90"/>
               <w:rPr>
                 <w:rFonts w:asciiTheme="minorHAnsi" w:hAnsiTheme="minorHAnsi"/>
@@ -4339,7 +4243,7 @@
         </w:tc>
         <w:tc>
           <w:tcPr>
-            <w:tcW w:w="2821" w:type="dxa"/>
+            <w:tcW w:w="3465" w:type="dxa"/>
             <w:gridSpan w:val="2"/>
             <w:tcBorders>
               <w:top w:val="single" w:sz="4" w:space="0" w:color="auto"/>
@@ -4375,7 +4279,7 @@
                 <w:tab w:val="left" w:pos="30672"/>
               </w:tabs>
               <w:suppressAutoHyphens/>
-              <w:spacing w:after="60"/>
+              <w:spacing w:after="60" w:line="480" w:lineRule="auto"/>
               <w:ind w:right="90"/>
               <w:rPr>
                 <w:rFonts w:asciiTheme="minorHAnsi" w:hAnsiTheme="minorHAnsi"/>
@@ -4391,7 +4295,7 @@
         </w:tc>
         <w:tc>
           <w:tcPr>
-            <w:tcW w:w="2815" w:type="dxa"/>
+            <w:tcW w:w="3692" w:type="dxa"/>
             <w:tcBorders>
               <w:top w:val="single" w:sz="4" w:space="0" w:color="auto"/>
               <w:left w:val="single" w:sz="4" w:space="0" w:color="auto"/>
@@ -4426,7 +4330,7 @@
                 <w:tab w:val="left" w:pos="30672"/>
               </w:tabs>
               <w:suppressAutoHyphens/>
-              <w:spacing w:after="60"/>
+              <w:spacing w:after="60" w:line="480" w:lineRule="auto"/>
               <w:ind w:right="90"/>
               <w:rPr>
                 <w:rFonts w:asciiTheme="minorHAnsi" w:hAnsiTheme="minorHAnsi"/>
@@ -4441,16 +4345,8 @@
           </w:p>
         </w:tc>
       </w:tr>
-      <w:bookmarkEnd w:id="4"/>
+      <w:bookmarkEnd w:id="3"/>
     </w:tbl>
-    <w:p>
-      <w:pPr>
-        <w:contextualSpacing/>
-        <w:rPr>
-          <w:rFonts w:asciiTheme="minorHAnsi" w:hAnsiTheme="minorHAnsi"/>
-        </w:rPr>
-      </w:pPr>
-    </w:p>
     <w:p>
       <w:pPr>
         <w:contextualSpacing/>
@@ -4468,12 +4364,20 @@
         <w:sectPr>
           <w:headerReference w:type="even" r:id="rId12"/>
           <w:headerReference w:type="default" r:id="rId13"/>
-          <w:footerReference w:type="default" r:id="rId14"/>
-          <w:headerReference w:type="first" r:id="rId15"/>
-          <w:pgSz w:w="12240" w:h="15840" w:code="1"/>
+          <w:footerReference w:type="even" r:id="rId14"/>
+          <w:footerReference w:type="default" r:id="rId15"/>
+          <w:headerReference w:type="first" r:id="rId16"/>
+          <w:footerReference w:type="first" r:id="rId17"/>
+          <w:pgSz w:w="15840" w:h="12240" w:orient="landscape" w:code="1"/>
           <w:pgMar w:top="720" w:right="720" w:bottom="720" w:left="720" w:header="432" w:footer="432" w:gutter="0"/>
           <w:cols w:space="720"/>
           <w:docGrid w:linePitch="272"/>
+          <w:sectPrChange w:id="6" w:author="Alhabibi, Haider@Energy" w:date="2024-03-05T10:16:00Z">
+            <w:sectPr>
+              <w:pgSz w:w="12240" w:h="15840" w:orient="portrait"/>
+              <w:pgMar w:top="720" w:right="720" w:bottom="720" w:left="720" w:header="432" w:footer="432" w:gutter="0"/>
+            </w:sectPr>
+          </w:sectPrChange>
         </w:sectPr>
       </w:pPr>
     </w:p>
@@ -4487,7 +4391,7 @@
           <w:sz w:val="28"/>
         </w:rPr>
       </w:pPr>
-      <w:del w:id="10" w:author="Alhabibi, Haider@Energy [2]" w:date="2023-11-22T12:07:00Z">
+      <w:del w:id="7" w:author="Alhabibi, Haider@Energy" w:date="2024-03-05T10:39:00Z">
         <w:r>
           <w:rPr>
             <w:rFonts w:asciiTheme="minorHAnsi" w:hAnsiTheme="minorHAnsi"/>
@@ -4497,22 +4401,13 @@
           <w:delText>CF2R</w:delText>
         </w:r>
       </w:del>
-      <w:ins w:id="11" w:author="Alhabibi, Haider@Energy [2]" w:date="2023-11-22T12:07:00Z">
+      <w:ins w:id="8" w:author="Alhabibi, Haider@Energy" w:date="2024-03-05T10:39:00Z">
         <w:r>
           <w:rPr>
             <w:rFonts w:asciiTheme="minorHAnsi" w:hAnsiTheme="minorHAnsi"/>
             <w:b/>
           </w:rPr>
-          <w:t>L</w:t>
-        </w:r>
-      </w:ins>
-      <w:ins w:id="12" w:author="Alhabibi, Haider@Energy [2]" w:date="2023-11-22T12:08:00Z">
-        <w:r>
-          <w:rPr>
-            <w:rFonts w:asciiTheme="minorHAnsi" w:hAnsiTheme="minorHAnsi"/>
-            <w:b/>
-          </w:rPr>
-          <w:t>MCI</w:t>
+          <w:t>LMCI</w:t>
         </w:r>
       </w:ins>
       <w:r>
@@ -4696,7 +4591,7 @@
         </w:rPr>
         <w:t xml:space="preserve"> </w:t>
       </w:r>
-      <w:ins w:id="13" w:author="Alhabibi, Haider@Energy" w:date="2024-01-25T08:11:00Z">
+      <w:ins w:id="9" w:author="Alhabibi, Haider@Energy" w:date="2024-03-05T10:39:00Z">
         <w:r>
           <w:rPr>
             <w:rFonts w:asciiTheme="minorHAnsi" w:hAnsiTheme="minorHAnsi"/>
@@ -4729,21 +4624,7 @@
         <w:rPr>
           <w:rFonts w:asciiTheme="minorHAnsi" w:hAnsiTheme="minorHAnsi"/>
         </w:rPr>
-        <w:t xml:space="preserve">The pool filtration flow rate may not be greater than the rate needed to turn over the pool water volume in 6 hours or 36 </w:t>
-      </w:r>
-      <w:proofErr w:type="spellStart"/>
-      <w:r>
-        <w:rPr>
-          <w:rFonts w:asciiTheme="minorHAnsi" w:hAnsiTheme="minorHAnsi"/>
-        </w:rPr>
-        <w:t>gpm</w:t>
-      </w:r>
-      <w:proofErr w:type="spellEnd"/>
-      <w:r>
-        <w:rPr>
-          <w:rFonts w:asciiTheme="minorHAnsi" w:hAnsiTheme="minorHAnsi"/>
-        </w:rPr>
-        <w:t xml:space="preserve">, whichever is greater. Calculate Max Flow Rate using the following equation:  </w:t>
+        <w:t xml:space="preserve">The pool filtration flow rate may not be greater than the rate needed to turn over the pool water volume in 6 hours or 36 gpm, whichever is greater. Calculate Max Flow Rate using the following equation:  </w:t>
       </w:r>
     </w:p>
     <w:p>
@@ -4761,21 +4642,7 @@
         <w:rPr>
           <w:rFonts w:asciiTheme="minorHAnsi" w:hAnsiTheme="minorHAnsi"/>
         </w:rPr>
-        <w:t>Max Flow Rate (</w:t>
-      </w:r>
-      <w:proofErr w:type="spellStart"/>
-      <w:r>
-        <w:rPr>
-          <w:rFonts w:asciiTheme="minorHAnsi" w:hAnsiTheme="minorHAnsi"/>
-        </w:rPr>
-        <w:t>gpm</w:t>
-      </w:r>
-      <w:proofErr w:type="spellEnd"/>
-      <w:r>
-        <w:rPr>
-          <w:rFonts w:asciiTheme="minorHAnsi" w:hAnsiTheme="minorHAnsi"/>
-        </w:rPr>
-        <w:t xml:space="preserve">) = </w:t>
+        <w:t xml:space="preserve">Max Flow Rate (gpm) = </w:t>
       </w:r>
       <w:r>
         <w:rPr>
@@ -4842,21 +4709,7 @@
         <w:rPr>
           <w:rFonts w:asciiTheme="minorHAnsi" w:hAnsiTheme="minorHAnsi"/>
         </w:rPr>
-        <w:t xml:space="preserve"> in accordance </w:t>
-      </w:r>
-      <w:proofErr w:type="gramStart"/>
-      <w:r>
-        <w:rPr>
-          <w:rFonts w:asciiTheme="minorHAnsi" w:hAnsiTheme="minorHAnsi"/>
-        </w:rPr>
-        <w:t>to</w:t>
-      </w:r>
-      <w:proofErr w:type="gramEnd"/>
-      <w:r>
-        <w:rPr>
-          <w:rFonts w:asciiTheme="minorHAnsi" w:hAnsiTheme="minorHAnsi"/>
-        </w:rPr>
-        <w:t xml:space="preserve"> section 150.0(p), or r</w:t>
+        <w:t xml:space="preserve"> in accordance to section 150.0(p), or r</w:t>
       </w:r>
       <w:r>
         <w:rPr>
@@ -4892,21 +4745,7 @@
         <w:rPr>
           <w:rFonts w:asciiTheme="minorHAnsi" w:hAnsiTheme="minorHAnsi"/>
         </w:rPr>
-        <w:t xml:space="preserve">, and the maximum pump flow rate is less than </w:t>
-      </w:r>
-      <w:proofErr w:type="gramStart"/>
-      <w:r>
-        <w:rPr>
-          <w:rFonts w:asciiTheme="minorHAnsi" w:hAnsiTheme="minorHAnsi"/>
-        </w:rPr>
-        <w:t>6 hour</w:t>
-      </w:r>
-      <w:proofErr w:type="gramEnd"/>
-      <w:r>
-        <w:rPr>
-          <w:rFonts w:asciiTheme="minorHAnsi" w:hAnsiTheme="minorHAnsi"/>
-        </w:rPr>
-        <w:t xml:space="preserve"> filtration turnover.</w:t>
+        <w:t>, and the maximum pump flow rate is less than 6 hour filtration turnover.</w:t>
       </w:r>
     </w:p>
     <w:p>
@@ -4942,7 +4781,7 @@
         <w:pStyle w:val="ListParagraph"/>
         <w:numPr>
           <w:ilvl w:val="0"/>
-          <w:numId w:val="42"/>
+          <w:numId w:val="41"/>
         </w:numPr>
         <w:ind w:firstLine="0"/>
         <w:outlineLvl w:val="0"/>
@@ -4980,7 +4819,7 @@
         <w:pStyle w:val="ListParagraph"/>
         <w:numPr>
           <w:ilvl w:val="0"/>
-          <w:numId w:val="42"/>
+          <w:numId w:val="41"/>
         </w:numPr>
         <w:ind w:firstLine="0"/>
         <w:outlineLvl w:val="0"/>
@@ -5135,21 +4974,7 @@
         <w:rPr>
           <w:rFonts w:asciiTheme="minorHAnsi" w:hAnsiTheme="minorHAnsi"/>
         </w:rPr>
-        <w:t>Enter the Required Maximum Pump Flow (</w:t>
-      </w:r>
-      <w:proofErr w:type="spellStart"/>
-      <w:r>
-        <w:rPr>
-          <w:rFonts w:asciiTheme="minorHAnsi" w:hAnsiTheme="minorHAnsi"/>
-        </w:rPr>
-        <w:t>gpm</w:t>
-      </w:r>
-      <w:proofErr w:type="spellEnd"/>
-      <w:r>
-        <w:rPr>
-          <w:rFonts w:asciiTheme="minorHAnsi" w:hAnsiTheme="minorHAnsi"/>
-        </w:rPr>
-        <w:t>).</w:t>
+        <w:t>Enter the Required Maximum Pump Flow (gpm).</w:t>
       </w:r>
     </w:p>
     <w:p>
@@ -5256,21 +5081,7 @@
         <w:rPr>
           <w:rFonts w:asciiTheme="minorHAnsi" w:hAnsiTheme="minorHAnsi"/>
         </w:rPr>
-        <w:t xml:space="preserve"> Pump Flow Rate (</w:t>
-      </w:r>
-      <w:proofErr w:type="spellStart"/>
-      <w:r>
-        <w:rPr>
-          <w:rFonts w:asciiTheme="minorHAnsi" w:hAnsiTheme="minorHAnsi"/>
-        </w:rPr>
-        <w:t>gpm</w:t>
-      </w:r>
-      <w:proofErr w:type="spellEnd"/>
-      <w:r>
-        <w:rPr>
-          <w:rFonts w:asciiTheme="minorHAnsi" w:hAnsiTheme="minorHAnsi"/>
-        </w:rPr>
-        <w:t>).</w:t>
+        <w:t xml:space="preserve"> Pump Flow Rate (gpm).</w:t>
       </w:r>
     </w:p>
     <w:p>
@@ -5509,6 +5320,24 @@
     </w:p>
     <w:p>
       <w:pPr>
+        <w:rPr>
+          <w:ins w:id="10" w:author="Alhabibi, Haider@Energy" w:date="2024-03-05T10:40:00Z"/>
+          <w:rFonts w:asciiTheme="minorHAnsi" w:hAnsiTheme="minorHAnsi"/>
+          <w:b/>
+        </w:rPr>
+      </w:pPr>
+      <w:ins w:id="11" w:author="Alhabibi, Haider@Energy" w:date="2024-03-05T10:40:00Z">
+        <w:r>
+          <w:rPr>
+            <w:rFonts w:asciiTheme="minorHAnsi" w:hAnsiTheme="minorHAnsi"/>
+            <w:b/>
+          </w:rPr>
+          <w:br w:type="page"/>
+        </w:r>
+      </w:ins>
+    </w:p>
+    <w:p>
+      <w:pPr>
         <w:contextualSpacing/>
         <w:rPr>
           <w:rFonts w:asciiTheme="minorHAnsi" w:hAnsiTheme="minorHAnsi"/>
@@ -5520,6 +5349,7 @@
           <w:rFonts w:asciiTheme="minorHAnsi" w:hAnsiTheme="minorHAnsi"/>
           <w:b/>
         </w:rPr>
+        <w:lastRenderedPageBreak/>
         <w:t xml:space="preserve">E. </w:t>
       </w:r>
       <w:r>
@@ -5529,7 +5359,7 @@
         </w:rPr>
         <w:t xml:space="preserve">Pool System Piping </w:t>
       </w:r>
-      <w:ins w:id="14" w:author="Alhabibi, Haider@Energy" w:date="2024-01-25T08:11:00Z">
+      <w:ins w:id="12" w:author="Alhabibi, Haider@Energy" w:date="2024-03-05T10:39:00Z">
         <w:r>
           <w:rPr>
             <w:rFonts w:asciiTheme="minorHAnsi" w:hAnsiTheme="minorHAnsi"/>
@@ -5571,21 +5401,7 @@
         <w:rPr>
           <w:rFonts w:asciiTheme="minorHAnsi" w:hAnsiTheme="minorHAnsi"/>
         </w:rPr>
-        <w:t xml:space="preserve"> elbows are not allowed. All elbows must be </w:t>
-      </w:r>
-      <w:proofErr w:type="gramStart"/>
-      <w:r>
-        <w:rPr>
-          <w:rFonts w:asciiTheme="minorHAnsi" w:hAnsiTheme="minorHAnsi"/>
-        </w:rPr>
-        <w:t>sweep</w:t>
-      </w:r>
-      <w:proofErr w:type="gramEnd"/>
-      <w:r>
-        <w:rPr>
-          <w:rFonts w:asciiTheme="minorHAnsi" w:hAnsiTheme="minorHAnsi"/>
-        </w:rPr>
-        <w:t xml:space="preserve"> elbows or a type of elbow that has a pressure drop less than the pressure drop of straight pipe with a length of 30 pipe diameters.</w:t>
+        <w:t xml:space="preserve"> elbows are not allowed. All elbows must be sweep elbows or a type of elbow that has a pressure drop less than the pressure drop of straight pipe with a length of 30 pipe diameters.</w:t>
       </w:r>
     </w:p>
     <w:p>
@@ -5625,7 +5441,7 @@
         </w:rPr>
         <w:t xml:space="preserve"> </w:t>
       </w:r>
-      <w:ins w:id="15" w:author="Alhabibi, Haider@Energy" w:date="2024-01-25T08:11:00Z">
+      <w:ins w:id="13" w:author="Alhabibi, Haider@Energy" w:date="2024-03-05T10:39:00Z">
         <w:r>
           <w:rPr>
             <w:rFonts w:asciiTheme="minorHAnsi" w:hAnsiTheme="minorHAnsi"/>
@@ -5666,36 +5482,6 @@
         </w:rPr>
         <w:t xml:space="preserve"> inches, whichever is greater. Multiport backwash valves have a high pressure drop and are discouraged.</w:t>
       </w:r>
-    </w:p>
-    <w:p>
-      <w:pPr>
-        <w:contextualSpacing/>
-        <w:rPr>
-          <w:rFonts w:asciiTheme="minorHAnsi" w:hAnsiTheme="minorHAnsi"/>
-        </w:rPr>
-      </w:pPr>
-    </w:p>
-    <w:p>
-      <w:pPr>
-        <w:rPr>
-          <w:rFonts w:asciiTheme="minorHAnsi" w:hAnsiTheme="minorHAnsi"/>
-        </w:rPr>
-      </w:pPr>
-      <w:r>
-        <w:rPr>
-          <w:rFonts w:asciiTheme="minorHAnsi" w:hAnsiTheme="minorHAnsi"/>
-        </w:rPr>
-        <w:br w:type="page"/>
-      </w:r>
-    </w:p>
-    <w:p>
-      <w:pPr>
-        <w:contextualSpacing/>
-        <w:rPr>
-          <w:rFonts w:asciiTheme="minorHAnsi" w:hAnsiTheme="minorHAnsi"/>
-          <w:b/>
-        </w:rPr>
-      </w:pPr>
     </w:p>
     <w:p>
       <w:pPr>
@@ -5749,6 +5535,12 @@
             <w:r>
               <w:rPr>
                 <w:rFonts w:asciiTheme="minorHAnsi" w:hAnsiTheme="minorHAnsi"/>
+              </w:rPr>
+              <w:br w:type="page"/>
+            </w:r>
+            <w:r>
+              <w:rPr>
+                <w:rFonts w:asciiTheme="minorHAnsi" w:hAnsiTheme="minorHAnsi"/>
                 <w:b/>
               </w:rPr>
               <w:t>Table C</w:t>
@@ -5875,21 +5667,7 @@
               <w:rPr>
                 <w:rFonts w:asciiTheme="minorHAnsi" w:hAnsiTheme="minorHAnsi"/>
               </w:rPr>
-              <w:t>Max Pump Flow (</w:t>
-            </w:r>
-            <w:proofErr w:type="spellStart"/>
-            <w:r>
-              <w:rPr>
-                <w:rFonts w:asciiTheme="minorHAnsi" w:hAnsiTheme="minorHAnsi"/>
-              </w:rPr>
-              <w:t>gpm</w:t>
-            </w:r>
-            <w:proofErr w:type="spellEnd"/>
-            <w:r>
-              <w:rPr>
-                <w:rFonts w:asciiTheme="minorHAnsi" w:hAnsiTheme="minorHAnsi"/>
-              </w:rPr>
-              <w:t>)</w:t>
+              <w:t>Max Pump Flow (gpm)</w:t>
             </w:r>
           </w:p>
         </w:tc>
@@ -7192,11 +6970,11 @@
           <w:rFonts w:asciiTheme="minorHAnsi" w:hAnsiTheme="minorHAnsi"/>
         </w:rPr>
         <w:sectPr>
-          <w:headerReference w:type="even" r:id="rId16"/>
-          <w:headerReference w:type="default" r:id="rId17"/>
-          <w:footerReference w:type="default" r:id="rId18"/>
-          <w:headerReference w:type="first" r:id="rId19"/>
-          <w:pgSz w:w="12240" w:h="15840" w:code="1"/>
+          <w:headerReference w:type="even" r:id="rId18"/>
+          <w:headerReference w:type="default" r:id="rId19"/>
+          <w:footerReference w:type="default" r:id="rId20"/>
+          <w:headerReference w:type="first" r:id="rId21"/>
+          <w:pgSz w:w="15840" w:h="12240" w:orient="landscape" w:code="1"/>
           <w:pgMar w:top="720" w:right="720" w:bottom="720" w:left="720" w:header="576" w:footer="576" w:gutter="0"/>
           <w:pgNumType w:start="1"/>
           <w:cols w:space="720"/>
@@ -7212,9 +6990,9 @@
         <w:tblLook w:val="04A0" w:firstRow="1" w:lastRow="0" w:firstColumn="1" w:lastColumn="0" w:noHBand="0" w:noVBand="1"/>
       </w:tblPr>
       <w:tblGrid>
-        <w:gridCol w:w="449"/>
-        <w:gridCol w:w="3705"/>
-        <w:gridCol w:w="6636"/>
+        <w:gridCol w:w="588"/>
+        <w:gridCol w:w="4938"/>
+        <w:gridCol w:w="8864"/>
       </w:tblGrid>
       <w:tr>
         <w:tc>
@@ -7301,21 +7079,7 @@
               <w:rPr>
                 <w:rFonts w:asciiTheme="minorHAnsi" w:hAnsiTheme="minorHAnsi"/>
               </w:rPr>
-              <w:t>&lt;</w:t>
-            </w:r>
-            <w:proofErr w:type="gramStart"/>
-            <w:r>
-              <w:rPr>
-                <w:rFonts w:asciiTheme="minorHAnsi" w:hAnsiTheme="minorHAnsi"/>
-              </w:rPr>
-              <w:t>&lt;  user</w:t>
-            </w:r>
-            <w:proofErr w:type="gramEnd"/>
-            <w:r>
-              <w:rPr>
-                <w:rFonts w:asciiTheme="minorHAnsi" w:hAnsiTheme="minorHAnsi"/>
-              </w:rPr>
-              <w:t xml:space="preserve"> select drop down, choices are Pool Only, Spa Only, or Pool and Spa&gt;&gt;</w:t>
+              <w:t>&lt;&lt;  user select drop down, choices are Pool Only, Spa Only, or Pool and Spa&gt;&gt;</w:t>
             </w:r>
           </w:p>
         </w:tc>
@@ -7330,8 +7094,8 @@
         <w:tblLook w:val="04A0" w:firstRow="1" w:lastRow="0" w:firstColumn="1" w:lastColumn="0" w:noHBand="0" w:noVBand="1"/>
       </w:tblPr>
       <w:tblGrid>
-        <w:gridCol w:w="487"/>
-        <w:gridCol w:w="10303"/>
+        <w:gridCol w:w="639"/>
+        <w:gridCol w:w="13751"/>
       </w:tblGrid>
       <w:tr>
         <w:tc>
@@ -7702,8 +7466,8 @@
         <w:tblLook w:val="04A0" w:firstRow="1" w:lastRow="0" w:firstColumn="1" w:lastColumn="0" w:noHBand="0" w:noVBand="1"/>
       </w:tblPr>
       <w:tblGrid>
-        <w:gridCol w:w="487"/>
-        <w:gridCol w:w="10303"/>
+        <w:gridCol w:w="639"/>
+        <w:gridCol w:w="13751"/>
       </w:tblGrid>
       <w:tr>
         <w:tc>
@@ -8060,15 +7824,20 @@
         <w:tblLook w:val="04A0" w:firstRow="1" w:lastRow="0" w:firstColumn="1" w:lastColumn="0" w:noHBand="0" w:noVBand="1"/>
       </w:tblPr>
       <w:tblGrid>
-        <w:gridCol w:w="512"/>
-        <w:gridCol w:w="2193"/>
-        <w:gridCol w:w="2237"/>
-        <w:gridCol w:w="479"/>
-        <w:gridCol w:w="259"/>
-        <w:gridCol w:w="2458"/>
-        <w:gridCol w:w="2680"/>
+        <w:gridCol w:w="669"/>
+        <w:gridCol w:w="2923"/>
+        <w:gridCol w:w="2942"/>
+        <w:gridCol w:w="670"/>
+        <w:gridCol w:w="338"/>
+        <w:gridCol w:w="3273"/>
+        <w:gridCol w:w="3600"/>
+        <w:gridCol w:w="12"/>
       </w:tblGrid>
       <w:tr>
+        <w:trPr>
+          <w:gridAfter w:val="1"/>
+          <w:wAfter w:w="9" w:type="dxa"/>
+        </w:trPr>
         <w:tc>
           <w:tcPr>
             <w:tcW w:w="11036" w:type="dxa"/>
@@ -8099,28 +7868,7 @@
               <w:rPr>
                 <w:rFonts w:asciiTheme="minorHAnsi" w:hAnsiTheme="minorHAnsi"/>
               </w:rPr>
-              <w:t xml:space="preserve"> </w:t>
-            </w:r>
-            <w:ins w:id="20" w:author="Alhabibi, Haider@Energy" w:date="2024-01-25T08:11:00Z">
-              <w:r>
-                <w:rPr>
-                  <w:rFonts w:asciiTheme="minorHAnsi" w:hAnsiTheme="minorHAnsi"/>
-                  <w:b/>
-                </w:rPr>
-                <w:t>for System Serving Single Tenant Only</w:t>
-              </w:r>
-              <w:r>
-                <w:rPr>
-                  <w:rFonts w:asciiTheme="minorHAnsi" w:hAnsiTheme="minorHAnsi"/>
-                </w:rPr>
-                <w:t xml:space="preserve"> </w:t>
-              </w:r>
-            </w:ins>
-            <w:r>
-              <w:rPr>
-                <w:rFonts w:asciiTheme="minorHAnsi" w:hAnsiTheme="minorHAnsi"/>
-              </w:rPr>
-              <w:t>(Section 150.0(p))</w:t>
+              <w:t xml:space="preserve"> (Section 150.0(p))</w:t>
             </w:r>
           </w:p>
           <w:p>
@@ -8136,27 +7884,13 @@
               <w:rPr>
                 <w:rFonts w:asciiTheme="minorHAnsi" w:eastAsia="Calibri" w:hAnsiTheme="minorHAnsi" w:cs="Arial"/>
               </w:rPr>
-              <w:t>&lt;&lt;</w:t>
-            </w:r>
-            <w:proofErr w:type="gramStart"/>
+              <w:t xml:space="preserve">&lt;&lt;If  </w:t>
+            </w:r>
             <w:r>
               <w:rPr>
                 <w:rFonts w:asciiTheme="minorHAnsi" w:eastAsia="Calibri" w:hAnsiTheme="minorHAnsi" w:cs="Arial"/>
               </w:rPr>
-              <w:t xml:space="preserve">If  </w:t>
-            </w:r>
-            <w:r>
-              <w:rPr>
-                <w:rFonts w:asciiTheme="minorHAnsi" w:eastAsia="Calibri" w:hAnsiTheme="minorHAnsi" w:cs="Arial"/>
-              </w:rPr>
-              <w:t>A</w:t>
-            </w:r>
-            <w:proofErr w:type="gramEnd"/>
-            <w:r>
-              <w:rPr>
-                <w:rFonts w:asciiTheme="minorHAnsi" w:eastAsia="Calibri" w:hAnsiTheme="minorHAnsi" w:cs="Arial"/>
-              </w:rPr>
-              <w:t>01= “Spa Only”</w:t>
+              <w:t>A01= “Spa Only”</w:t>
             </w:r>
             <w:r>
               <w:rPr>
@@ -8174,6 +7908,10 @@
         </w:tc>
       </w:tr>
       <w:tr>
+        <w:trPr>
+          <w:gridAfter w:val="1"/>
+          <w:wAfter w:w="9" w:type="dxa"/>
+        </w:trPr>
         <w:tc>
           <w:tcPr>
             <w:tcW w:w="512" w:type="dxa"/>
@@ -8222,19 +7960,11 @@
               </w:rPr>
               <w:t xml:space="preserve">pool </w:t>
             </w:r>
-            <w:proofErr w:type="gramStart"/>
-            <w:r>
-              <w:rPr>
-                <w:rFonts w:asciiTheme="minorHAnsi" w:hAnsiTheme="minorHAnsi"/>
-              </w:rPr>
-              <w:t>pump</w:t>
-            </w:r>
-            <w:proofErr w:type="gramEnd"/>
-            <w:r>
-              <w:rPr>
-                <w:rFonts w:asciiTheme="minorHAnsi" w:hAnsiTheme="minorHAnsi"/>
-              </w:rPr>
-              <w:t xml:space="preserve"> </w:t>
+            <w:r>
+              <w:rPr>
+                <w:rFonts w:asciiTheme="minorHAnsi" w:hAnsiTheme="minorHAnsi"/>
+              </w:rPr>
+              <w:t xml:space="preserve">pump </w:t>
             </w:r>
             <w:r>
               <w:rPr>
@@ -8258,6 +7988,10 @@
         </w:tc>
       </w:tr>
       <w:tr>
+        <w:trPr>
+          <w:gridAfter w:val="1"/>
+          <w:wAfter w:w="9" w:type="dxa"/>
+        </w:trPr>
         <w:tc>
           <w:tcPr>
             <w:tcW w:w="512" w:type="dxa"/>
@@ -8356,21 +8090,7 @@
               <w:rPr>
                 <w:rFonts w:asciiTheme="minorHAnsi" w:hAnsiTheme="minorHAnsi"/>
               </w:rPr>
-              <w:t xml:space="preserve">Alternatively, a flow calculation or flow test result shall be provided to demonstrate that the pump flow rate is less than </w:t>
-            </w:r>
-            <w:proofErr w:type="gramStart"/>
-            <w:r>
-              <w:rPr>
-                <w:rFonts w:asciiTheme="minorHAnsi" w:hAnsiTheme="minorHAnsi"/>
-              </w:rPr>
-              <w:t>6 hour</w:t>
-            </w:r>
-            <w:proofErr w:type="gramEnd"/>
-            <w:r>
-              <w:rPr>
-                <w:rFonts w:asciiTheme="minorHAnsi" w:hAnsiTheme="minorHAnsi"/>
-              </w:rPr>
-              <w:t xml:space="preserve"> filtration turnover, and the return pipe flow rate does not exceed 8 </w:t>
+              <w:t xml:space="preserve">Alternatively, a flow calculation or flow test result shall be provided to demonstrate that the pump flow rate is less than 6 hour filtration turnover, and the return pipe flow rate does not exceed 8 </w:t>
             </w:r>
             <w:r>
               <w:rPr>
@@ -8401,6 +8121,8 @@
       </w:tr>
       <w:tr>
         <w:trPr>
+          <w:gridAfter w:val="1"/>
+          <w:wAfter w:w="9" w:type="dxa"/>
           <w:trHeight w:val="737"/>
         </w:trPr>
         <w:tc>
@@ -8450,14 +8172,12 @@
               </w:rPr>
               <w:t xml:space="preserve"> </w:t>
             </w:r>
-            <w:proofErr w:type="gramStart"/>
             <w:r>
               <w:rPr>
                 <w:rFonts w:asciiTheme="minorHAnsi" w:hAnsiTheme="minorHAnsi"/>
               </w:rPr>
               <w:t>use</w:t>
             </w:r>
-            <w:proofErr w:type="gramEnd"/>
           </w:p>
           <w:p>
             <w:pPr>
@@ -8495,21 +8215,7 @@
               <w:rPr>
                 <w:rFonts w:asciiTheme="minorHAnsi" w:hAnsiTheme="minorHAnsi"/>
               </w:rPr>
-              <w:t>&lt;</w:t>
-            </w:r>
-            <w:proofErr w:type="gramStart"/>
-            <w:r>
-              <w:rPr>
-                <w:rFonts w:asciiTheme="minorHAnsi" w:hAnsiTheme="minorHAnsi"/>
-              </w:rPr>
-              <w:t>&lt;  user</w:t>
-            </w:r>
-            <w:proofErr w:type="gramEnd"/>
-            <w:r>
-              <w:rPr>
-                <w:rFonts w:asciiTheme="minorHAnsi" w:hAnsiTheme="minorHAnsi"/>
-              </w:rPr>
-              <w:t xml:space="preserve"> select drop down,</w:t>
+              <w:t>&lt;&lt;  user select drop down,</w:t>
             </w:r>
             <w:r>
               <w:rPr>
@@ -8539,6 +8245,10 @@
         </w:tc>
       </w:tr>
       <w:tr>
+        <w:trPr>
+          <w:gridAfter w:val="1"/>
+          <w:wAfter w:w="9" w:type="dxa"/>
+        </w:trPr>
         <w:tc>
           <w:tcPr>
             <w:tcW w:w="512" w:type="dxa"/>
@@ -8579,26 +8289,16 @@
               <w:rPr>
                 <w:rFonts w:asciiTheme="minorHAnsi" w:hAnsiTheme="minorHAnsi"/>
               </w:rPr>
-              <w:t xml:space="preserve">The pump </w:t>
-            </w:r>
-            <w:proofErr w:type="gramStart"/>
-            <w:r>
-              <w:rPr>
-                <w:rFonts w:asciiTheme="minorHAnsi" w:hAnsiTheme="minorHAnsi"/>
-              </w:rPr>
-              <w:t>is capable of operating</w:t>
-            </w:r>
-            <w:proofErr w:type="gramEnd"/>
-            <w:r>
-              <w:rPr>
-                <w:rFonts w:asciiTheme="minorHAnsi" w:hAnsiTheme="minorHAnsi"/>
-              </w:rPr>
-              <w:t xml:space="preserve"> at 2 or more speeds (not applicable if pump is less than 1 horsepower).</w:t>
+              <w:t>The pump is capable of operating at 2 or more speeds (not applicable if pump is less than 1 horsepower).</w:t>
             </w:r>
           </w:p>
         </w:tc>
       </w:tr>
       <w:tr>
+        <w:trPr>
+          <w:gridAfter w:val="1"/>
+          <w:wAfter w:w="9" w:type="dxa"/>
+        </w:trPr>
         <w:tc>
           <w:tcPr>
             <w:tcW w:w="512" w:type="dxa"/>
@@ -8640,6 +8340,180 @@
                 <w:rFonts w:asciiTheme="minorHAnsi" w:hAnsiTheme="minorHAnsi"/>
               </w:rPr>
               <w:t>Each auxiliary pool load is served by either a separate pump, or the system is served by a multi-speed pump.</w:t>
+            </w:r>
+          </w:p>
+        </w:tc>
+      </w:tr>
+      <w:tr>
+        <w:trPr>
+          <w:gridAfter w:val="1"/>
+          <w:wAfter w:w="9" w:type="dxa"/>
+          <w:trHeight w:val="288"/>
+        </w:trPr>
+        <w:tc>
+          <w:tcPr>
+            <w:tcW w:w="512" w:type="dxa"/>
+            <w:vAlign w:val="center"/>
+          </w:tcPr>
+          <w:p>
+            <w:pPr>
+              <w:keepNext/>
+              <w:jc w:val="center"/>
+              <w:rPr>
+                <w:rFonts w:asciiTheme="minorHAnsi" w:hAnsiTheme="minorHAnsi"/>
+                <w:sz w:val="22"/>
+              </w:rPr>
+            </w:pPr>
+            <w:r>
+              <w:rPr>
+                <w:rFonts w:asciiTheme="minorHAnsi" w:hAnsiTheme="minorHAnsi"/>
+              </w:rPr>
+              <w:t>06</w:t>
+            </w:r>
+          </w:p>
+        </w:tc>
+        <w:tc>
+          <w:tcPr>
+            <w:tcW w:w="4490" w:type="dxa"/>
+            <w:gridSpan w:val="2"/>
+            <w:vAlign w:val="center"/>
+          </w:tcPr>
+          <w:p>
+            <w:pPr>
+              <w:keepNext/>
+              <w:rPr>
+                <w:rFonts w:asciiTheme="minorHAnsi" w:hAnsiTheme="minorHAnsi"/>
+                <w:sz w:val="22"/>
+              </w:rPr>
+            </w:pPr>
+            <w:r>
+              <w:rPr>
+                <w:rFonts w:asciiTheme="minorHAnsi" w:hAnsiTheme="minorHAnsi"/>
+              </w:rPr>
+              <w:t>V</w:t>
+            </w:r>
+            <w:r>
+              <w:rPr>
+                <w:rFonts w:asciiTheme="minorHAnsi" w:hAnsiTheme="minorHAnsi"/>
+              </w:rPr>
+              <w:t xml:space="preserve">olume of </w:t>
+            </w:r>
+            <w:r>
+              <w:rPr>
+                <w:rFonts w:asciiTheme="minorHAnsi" w:hAnsiTheme="minorHAnsi"/>
+              </w:rPr>
+              <w:t>P</w:t>
+            </w:r>
+            <w:r>
+              <w:rPr>
+                <w:rFonts w:asciiTheme="minorHAnsi" w:hAnsiTheme="minorHAnsi"/>
+              </w:rPr>
+              <w:t>ool (gallons)</w:t>
+            </w:r>
+          </w:p>
+        </w:tc>
+        <w:tc>
+          <w:tcPr>
+            <w:tcW w:w="6034" w:type="dxa"/>
+            <w:gridSpan w:val="4"/>
+          </w:tcPr>
+          <w:p>
+            <w:pPr>
+              <w:keepNext/>
+              <w:rPr>
+                <w:rFonts w:asciiTheme="minorHAnsi" w:hAnsiTheme="minorHAnsi"/>
+                <w:sz w:val="22"/>
+              </w:rPr>
+            </w:pPr>
+            <w:r>
+              <w:rPr>
+                <w:rFonts w:asciiTheme="minorHAnsi" w:hAnsiTheme="minorHAnsi"/>
+              </w:rPr>
+              <w:t>&lt;&lt;numeric xx,xxx (user input)&gt;&gt;</w:t>
+            </w:r>
+          </w:p>
+        </w:tc>
+      </w:tr>
+      <w:tr>
+        <w:trPr>
+          <w:gridAfter w:val="1"/>
+          <w:wAfter w:w="9" w:type="dxa"/>
+          <w:trHeight w:val="288"/>
+        </w:trPr>
+        <w:tc>
+          <w:tcPr>
+            <w:tcW w:w="512" w:type="dxa"/>
+            <w:vAlign w:val="center"/>
+          </w:tcPr>
+          <w:p>
+            <w:pPr>
+              <w:keepNext/>
+              <w:jc w:val="center"/>
+              <w:rPr>
+                <w:rFonts w:asciiTheme="minorHAnsi" w:hAnsiTheme="minorHAnsi"/>
+                <w:sz w:val="22"/>
+              </w:rPr>
+            </w:pPr>
+            <w:r>
+              <w:rPr>
+                <w:rFonts w:asciiTheme="minorHAnsi" w:hAnsiTheme="minorHAnsi"/>
+              </w:rPr>
+              <w:t>07</w:t>
+            </w:r>
+          </w:p>
+        </w:tc>
+        <w:tc>
+          <w:tcPr>
+            <w:tcW w:w="4490" w:type="dxa"/>
+            <w:gridSpan w:val="2"/>
+            <w:vAlign w:val="center"/>
+          </w:tcPr>
+          <w:p>
+            <w:pPr>
+              <w:keepNext/>
+              <w:rPr>
+                <w:rFonts w:asciiTheme="minorHAnsi" w:hAnsiTheme="minorHAnsi"/>
+                <w:sz w:val="22"/>
+              </w:rPr>
+            </w:pPr>
+            <w:r>
+              <w:rPr>
+                <w:rFonts w:asciiTheme="minorHAnsi" w:hAnsiTheme="minorHAnsi"/>
+              </w:rPr>
+              <w:t>Filter Type (Cartridge, Sand, DE)</w:t>
+            </w:r>
+          </w:p>
+        </w:tc>
+        <w:tc>
+          <w:tcPr>
+            <w:tcW w:w="6034" w:type="dxa"/>
+            <w:gridSpan w:val="4"/>
+          </w:tcPr>
+          <w:p>
+            <w:pPr>
+              <w:keepNext/>
+              <w:rPr>
+                <w:rFonts w:asciiTheme="minorHAnsi" w:hAnsiTheme="minorHAnsi"/>
+                <w:sz w:val="14"/>
+              </w:rPr>
+            </w:pPr>
+            <w:r>
+              <w:rPr>
+                <w:rFonts w:asciiTheme="minorHAnsi" w:hAnsiTheme="minorHAnsi"/>
+              </w:rPr>
+              <w:t>&lt;&lt;</w:t>
+            </w:r>
+            <w:r>
+              <w:rPr>
+                <w:rFonts w:asciiTheme="minorHAnsi" w:hAnsiTheme="minorHAnsi"/>
+              </w:rPr>
+              <w:t>user select drop down, choices are Cartridge, Sand, or DE</w:t>
+            </w:r>
+            <w:r>
+              <w:rPr>
+                <w:rFonts w:asciiTheme="minorHAnsi" w:hAnsiTheme="minorHAnsi"/>
+              </w:rPr>
+              <w:t>&gt;&gt;</w:t>
             </w:r>
           </w:p>
         </w:tc>
@@ -8650,8 +8524,9 @@
         </w:trPr>
         <w:tc>
           <w:tcPr>
-            <w:tcW w:w="512" w:type="dxa"/>
-            <w:vAlign w:val="center"/>
+            <w:tcW w:w="2750" w:type="dxa"/>
+            <w:gridSpan w:val="2"/>
+            <w:vAlign w:val="bottom"/>
           </w:tcPr>
           <w:p>
             <w:pPr>
@@ -8666,19 +8541,66 @@
               <w:rPr>
                 <w:rFonts w:asciiTheme="minorHAnsi" w:hAnsiTheme="minorHAnsi"/>
               </w:rPr>
-              <w:t>06</w:t>
-            </w:r>
-          </w:p>
-        </w:tc>
-        <w:tc>
-          <w:tcPr>
-            <w:tcW w:w="4490" w:type="dxa"/>
+              <w:t>0</w:t>
+            </w:r>
+            <w:r>
+              <w:rPr>
+                <w:rFonts w:asciiTheme="minorHAnsi" w:hAnsiTheme="minorHAnsi"/>
+              </w:rPr>
+              <w:t>8</w:t>
+            </w:r>
+            <w:r>
+              <w:rPr>
+                <w:rFonts w:asciiTheme="minorHAnsi" w:hAnsiTheme="minorHAnsi"/>
+              </w:rPr>
+              <w:t>a</w:t>
+            </w:r>
+          </w:p>
+          <w:p>
+            <w:pPr>
+              <w:keepNext/>
+              <w:jc w:val="center"/>
+              <w:rPr>
+                <w:rFonts w:asciiTheme="minorHAnsi" w:hAnsiTheme="minorHAnsi"/>
+                <w:sz w:val="14"/>
+              </w:rPr>
+            </w:pPr>
+            <w:r>
+              <w:rPr>
+                <w:rFonts w:asciiTheme="minorHAnsi" w:hAnsiTheme="minorHAnsi"/>
+              </w:rPr>
+              <w:t xml:space="preserve">Required </w:t>
+            </w:r>
+            <w:r>
+              <w:rPr>
+                <w:rFonts w:asciiTheme="minorHAnsi" w:hAnsiTheme="minorHAnsi"/>
+              </w:rPr>
+              <w:t xml:space="preserve">Min </w:t>
+            </w:r>
+            <w:r>
+              <w:rPr>
+                <w:rFonts w:asciiTheme="minorHAnsi" w:hAnsiTheme="minorHAnsi"/>
+              </w:rPr>
+              <w:t>Return Pipe Diameter</w:t>
+            </w:r>
+            <w:r>
+              <w:rPr>
+                <w:rFonts w:asciiTheme="minorHAnsi" w:hAnsiTheme="minorHAnsi"/>
+              </w:rPr>
+              <w:t xml:space="preserve"> (inches)</w:t>
+            </w:r>
+          </w:p>
+        </w:tc>
+        <w:tc>
+          <w:tcPr>
+            <w:tcW w:w="2765" w:type="dxa"/>
             <w:gridSpan w:val="2"/>
-            <w:vAlign w:val="center"/>
+            <w:vAlign w:val="bottom"/>
           </w:tcPr>
           <w:p>
             <w:pPr>
               <w:keepNext/>
+              <w:jc w:val="center"/>
               <w:rPr>
                 <w:rFonts w:asciiTheme="minorHAnsi" w:hAnsiTheme="minorHAnsi"/>
                 <w:sz w:val="22"/>
@@ -8688,62 +8610,187 @@
               <w:rPr>
                 <w:rFonts w:asciiTheme="minorHAnsi" w:hAnsiTheme="minorHAnsi"/>
               </w:rPr>
-              <w:t>V</w:t>
-            </w:r>
-            <w:r>
-              <w:rPr>
-                <w:rFonts w:asciiTheme="minorHAnsi" w:hAnsiTheme="minorHAnsi"/>
-              </w:rPr>
-              <w:t xml:space="preserve">olume of </w:t>
-            </w:r>
-            <w:r>
-              <w:rPr>
-                <w:rFonts w:asciiTheme="minorHAnsi" w:hAnsiTheme="minorHAnsi"/>
-              </w:rPr>
-              <w:t>P</w:t>
-            </w:r>
-            <w:r>
-              <w:rPr>
-                <w:rFonts w:asciiTheme="minorHAnsi" w:hAnsiTheme="minorHAnsi"/>
-              </w:rPr>
-              <w:t>ool (gallons)</w:t>
-            </w:r>
-          </w:p>
-        </w:tc>
-        <w:tc>
-          <w:tcPr>
-            <w:tcW w:w="6034" w:type="dxa"/>
-            <w:gridSpan w:val="4"/>
-          </w:tcPr>
+              <w:t>0</w:t>
+            </w:r>
+            <w:r>
+              <w:rPr>
+                <w:rFonts w:asciiTheme="minorHAnsi" w:hAnsiTheme="minorHAnsi"/>
+              </w:rPr>
+              <w:t>8</w:t>
+            </w:r>
+            <w:r>
+              <w:rPr>
+                <w:rFonts w:asciiTheme="minorHAnsi" w:hAnsiTheme="minorHAnsi"/>
+              </w:rPr>
+              <w:t>b</w:t>
+            </w:r>
+          </w:p>
           <w:p>
             <w:pPr>
               <w:keepNext/>
+              <w:jc w:val="center"/>
+              <w:rPr>
+                <w:rFonts w:asciiTheme="minorHAnsi" w:hAnsiTheme="minorHAnsi"/>
+                <w:sz w:val="14"/>
+              </w:rPr>
+            </w:pPr>
+            <w:r>
+              <w:rPr>
+                <w:rFonts w:asciiTheme="minorHAnsi" w:hAnsiTheme="minorHAnsi"/>
+              </w:rPr>
+              <w:t xml:space="preserve">Required Min </w:t>
+            </w:r>
+            <w:r>
+              <w:rPr>
+                <w:rFonts w:asciiTheme="minorHAnsi" w:hAnsiTheme="minorHAnsi"/>
+              </w:rPr>
+              <w:t>Suction Pipe Diameter</w:t>
+            </w:r>
+            <w:r>
+              <w:rPr>
+                <w:rFonts w:asciiTheme="minorHAnsi" w:hAnsiTheme="minorHAnsi"/>
+              </w:rPr>
+              <w:t xml:space="preserve"> (inches)</w:t>
+            </w:r>
+          </w:p>
+        </w:tc>
+        <w:tc>
+          <w:tcPr>
+            <w:tcW w:w="2765" w:type="dxa"/>
+            <w:gridSpan w:val="2"/>
+          </w:tcPr>
+          <w:p>
+            <w:pPr>
+              <w:keepNext/>
+              <w:jc w:val="center"/>
+              <w:rPr>
+                <w:rFonts w:asciiTheme="minorHAnsi" w:hAnsiTheme="minorHAnsi"/>
+              </w:rPr>
+            </w:pPr>
+            <w:r>
+              <w:rPr>
+                <w:rFonts w:asciiTheme="minorHAnsi" w:hAnsiTheme="minorHAnsi"/>
+              </w:rPr>
+              <w:t>0</w:t>
+            </w:r>
+            <w:r>
+              <w:rPr>
+                <w:rFonts w:asciiTheme="minorHAnsi" w:hAnsiTheme="minorHAnsi"/>
+              </w:rPr>
+              <w:t>8</w:t>
+            </w:r>
+            <w:r>
+              <w:rPr>
+                <w:rFonts w:asciiTheme="minorHAnsi" w:hAnsiTheme="minorHAnsi"/>
+              </w:rPr>
+              <w:t>c</w:t>
+            </w:r>
+          </w:p>
+          <w:p>
+            <w:pPr>
+              <w:keepNext/>
+              <w:jc w:val="center"/>
               <w:rPr>
                 <w:rFonts w:asciiTheme="minorHAnsi" w:hAnsiTheme="minorHAnsi"/>
                 <w:sz w:val="22"/>
               </w:rPr>
             </w:pPr>
-            <w:r>
-              <w:rPr>
-                <w:rFonts w:asciiTheme="minorHAnsi" w:hAnsiTheme="minorHAnsi"/>
-              </w:rPr>
-              <w:t xml:space="preserve">&lt;&lt;numeric </w:t>
-            </w:r>
-            <w:proofErr w:type="spellStart"/>
-            <w:proofErr w:type="gramStart"/>
-            <w:r>
-              <w:rPr>
-                <w:rFonts w:asciiTheme="minorHAnsi" w:hAnsiTheme="minorHAnsi"/>
-              </w:rPr>
-              <w:t>xx,xxx</w:t>
-            </w:r>
-            <w:proofErr w:type="spellEnd"/>
-            <w:proofErr w:type="gramEnd"/>
-            <w:r>
-              <w:rPr>
-                <w:rFonts w:asciiTheme="minorHAnsi" w:hAnsiTheme="minorHAnsi"/>
-              </w:rPr>
-              <w:t xml:space="preserve"> (user input)&gt;&gt;</w:t>
+          </w:p>
+          <w:p>
+            <w:pPr>
+              <w:keepNext/>
+              <w:jc w:val="center"/>
+              <w:rPr>
+                <w:rFonts w:asciiTheme="minorHAnsi" w:hAnsiTheme="minorHAnsi"/>
+                <w:sz w:val="14"/>
+              </w:rPr>
+            </w:pPr>
+            <w:r>
+              <w:rPr>
+                <w:rFonts w:asciiTheme="minorHAnsi" w:hAnsiTheme="minorHAnsi"/>
+              </w:rPr>
+              <w:t xml:space="preserve">Required </w:t>
+            </w:r>
+            <w:r>
+              <w:rPr>
+                <w:rFonts w:asciiTheme="minorHAnsi" w:hAnsiTheme="minorHAnsi"/>
+              </w:rPr>
+              <w:t>Min Filter Area (</w:t>
+            </w:r>
+            <w:r>
+              <w:rPr>
+                <w:rFonts w:asciiTheme="minorHAnsi" w:hAnsiTheme="minorHAnsi"/>
+              </w:rPr>
+              <w:t>ft</w:t>
+            </w:r>
+            <w:r>
+              <w:rPr>
+                <w:rFonts w:asciiTheme="minorHAnsi" w:hAnsiTheme="minorHAnsi"/>
+                <w:vertAlign w:val="superscript"/>
+              </w:rPr>
+              <w:t>2</w:t>
+            </w:r>
+            <w:r>
+              <w:rPr>
+                <w:rFonts w:asciiTheme="minorHAnsi" w:hAnsiTheme="minorHAnsi"/>
+              </w:rPr>
+              <w:t>)</w:t>
+            </w:r>
+          </w:p>
+        </w:tc>
+        <w:tc>
+          <w:tcPr>
+            <w:tcW w:w="2765" w:type="dxa"/>
+            <w:gridSpan w:val="2"/>
+          </w:tcPr>
+          <w:p>
+            <w:pPr>
+              <w:keepNext/>
+              <w:jc w:val="center"/>
+              <w:rPr>
+                <w:rFonts w:asciiTheme="minorHAnsi" w:hAnsiTheme="minorHAnsi"/>
+                <w:sz w:val="22"/>
+              </w:rPr>
+            </w:pPr>
+            <w:r>
+              <w:rPr>
+                <w:rFonts w:asciiTheme="minorHAnsi" w:hAnsiTheme="minorHAnsi"/>
+              </w:rPr>
+              <w:t>0</w:t>
+            </w:r>
+            <w:r>
+              <w:rPr>
+                <w:rFonts w:asciiTheme="minorHAnsi" w:hAnsiTheme="minorHAnsi"/>
+              </w:rPr>
+              <w:t>8</w:t>
+            </w:r>
+            <w:r>
+              <w:rPr>
+                <w:rFonts w:asciiTheme="minorHAnsi" w:hAnsiTheme="minorHAnsi"/>
+              </w:rPr>
+              <w:t>d</w:t>
+            </w:r>
+          </w:p>
+          <w:p>
+            <w:pPr>
+              <w:keepNext/>
+              <w:jc w:val="center"/>
+              <w:rPr>
+                <w:rFonts w:asciiTheme="minorHAnsi" w:hAnsiTheme="minorHAnsi"/>
+                <w:sz w:val="14"/>
+              </w:rPr>
+            </w:pPr>
+            <w:r>
+              <w:rPr>
+                <w:rFonts w:asciiTheme="minorHAnsi" w:hAnsiTheme="minorHAnsi"/>
+              </w:rPr>
+              <w:t xml:space="preserve">Required </w:t>
+            </w:r>
+            <w:r>
+              <w:rPr>
+                <w:rFonts w:asciiTheme="minorHAnsi" w:hAnsiTheme="minorHAnsi"/>
+              </w:rPr>
+              <w:t>Max Pump Flow (gpm)</w:t>
             </w:r>
           </w:p>
         </w:tc>
@@ -8754,6 +8801,698 @@
         </w:trPr>
         <w:tc>
           <w:tcPr>
+            <w:tcW w:w="2750" w:type="dxa"/>
+            <w:gridSpan w:val="2"/>
+            <w:vAlign w:val="center"/>
+          </w:tcPr>
+          <w:p>
+            <w:pPr>
+              <w:keepNext/>
+              <w:rPr>
+                <w:rFonts w:asciiTheme="minorHAnsi" w:hAnsiTheme="minorHAnsi"/>
+                <w:i/>
+              </w:rPr>
+            </w:pPr>
+            <w:r>
+              <w:rPr>
+                <w:rFonts w:asciiTheme="minorHAnsi" w:hAnsiTheme="minorHAnsi"/>
+              </w:rPr>
+              <w:lastRenderedPageBreak/>
+              <w:t>&lt;&lt;</w:t>
+            </w:r>
+            <w:r>
+              <w:rPr>
+                <w:rFonts w:asciiTheme="minorHAnsi" w:hAnsiTheme="minorHAnsi"/>
+              </w:rPr>
+              <w:t xml:space="preserve"> </w:t>
+            </w:r>
+            <w:r>
+              <w:rPr>
+                <w:rFonts w:asciiTheme="minorHAnsi" w:hAnsiTheme="minorHAnsi"/>
+                <w:i/>
+              </w:rPr>
+              <w:t>hvac:PoolReturnPipe</w:t>
+            </w:r>
+          </w:p>
+          <w:p>
+            <w:pPr>
+              <w:keepNext/>
+              <w:rPr>
+                <w:rFonts w:asciiTheme="minorHAnsi" w:hAnsiTheme="minorHAnsi"/>
+                <w:sz w:val="22"/>
+              </w:rPr>
+            </w:pPr>
+            <w:r>
+              <w:rPr>
+                <w:rFonts w:asciiTheme="minorHAnsi" w:hAnsiTheme="minorHAnsi"/>
+                <w:i/>
+              </w:rPr>
+              <w:t>DiameterMinimumRequired</w:t>
+            </w:r>
+            <w:r>
+              <w:rPr>
+                <w:rFonts w:asciiTheme="minorHAnsi" w:hAnsiTheme="minorHAnsi"/>
+              </w:rPr>
+              <w:t xml:space="preserve"> (</w:t>
+            </w:r>
+            <w:r>
+              <w:rPr>
+                <w:rFonts w:asciiTheme="minorHAnsi" w:hAnsiTheme="minorHAnsi"/>
+              </w:rPr>
+              <w:t>D08a</w:t>
+            </w:r>
+            <w:r>
+              <w:rPr>
+                <w:rFonts w:asciiTheme="minorHAnsi" w:hAnsiTheme="minorHAnsi"/>
+              </w:rPr>
+              <w:t>)</w:t>
+            </w:r>
+            <w:r>
+              <w:rPr>
+                <w:rFonts w:asciiTheme="minorHAnsi" w:hAnsiTheme="minorHAnsi"/>
+              </w:rPr>
+              <w:t xml:space="preserve"> </w:t>
+            </w:r>
+            <w:r>
+              <w:rPr>
+                <w:rFonts w:asciiTheme="minorHAnsi" w:hAnsiTheme="minorHAnsi"/>
+              </w:rPr>
+              <w:t xml:space="preserve">only appears if </w:t>
+            </w:r>
+            <w:r>
+              <w:rPr>
+                <w:rFonts w:asciiTheme="minorHAnsi" w:hAnsiTheme="minorHAnsi"/>
+                <w:i/>
+              </w:rPr>
+              <w:t>comp: IsAlterrnativePoolPumpFlow ResultProvided</w:t>
+            </w:r>
+            <w:r>
+              <w:rPr>
+                <w:rFonts w:asciiTheme="minorHAnsi" w:hAnsiTheme="minorHAnsi"/>
+              </w:rPr>
+              <w:t xml:space="preserve"> (</w:t>
+            </w:r>
+            <w:r>
+              <w:rPr>
+                <w:rFonts w:asciiTheme="minorHAnsi" w:hAnsiTheme="minorHAnsi"/>
+              </w:rPr>
+              <w:t>D03</w:t>
+            </w:r>
+            <w:r>
+              <w:rPr>
+                <w:rFonts w:asciiTheme="minorHAnsi" w:hAnsiTheme="minorHAnsi"/>
+              </w:rPr>
+              <w:t xml:space="preserve">) </w:t>
+            </w:r>
+            <w:r>
+              <w:rPr>
+                <w:rFonts w:asciiTheme="minorHAnsi" w:hAnsiTheme="minorHAnsi"/>
+              </w:rPr>
+              <w:t>=</w:t>
+            </w:r>
+            <w:r>
+              <w:rPr>
+                <w:rFonts w:asciiTheme="minorHAnsi" w:hAnsiTheme="minorHAnsi"/>
+              </w:rPr>
+              <w:t xml:space="preserve"> </w:t>
+            </w:r>
+            <w:r>
+              <w:rPr>
+                <w:rFonts w:asciiTheme="minorHAnsi" w:hAnsiTheme="minorHAnsi"/>
+              </w:rPr>
+              <w:t xml:space="preserve">No. </w:t>
+            </w:r>
+            <w:r>
+              <w:rPr>
+                <w:rFonts w:asciiTheme="minorHAnsi" w:hAnsiTheme="minorHAnsi"/>
+              </w:rPr>
+              <w:t xml:space="preserve">Display value from Table C based on input from </w:t>
+            </w:r>
+            <w:r>
+              <w:rPr>
+                <w:rFonts w:asciiTheme="minorHAnsi" w:hAnsiTheme="minorHAnsi"/>
+                <w:i/>
+              </w:rPr>
+              <w:t>hvac:PoolVolume</w:t>
+            </w:r>
+            <w:r>
+              <w:rPr>
+                <w:rFonts w:asciiTheme="minorHAnsi" w:hAnsiTheme="minorHAnsi"/>
+              </w:rPr>
+              <w:t xml:space="preserve"> (</w:t>
+            </w:r>
+            <w:r>
+              <w:rPr>
+                <w:rFonts w:asciiTheme="minorHAnsi" w:hAnsiTheme="minorHAnsi"/>
+              </w:rPr>
+              <w:t>D06</w:t>
+            </w:r>
+            <w:r>
+              <w:rPr>
+                <w:rFonts w:asciiTheme="minorHAnsi" w:hAnsiTheme="minorHAnsi"/>
+              </w:rPr>
+              <w:t>)</w:t>
+            </w:r>
+            <w:r>
+              <w:rPr>
+                <w:rFonts w:asciiTheme="minorHAnsi" w:hAnsiTheme="minorHAnsi"/>
+              </w:rPr>
+              <w:t xml:space="preserve"> </w:t>
+            </w:r>
+            <w:r>
+              <w:rPr>
+                <w:rFonts w:asciiTheme="minorHAnsi" w:hAnsiTheme="minorHAnsi"/>
+              </w:rPr>
+              <w:t xml:space="preserve">and </w:t>
+            </w:r>
+            <w:r>
+              <w:rPr>
+                <w:rFonts w:asciiTheme="minorHAnsi" w:hAnsiTheme="minorHAnsi"/>
+                <w:i/>
+              </w:rPr>
+              <w:t>hvac:PoolFilterType</w:t>
+            </w:r>
+            <w:r>
+              <w:rPr>
+                <w:rFonts w:asciiTheme="minorHAnsi" w:hAnsiTheme="minorHAnsi"/>
+              </w:rPr>
+              <w:t xml:space="preserve"> (</w:t>
+            </w:r>
+            <w:r>
+              <w:rPr>
+                <w:rFonts w:asciiTheme="minorHAnsi" w:hAnsiTheme="minorHAnsi"/>
+              </w:rPr>
+              <w:t>D07</w:t>
+            </w:r>
+            <w:r>
+              <w:rPr>
+                <w:rFonts w:asciiTheme="minorHAnsi" w:hAnsiTheme="minorHAnsi"/>
+              </w:rPr>
+              <w:t>)</w:t>
+            </w:r>
+            <w:r>
+              <w:rPr>
+                <w:rFonts w:asciiTheme="minorHAnsi" w:hAnsiTheme="minorHAnsi"/>
+              </w:rPr>
+              <w:t>, else</w:t>
+            </w:r>
+            <w:r>
+              <w:rPr>
+                <w:rFonts w:asciiTheme="minorHAnsi" w:hAnsiTheme="minorHAnsi"/>
+              </w:rPr>
+              <w:t xml:space="preserve"> report </w:t>
+            </w:r>
+            <w:r>
+              <w:rPr>
+                <w:rFonts w:asciiTheme="minorHAnsi" w:hAnsiTheme="minorHAnsi"/>
+              </w:rPr>
+              <w:t xml:space="preserve"> N/A. </w:t>
+            </w:r>
+            <w:r>
+              <w:rPr>
+                <w:rFonts w:asciiTheme="minorHAnsi" w:hAnsiTheme="minorHAnsi"/>
+              </w:rPr>
+              <w:t>&gt;&gt;</w:t>
+            </w:r>
+          </w:p>
+        </w:tc>
+        <w:tc>
+          <w:tcPr>
+            <w:tcW w:w="2765" w:type="dxa"/>
+            <w:gridSpan w:val="2"/>
+            <w:vAlign w:val="center"/>
+          </w:tcPr>
+          <w:p>
+            <w:pPr>
+              <w:keepNext/>
+              <w:rPr>
+                <w:rFonts w:asciiTheme="minorHAnsi" w:hAnsiTheme="minorHAnsi"/>
+                <w:sz w:val="22"/>
+              </w:rPr>
+            </w:pPr>
+            <w:r>
+              <w:rPr>
+                <w:rFonts w:asciiTheme="minorHAnsi" w:hAnsiTheme="minorHAnsi"/>
+              </w:rPr>
+              <w:t>&lt;&lt;</w:t>
+            </w:r>
+            <w:r>
+              <w:rPr>
+                <w:rFonts w:asciiTheme="minorHAnsi" w:hAnsiTheme="minorHAnsi"/>
+              </w:rPr>
+              <w:t xml:space="preserve"> </w:t>
+            </w:r>
+            <w:r>
+              <w:rPr>
+                <w:rFonts w:asciiTheme="minorHAnsi" w:hAnsiTheme="minorHAnsi"/>
+                <w:i/>
+              </w:rPr>
+              <w:t>hvac:PoolSuctionPipe DiameterMinimumRequired</w:t>
+            </w:r>
+            <w:r>
+              <w:rPr>
+                <w:rFonts w:asciiTheme="minorHAnsi" w:hAnsiTheme="minorHAnsi"/>
+              </w:rPr>
+              <w:t xml:space="preserve"> </w:t>
+            </w:r>
+            <w:r>
+              <w:rPr>
+                <w:rFonts w:asciiTheme="minorHAnsi" w:hAnsiTheme="minorHAnsi"/>
+              </w:rPr>
+              <w:t>(</w:t>
+            </w:r>
+            <w:r>
+              <w:rPr>
+                <w:rFonts w:asciiTheme="minorHAnsi" w:hAnsiTheme="minorHAnsi"/>
+              </w:rPr>
+              <w:t>D08</w:t>
+            </w:r>
+            <w:r>
+              <w:rPr>
+                <w:rFonts w:asciiTheme="minorHAnsi" w:hAnsiTheme="minorHAnsi"/>
+              </w:rPr>
+              <w:t>b</w:t>
+            </w:r>
+            <w:r>
+              <w:rPr>
+                <w:rFonts w:asciiTheme="minorHAnsi" w:hAnsiTheme="minorHAnsi"/>
+              </w:rPr>
+              <w:t>)</w:t>
+            </w:r>
+            <w:r>
+              <w:rPr>
+                <w:rFonts w:asciiTheme="minorHAnsi" w:hAnsiTheme="minorHAnsi"/>
+              </w:rPr>
+              <w:t xml:space="preserve"> </w:t>
+            </w:r>
+            <w:r>
+              <w:rPr>
+                <w:rFonts w:asciiTheme="minorHAnsi" w:hAnsiTheme="minorHAnsi"/>
+              </w:rPr>
+              <w:t>only appears if</w:t>
+            </w:r>
+            <w:r>
+              <w:rPr>
+                <w:rFonts w:asciiTheme="minorHAnsi" w:hAnsiTheme="minorHAnsi"/>
+              </w:rPr>
+              <w:t xml:space="preserve"> </w:t>
+            </w:r>
+            <w:r>
+              <w:rPr>
+                <w:rFonts w:asciiTheme="minorHAnsi" w:hAnsiTheme="minorHAnsi"/>
+                <w:i/>
+              </w:rPr>
+              <w:t>comp: IsAlterrnativePoolPumpFlow ResultProvided</w:t>
+            </w:r>
+            <w:r>
+              <w:rPr>
+                <w:rFonts w:asciiTheme="minorHAnsi" w:hAnsiTheme="minorHAnsi"/>
+              </w:rPr>
+              <w:t xml:space="preserve"> (D03) = No</w:t>
+            </w:r>
+            <w:r>
+              <w:rPr>
+                <w:rFonts w:asciiTheme="minorHAnsi" w:hAnsiTheme="minorHAnsi"/>
+              </w:rPr>
+              <w:t xml:space="preserve">. </w:t>
+            </w:r>
+            <w:r>
+              <w:rPr>
+                <w:rFonts w:asciiTheme="minorHAnsi" w:hAnsiTheme="minorHAnsi"/>
+              </w:rPr>
+              <w:t xml:space="preserve">Display value from Table C based on input from </w:t>
+            </w:r>
+            <w:r>
+              <w:rPr>
+                <w:rFonts w:asciiTheme="minorHAnsi" w:hAnsiTheme="minorHAnsi"/>
+                <w:i/>
+              </w:rPr>
+              <w:t>hvac:PoolVolume</w:t>
+            </w:r>
+            <w:r>
+              <w:rPr>
+                <w:rFonts w:asciiTheme="minorHAnsi" w:hAnsiTheme="minorHAnsi"/>
+              </w:rPr>
+              <w:t xml:space="preserve"> (D06) and </w:t>
+            </w:r>
+            <w:r>
+              <w:rPr>
+                <w:rFonts w:asciiTheme="minorHAnsi" w:hAnsiTheme="minorHAnsi"/>
+                <w:i/>
+              </w:rPr>
+              <w:t>hvac:PoolFilterType</w:t>
+            </w:r>
+            <w:r>
+              <w:rPr>
+                <w:rFonts w:asciiTheme="minorHAnsi" w:hAnsiTheme="minorHAnsi"/>
+              </w:rPr>
+              <w:t xml:space="preserve"> (D07)</w:t>
+            </w:r>
+            <w:r>
+              <w:rPr>
+                <w:rFonts w:asciiTheme="minorHAnsi" w:hAnsiTheme="minorHAnsi"/>
+              </w:rPr>
+              <w:t>, else</w:t>
+            </w:r>
+            <w:r>
+              <w:rPr>
+                <w:rFonts w:asciiTheme="minorHAnsi" w:hAnsiTheme="minorHAnsi"/>
+              </w:rPr>
+              <w:t xml:space="preserve"> report </w:t>
+            </w:r>
+            <w:r>
+              <w:rPr>
+                <w:rFonts w:asciiTheme="minorHAnsi" w:hAnsiTheme="minorHAnsi"/>
+              </w:rPr>
+              <w:t>N/A</w:t>
+            </w:r>
+            <w:r>
+              <w:rPr>
+                <w:rFonts w:asciiTheme="minorHAnsi" w:hAnsiTheme="minorHAnsi"/>
+              </w:rPr>
+              <w:t>&gt;&gt;</w:t>
+            </w:r>
+          </w:p>
+        </w:tc>
+        <w:tc>
+          <w:tcPr>
+            <w:tcW w:w="2765" w:type="dxa"/>
+            <w:gridSpan w:val="2"/>
+            <w:vAlign w:val="center"/>
+          </w:tcPr>
+          <w:p>
+            <w:pPr>
+              <w:keepNext/>
+              <w:rPr>
+                <w:rFonts w:asciiTheme="minorHAnsi" w:hAnsiTheme="minorHAnsi"/>
+                <w:i/>
+              </w:rPr>
+            </w:pPr>
+            <w:r>
+              <w:rPr>
+                <w:rFonts w:asciiTheme="minorHAnsi" w:hAnsiTheme="minorHAnsi"/>
+              </w:rPr>
+              <w:t>&lt;&lt;</w:t>
+            </w:r>
+            <w:r>
+              <w:rPr>
+                <w:rFonts w:asciiTheme="minorHAnsi" w:hAnsiTheme="minorHAnsi"/>
+              </w:rPr>
+              <w:t xml:space="preserve"> </w:t>
+            </w:r>
+            <w:r>
+              <w:rPr>
+                <w:rFonts w:asciiTheme="minorHAnsi" w:hAnsiTheme="minorHAnsi"/>
+                <w:i/>
+              </w:rPr>
+              <w:t>hvac:PoolFilterSurfaceArea</w:t>
+            </w:r>
+          </w:p>
+          <w:p>
+            <w:pPr>
+              <w:keepNext/>
+              <w:rPr>
+                <w:rFonts w:asciiTheme="minorHAnsi" w:hAnsiTheme="minorHAnsi"/>
+                <w:sz w:val="22"/>
+              </w:rPr>
+            </w:pPr>
+            <w:r>
+              <w:rPr>
+                <w:rFonts w:asciiTheme="minorHAnsi" w:hAnsiTheme="minorHAnsi"/>
+                <w:i/>
+              </w:rPr>
+              <w:t>MinimumRequired</w:t>
+            </w:r>
+            <w:r>
+              <w:rPr>
+                <w:rFonts w:asciiTheme="minorHAnsi" w:hAnsiTheme="minorHAnsi"/>
+              </w:rPr>
+              <w:t xml:space="preserve"> (</w:t>
+            </w:r>
+            <w:r>
+              <w:rPr>
+                <w:rFonts w:asciiTheme="minorHAnsi" w:hAnsiTheme="minorHAnsi"/>
+              </w:rPr>
+              <w:t>D08</w:t>
+            </w:r>
+            <w:r>
+              <w:rPr>
+                <w:rFonts w:asciiTheme="minorHAnsi" w:hAnsiTheme="minorHAnsi"/>
+              </w:rPr>
+              <w:t>c</w:t>
+            </w:r>
+            <w:r>
+              <w:rPr>
+                <w:rFonts w:asciiTheme="minorHAnsi" w:hAnsiTheme="minorHAnsi"/>
+              </w:rPr>
+              <w:t>)</w:t>
+            </w:r>
+            <w:r>
+              <w:rPr>
+                <w:rFonts w:asciiTheme="minorHAnsi" w:hAnsiTheme="minorHAnsi"/>
+              </w:rPr>
+              <w:t xml:space="preserve"> </w:t>
+            </w:r>
+            <w:r>
+              <w:rPr>
+                <w:rFonts w:asciiTheme="minorHAnsi" w:hAnsiTheme="minorHAnsi"/>
+              </w:rPr>
+              <w:t>only appears if</w:t>
+            </w:r>
+            <w:r>
+              <w:rPr>
+                <w:rFonts w:asciiTheme="minorHAnsi" w:hAnsiTheme="minorHAnsi"/>
+              </w:rPr>
+              <w:t xml:space="preserve"> </w:t>
+            </w:r>
+            <w:r>
+              <w:rPr>
+                <w:rFonts w:asciiTheme="minorHAnsi" w:hAnsiTheme="minorHAnsi"/>
+                <w:i/>
+              </w:rPr>
+              <w:t>comp: IsAlterrnativePoolPumpFlow ResultProvided</w:t>
+            </w:r>
+            <w:r>
+              <w:rPr>
+                <w:rFonts w:asciiTheme="minorHAnsi" w:hAnsiTheme="minorHAnsi"/>
+              </w:rPr>
+              <w:t xml:space="preserve"> (D03) = No</w:t>
+            </w:r>
+            <w:r>
+              <w:rPr>
+                <w:rFonts w:asciiTheme="minorHAnsi" w:hAnsiTheme="minorHAnsi"/>
+              </w:rPr>
+              <w:t xml:space="preserve">. </w:t>
+            </w:r>
+            <w:r>
+              <w:rPr>
+                <w:rFonts w:asciiTheme="minorHAnsi" w:hAnsiTheme="minorHAnsi"/>
+              </w:rPr>
+              <w:t xml:space="preserve">Display value from Table C based on input from </w:t>
+            </w:r>
+            <w:r>
+              <w:rPr>
+                <w:rFonts w:asciiTheme="minorHAnsi" w:hAnsiTheme="minorHAnsi"/>
+                <w:i/>
+              </w:rPr>
+              <w:t>hvac:PoolVolume</w:t>
+            </w:r>
+            <w:r>
+              <w:rPr>
+                <w:rFonts w:asciiTheme="minorHAnsi" w:hAnsiTheme="minorHAnsi"/>
+              </w:rPr>
+              <w:t xml:space="preserve"> (D06) and </w:t>
+            </w:r>
+            <w:r>
+              <w:rPr>
+                <w:rFonts w:asciiTheme="minorHAnsi" w:hAnsiTheme="minorHAnsi"/>
+                <w:i/>
+              </w:rPr>
+              <w:t>hvac:PoolFilterType</w:t>
+            </w:r>
+            <w:r>
+              <w:rPr>
+                <w:rFonts w:asciiTheme="minorHAnsi" w:hAnsiTheme="minorHAnsi"/>
+              </w:rPr>
+              <w:t xml:space="preserve"> (D07)</w:t>
+            </w:r>
+            <w:r>
+              <w:rPr>
+                <w:rFonts w:asciiTheme="minorHAnsi" w:hAnsiTheme="minorHAnsi"/>
+              </w:rPr>
+              <w:t>, else report N/A</w:t>
+            </w:r>
+            <w:r>
+              <w:rPr>
+                <w:rFonts w:asciiTheme="minorHAnsi" w:hAnsiTheme="minorHAnsi"/>
+              </w:rPr>
+              <w:t>&gt;&gt;</w:t>
+            </w:r>
+          </w:p>
+        </w:tc>
+        <w:tc>
+          <w:tcPr>
+            <w:tcW w:w="2765" w:type="dxa"/>
+            <w:gridSpan w:val="2"/>
+            <w:vAlign w:val="center"/>
+          </w:tcPr>
+          <w:p>
+            <w:pPr>
+              <w:keepNext/>
+              <w:rPr>
+                <w:rFonts w:asciiTheme="minorHAnsi" w:hAnsiTheme="minorHAnsi"/>
+                <w:sz w:val="22"/>
+              </w:rPr>
+            </w:pPr>
+            <w:r>
+              <w:rPr>
+                <w:rFonts w:asciiTheme="minorHAnsi" w:hAnsiTheme="minorHAnsi"/>
+              </w:rPr>
+              <w:t>&lt;&lt;</w:t>
+            </w:r>
+            <w:r>
+              <w:rPr>
+                <w:rFonts w:asciiTheme="minorHAnsi" w:hAnsiTheme="minorHAnsi"/>
+              </w:rPr>
+              <w:t xml:space="preserve"> </w:t>
+            </w:r>
+            <w:r>
+              <w:rPr>
+                <w:rFonts w:asciiTheme="minorHAnsi" w:hAnsiTheme="minorHAnsi"/>
+                <w:i/>
+              </w:rPr>
+              <w:t>hvac:PumpFlowMaximum Required</w:t>
+            </w:r>
+            <w:r>
+              <w:rPr>
+                <w:rFonts w:asciiTheme="minorHAnsi" w:hAnsiTheme="minorHAnsi"/>
+              </w:rPr>
+              <w:t xml:space="preserve"> (</w:t>
+            </w:r>
+            <w:r>
+              <w:rPr>
+                <w:rFonts w:asciiTheme="minorHAnsi" w:hAnsiTheme="minorHAnsi"/>
+              </w:rPr>
+              <w:t>D08</w:t>
+            </w:r>
+            <w:r>
+              <w:rPr>
+                <w:rFonts w:asciiTheme="minorHAnsi" w:hAnsiTheme="minorHAnsi"/>
+              </w:rPr>
+              <w:t>d</w:t>
+            </w:r>
+            <w:r>
+              <w:rPr>
+                <w:rFonts w:asciiTheme="minorHAnsi" w:hAnsiTheme="minorHAnsi"/>
+              </w:rPr>
+              <w:t>)</w:t>
+            </w:r>
+            <w:r>
+              <w:rPr>
+                <w:rFonts w:asciiTheme="minorHAnsi" w:hAnsiTheme="minorHAnsi"/>
+              </w:rPr>
+              <w:t xml:space="preserve"> </w:t>
+            </w:r>
+            <w:r>
+              <w:rPr>
+                <w:rFonts w:asciiTheme="minorHAnsi" w:hAnsiTheme="minorHAnsi"/>
+              </w:rPr>
+              <w:t>only appears if</w:t>
+            </w:r>
+            <w:r>
+              <w:rPr>
+                <w:rFonts w:asciiTheme="minorHAnsi" w:hAnsiTheme="minorHAnsi"/>
+              </w:rPr>
+              <w:t xml:space="preserve"> </w:t>
+            </w:r>
+            <w:r>
+              <w:rPr>
+                <w:rFonts w:asciiTheme="minorHAnsi" w:hAnsiTheme="minorHAnsi"/>
+                <w:i/>
+              </w:rPr>
+              <w:t>comp:IsAlterrnativePool</w:t>
+            </w:r>
+            <w:r>
+              <w:rPr>
+                <w:rFonts w:asciiTheme="minorHAnsi" w:hAnsiTheme="minorHAnsi"/>
+                <w:i/>
+              </w:rPr>
+              <w:t xml:space="preserve"> </w:t>
+            </w:r>
+            <w:r>
+              <w:rPr>
+                <w:rFonts w:asciiTheme="minorHAnsi" w:hAnsiTheme="minorHAnsi"/>
+                <w:i/>
+              </w:rPr>
+              <w:t>PumpFlowResultProvided</w:t>
+            </w:r>
+            <w:r>
+              <w:rPr>
+                <w:rFonts w:asciiTheme="minorHAnsi" w:hAnsiTheme="minorHAnsi"/>
+              </w:rPr>
+              <w:t xml:space="preserve"> (D03) = No</w:t>
+            </w:r>
+            <w:r>
+              <w:rPr>
+                <w:rFonts w:asciiTheme="minorHAnsi" w:hAnsiTheme="minorHAnsi"/>
+              </w:rPr>
+              <w:t xml:space="preserve">. </w:t>
+            </w:r>
+            <w:r>
+              <w:rPr>
+                <w:rFonts w:asciiTheme="minorHAnsi" w:hAnsiTheme="minorHAnsi"/>
+              </w:rPr>
+              <w:t xml:space="preserve">Display value from Table C based on input from </w:t>
+            </w:r>
+            <w:r>
+              <w:rPr>
+                <w:rFonts w:asciiTheme="minorHAnsi" w:hAnsiTheme="minorHAnsi"/>
+                <w:i/>
+              </w:rPr>
+              <w:t>hvac:PoolVolume</w:t>
+            </w:r>
+            <w:r>
+              <w:rPr>
+                <w:rFonts w:asciiTheme="minorHAnsi" w:hAnsiTheme="minorHAnsi"/>
+              </w:rPr>
+              <w:t xml:space="preserve"> (D06) and </w:t>
+            </w:r>
+            <w:r>
+              <w:rPr>
+                <w:rFonts w:asciiTheme="minorHAnsi" w:hAnsiTheme="minorHAnsi"/>
+                <w:i/>
+              </w:rPr>
+              <w:t>hvac:PoolFilterType</w:t>
+            </w:r>
+            <w:r>
+              <w:rPr>
+                <w:rFonts w:asciiTheme="minorHAnsi" w:hAnsiTheme="minorHAnsi"/>
+              </w:rPr>
+              <w:t xml:space="preserve"> (D07)</w:t>
+            </w:r>
+            <w:r>
+              <w:rPr>
+                <w:rFonts w:asciiTheme="minorHAnsi" w:hAnsiTheme="minorHAnsi"/>
+              </w:rPr>
+              <w:t>, else report N/A</w:t>
+            </w:r>
+            <w:r>
+              <w:rPr>
+                <w:rFonts w:asciiTheme="minorHAnsi" w:hAnsiTheme="minorHAnsi"/>
+              </w:rPr>
+              <w:t>&gt;&gt;</w:t>
+            </w:r>
+          </w:p>
+        </w:tc>
+      </w:tr>
+      <w:tr>
+        <w:trPr>
+          <w:gridAfter w:val="1"/>
+          <w:wAfter w:w="9" w:type="dxa"/>
+          <w:trHeight w:val="288"/>
+        </w:trPr>
+        <w:tc>
+          <w:tcPr>
             <w:tcW w:w="512" w:type="dxa"/>
             <w:vAlign w:val="center"/>
           </w:tcPr>
@@ -8770,7 +9509,13 @@
               <w:rPr>
                 <w:rFonts w:asciiTheme="minorHAnsi" w:hAnsiTheme="minorHAnsi"/>
               </w:rPr>
-              <w:t>07</w:t>
+              <w:t>0</w:t>
+            </w:r>
+            <w:r>
+              <w:rPr>
+                <w:rFonts w:asciiTheme="minorHAnsi" w:hAnsiTheme="minorHAnsi"/>
+              </w:rPr>
+              <w:t>9</w:t>
             </w:r>
           </w:p>
         </w:tc>
@@ -8792,7 +9537,7 @@
               <w:rPr>
                 <w:rFonts w:asciiTheme="minorHAnsi" w:hAnsiTheme="minorHAnsi"/>
               </w:rPr>
-              <w:t>Filter Type (Cartridge, Sand, DE)</w:t>
+              <w:t>Return Pipe Diameter (inches)</w:t>
             </w:r>
           </w:p>
         </w:tc>
@@ -8819,26 +9564,27 @@
               <w:rPr>
                 <w:rFonts w:asciiTheme="minorHAnsi" w:hAnsiTheme="minorHAnsi"/>
               </w:rPr>
-              <w:t>user select drop down, choices are Cartridge, Sand, or DE</w:t>
-            </w:r>
-            <w:r>
-              <w:rPr>
-                <w:rFonts w:asciiTheme="minorHAnsi" w:hAnsiTheme="minorHAnsi"/>
-              </w:rPr>
-              <w:t>&gt;&gt;</w:t>
+              <w:t xml:space="preserve"> </w:t>
+            </w:r>
+            <w:r>
+              <w:rPr>
+                <w:rFonts w:asciiTheme="minorHAnsi" w:hAnsiTheme="minorHAnsi"/>
+              </w:rPr>
+              <w:t>numeric x.x (user input)&gt;&gt;</w:t>
             </w:r>
           </w:p>
         </w:tc>
       </w:tr>
       <w:tr>
         <w:trPr>
+          <w:gridAfter w:val="1"/>
+          <w:wAfter w:w="9" w:type="dxa"/>
           <w:trHeight w:val="288"/>
         </w:trPr>
         <w:tc>
           <w:tcPr>
-            <w:tcW w:w="2750" w:type="dxa"/>
-            <w:gridSpan w:val="2"/>
-            <w:vAlign w:val="bottom"/>
+            <w:tcW w:w="512" w:type="dxa"/>
+            <w:vAlign w:val="center"/>
           </w:tcPr>
           <w:p>
             <w:pPr>
@@ -8853,66 +9599,46 @@
               <w:rPr>
                 <w:rFonts w:asciiTheme="minorHAnsi" w:hAnsiTheme="minorHAnsi"/>
               </w:rPr>
+              <w:t>1</w:t>
+            </w:r>
+            <w:r>
+              <w:rPr>
+                <w:rFonts w:asciiTheme="minorHAnsi" w:hAnsiTheme="minorHAnsi"/>
+              </w:rPr>
               <w:t>0</w:t>
             </w:r>
-            <w:r>
-              <w:rPr>
-                <w:rFonts w:asciiTheme="minorHAnsi" w:hAnsiTheme="minorHAnsi"/>
-              </w:rPr>
-              <w:t>8</w:t>
-            </w:r>
-            <w:r>
-              <w:rPr>
-                <w:rFonts w:asciiTheme="minorHAnsi" w:hAnsiTheme="minorHAnsi"/>
-              </w:rPr>
-              <w:t>a</w:t>
-            </w:r>
-          </w:p>
+          </w:p>
+        </w:tc>
+        <w:tc>
+          <w:tcPr>
+            <w:tcW w:w="4490" w:type="dxa"/>
+            <w:gridSpan w:val="2"/>
+            <w:vAlign w:val="center"/>
+          </w:tcPr>
           <w:p>
             <w:pPr>
               <w:keepNext/>
-              <w:jc w:val="center"/>
-              <w:rPr>
-                <w:rFonts w:asciiTheme="minorHAnsi" w:hAnsiTheme="minorHAnsi"/>
-                <w:sz w:val="14"/>
-              </w:rPr>
-            </w:pPr>
-            <w:r>
-              <w:rPr>
-                <w:rFonts w:asciiTheme="minorHAnsi" w:hAnsiTheme="minorHAnsi"/>
-              </w:rPr>
-              <w:t xml:space="preserve">Required </w:t>
-            </w:r>
-            <w:r>
-              <w:rPr>
-                <w:rFonts w:asciiTheme="minorHAnsi" w:hAnsiTheme="minorHAnsi"/>
-              </w:rPr>
-              <w:t xml:space="preserve">Min </w:t>
-            </w:r>
-            <w:r>
-              <w:rPr>
-                <w:rFonts w:asciiTheme="minorHAnsi" w:hAnsiTheme="minorHAnsi"/>
-              </w:rPr>
-              <w:t>Return Pipe Diameter</w:t>
-            </w:r>
-            <w:r>
-              <w:rPr>
-                <w:rFonts w:asciiTheme="minorHAnsi" w:hAnsiTheme="minorHAnsi"/>
-              </w:rPr>
-              <w:t xml:space="preserve"> (inches)</w:t>
-            </w:r>
-          </w:p>
-        </w:tc>
-        <w:tc>
-          <w:tcPr>
-            <w:tcW w:w="2765" w:type="dxa"/>
-            <w:gridSpan w:val="2"/>
-            <w:vAlign w:val="bottom"/>
+              <w:rPr>
+                <w:rFonts w:asciiTheme="minorHAnsi" w:hAnsiTheme="minorHAnsi"/>
+                <w:sz w:val="22"/>
+              </w:rPr>
+            </w:pPr>
+            <w:r>
+              <w:rPr>
+                <w:rFonts w:asciiTheme="minorHAnsi" w:hAnsiTheme="minorHAnsi"/>
+              </w:rPr>
+              <w:t>Suction Pipe Diameter (inches)</w:t>
+            </w:r>
+          </w:p>
+        </w:tc>
+        <w:tc>
+          <w:tcPr>
+            <w:tcW w:w="6034" w:type="dxa"/>
+            <w:gridSpan w:val="4"/>
           </w:tcPr>
           <w:p>
             <w:pPr>
               <w:keepNext/>
-              <w:jc w:val="center"/>
               <w:rPr>
                 <w:rFonts w:asciiTheme="minorHAnsi" w:hAnsiTheme="minorHAnsi"/>
                 <w:sz w:val="22"/>
@@ -8922,211 +9648,60 @@
               <w:rPr>
                 <w:rFonts w:asciiTheme="minorHAnsi" w:hAnsiTheme="minorHAnsi"/>
               </w:rPr>
-              <w:t>0</w:t>
-            </w:r>
-            <w:r>
-              <w:rPr>
-                <w:rFonts w:asciiTheme="minorHAnsi" w:hAnsiTheme="minorHAnsi"/>
-              </w:rPr>
-              <w:t>8</w:t>
-            </w:r>
-            <w:r>
-              <w:rPr>
-                <w:rFonts w:asciiTheme="minorHAnsi" w:hAnsiTheme="minorHAnsi"/>
-              </w:rPr>
-              <w:t>b</w:t>
-            </w:r>
-          </w:p>
-          <w:p>
-            <w:pPr>
-              <w:keepNext/>
-              <w:jc w:val="center"/>
-              <w:rPr>
-                <w:rFonts w:asciiTheme="minorHAnsi" w:hAnsiTheme="minorHAnsi"/>
-                <w:sz w:val="14"/>
-              </w:rPr>
-            </w:pPr>
-            <w:r>
-              <w:rPr>
-                <w:rFonts w:asciiTheme="minorHAnsi" w:hAnsiTheme="minorHAnsi"/>
-              </w:rPr>
-              <w:t xml:space="preserve">Required Min </w:t>
-            </w:r>
-            <w:r>
-              <w:rPr>
-                <w:rFonts w:asciiTheme="minorHAnsi" w:hAnsiTheme="minorHAnsi"/>
-              </w:rPr>
-              <w:t>Suction Pipe Diameter</w:t>
-            </w:r>
-            <w:r>
-              <w:rPr>
-                <w:rFonts w:asciiTheme="minorHAnsi" w:hAnsiTheme="minorHAnsi"/>
-              </w:rPr>
-              <w:t xml:space="preserve"> (inches)</w:t>
-            </w:r>
-          </w:p>
-        </w:tc>
-        <w:tc>
-          <w:tcPr>
-            <w:tcW w:w="2765" w:type="dxa"/>
-            <w:gridSpan w:val="2"/>
-          </w:tcPr>
-          <w:p>
-            <w:pPr>
-              <w:keepNext/>
-              <w:jc w:val="center"/>
-              <w:rPr>
-                <w:rFonts w:asciiTheme="minorHAnsi" w:hAnsiTheme="minorHAnsi"/>
-              </w:rPr>
-            </w:pPr>
-            <w:r>
-              <w:rPr>
-                <w:rFonts w:asciiTheme="minorHAnsi" w:hAnsiTheme="minorHAnsi"/>
-              </w:rPr>
-              <w:t>0</w:t>
-            </w:r>
-            <w:r>
-              <w:rPr>
-                <w:rFonts w:asciiTheme="minorHAnsi" w:hAnsiTheme="minorHAnsi"/>
-              </w:rPr>
-              <w:t>8</w:t>
-            </w:r>
-            <w:r>
-              <w:rPr>
-                <w:rFonts w:asciiTheme="minorHAnsi" w:hAnsiTheme="minorHAnsi"/>
-              </w:rPr>
-              <w:t>c</w:t>
-            </w:r>
-          </w:p>
-          <w:p>
-            <w:pPr>
-              <w:keepNext/>
-              <w:jc w:val="center"/>
-              <w:rPr>
-                <w:rFonts w:asciiTheme="minorHAnsi" w:hAnsiTheme="minorHAnsi"/>
-                <w:sz w:val="22"/>
-              </w:rPr>
-            </w:pPr>
-          </w:p>
-          <w:p>
-            <w:pPr>
-              <w:keepNext/>
-              <w:jc w:val="center"/>
-              <w:rPr>
-                <w:rFonts w:asciiTheme="minorHAnsi" w:hAnsiTheme="minorHAnsi"/>
-                <w:sz w:val="14"/>
-              </w:rPr>
-            </w:pPr>
-            <w:r>
-              <w:rPr>
-                <w:rFonts w:asciiTheme="minorHAnsi" w:hAnsiTheme="minorHAnsi"/>
-              </w:rPr>
-              <w:t xml:space="preserve">Required </w:t>
-            </w:r>
-            <w:r>
-              <w:rPr>
-                <w:rFonts w:asciiTheme="minorHAnsi" w:hAnsiTheme="minorHAnsi"/>
-              </w:rPr>
-              <w:t>Min Filter Area (</w:t>
-            </w:r>
-            <w:r>
-              <w:rPr>
-                <w:rFonts w:asciiTheme="minorHAnsi" w:hAnsiTheme="minorHAnsi"/>
-              </w:rPr>
-              <w:t>ft</w:t>
-            </w:r>
-            <w:r>
-              <w:rPr>
-                <w:rFonts w:asciiTheme="minorHAnsi" w:hAnsiTheme="minorHAnsi"/>
-                <w:vertAlign w:val="superscript"/>
-              </w:rPr>
-              <w:t>2</w:t>
-            </w:r>
-            <w:r>
-              <w:rPr>
-                <w:rFonts w:asciiTheme="minorHAnsi" w:hAnsiTheme="minorHAnsi"/>
-              </w:rPr>
-              <w:t>)</w:t>
-            </w:r>
-          </w:p>
-        </w:tc>
-        <w:tc>
-          <w:tcPr>
-            <w:tcW w:w="2765" w:type="dxa"/>
-          </w:tcPr>
-          <w:p>
-            <w:pPr>
-              <w:keepNext/>
-              <w:jc w:val="center"/>
-              <w:rPr>
-                <w:rFonts w:asciiTheme="minorHAnsi" w:hAnsiTheme="minorHAnsi"/>
-                <w:sz w:val="22"/>
-              </w:rPr>
-            </w:pPr>
-            <w:r>
-              <w:rPr>
-                <w:rFonts w:asciiTheme="minorHAnsi" w:hAnsiTheme="minorHAnsi"/>
-              </w:rPr>
-              <w:t>0</w:t>
-            </w:r>
-            <w:r>
-              <w:rPr>
-                <w:rFonts w:asciiTheme="minorHAnsi" w:hAnsiTheme="minorHAnsi"/>
-              </w:rPr>
-              <w:t>8</w:t>
-            </w:r>
-            <w:r>
-              <w:rPr>
-                <w:rFonts w:asciiTheme="minorHAnsi" w:hAnsiTheme="minorHAnsi"/>
-              </w:rPr>
-              <w:t>d</w:t>
-            </w:r>
-          </w:p>
-          <w:p>
-            <w:pPr>
-              <w:keepNext/>
-              <w:jc w:val="center"/>
-              <w:rPr>
-                <w:rFonts w:asciiTheme="minorHAnsi" w:hAnsiTheme="minorHAnsi"/>
-                <w:sz w:val="14"/>
-              </w:rPr>
-            </w:pPr>
-            <w:r>
-              <w:rPr>
-                <w:rFonts w:asciiTheme="minorHAnsi" w:hAnsiTheme="minorHAnsi"/>
-              </w:rPr>
-              <w:t xml:space="preserve">Required </w:t>
-            </w:r>
-            <w:r>
-              <w:rPr>
-                <w:rFonts w:asciiTheme="minorHAnsi" w:hAnsiTheme="minorHAnsi"/>
-              </w:rPr>
-              <w:t>Max Pump Flow (</w:t>
-            </w:r>
-            <w:proofErr w:type="spellStart"/>
-            <w:r>
-              <w:rPr>
-                <w:rFonts w:asciiTheme="minorHAnsi" w:hAnsiTheme="minorHAnsi"/>
-              </w:rPr>
-              <w:t>gpm</w:t>
-            </w:r>
-            <w:proofErr w:type="spellEnd"/>
-            <w:r>
-              <w:rPr>
-                <w:rFonts w:asciiTheme="minorHAnsi" w:hAnsiTheme="minorHAnsi"/>
-              </w:rPr>
-              <w:t>)</w:t>
+              <w:t>&lt;&lt;</w:t>
+            </w:r>
+            <w:r>
+              <w:rPr>
+                <w:rFonts w:asciiTheme="minorHAnsi" w:hAnsiTheme="minorHAnsi"/>
+              </w:rPr>
+              <w:t xml:space="preserve"> </w:t>
+            </w:r>
+            <w:r>
+              <w:rPr>
+                <w:rFonts w:asciiTheme="minorHAnsi" w:hAnsiTheme="minorHAnsi"/>
+              </w:rPr>
+              <w:t>numeric x.x(user input)&gt;&gt;</w:t>
             </w:r>
           </w:p>
         </w:tc>
       </w:tr>
       <w:tr>
         <w:trPr>
+          <w:gridAfter w:val="1"/>
+          <w:wAfter w:w="9" w:type="dxa"/>
           <w:trHeight w:val="288"/>
         </w:trPr>
         <w:tc>
           <w:tcPr>
-            <w:tcW w:w="2750" w:type="dxa"/>
+            <w:tcW w:w="512" w:type="dxa"/>
+            <w:vAlign w:val="center"/>
+          </w:tcPr>
+          <w:p>
+            <w:pPr>
+              <w:keepNext/>
+              <w:jc w:val="center"/>
+              <w:rPr>
+                <w:rFonts w:asciiTheme="minorHAnsi" w:hAnsiTheme="minorHAnsi"/>
+                <w:sz w:val="22"/>
+              </w:rPr>
+            </w:pPr>
+            <w:r>
+              <w:rPr>
+                <w:rFonts w:asciiTheme="minorHAnsi" w:hAnsiTheme="minorHAnsi"/>
+              </w:rPr>
+              <w:t>1</w:t>
+            </w:r>
+            <w:r>
+              <w:rPr>
+                <w:rFonts w:asciiTheme="minorHAnsi" w:hAnsiTheme="minorHAnsi"/>
+              </w:rPr>
+              <w:t>1</w:t>
+            </w:r>
+          </w:p>
+        </w:tc>
+        <w:tc>
+          <w:tcPr>
+            <w:tcW w:w="4490" w:type="dxa"/>
             <w:gridSpan w:val="2"/>
             <w:vAlign w:val="center"/>
           </w:tcPr>
@@ -9135,14 +9710,14 @@
               <w:keepNext/>
               <w:rPr>
                 <w:rFonts w:asciiTheme="minorHAnsi" w:hAnsiTheme="minorHAnsi"/>
-                <w:i/>
-              </w:rPr>
-            </w:pPr>
-            <w:r>
-              <w:rPr>
-                <w:rFonts w:asciiTheme="minorHAnsi" w:hAnsiTheme="minorHAnsi"/>
-              </w:rPr>
-              <w:t>&lt;&lt;</w:t>
+                <w:sz w:val="22"/>
+              </w:rPr>
+            </w:pPr>
+            <w:r>
+              <w:rPr>
+                <w:rFonts w:asciiTheme="minorHAnsi" w:hAnsiTheme="minorHAnsi"/>
+              </w:rPr>
+              <w:t>Filter Surface Area</w:t>
             </w:r>
             <w:r>
               <w:rPr>
@@ -9150,18 +9725,38 @@
               </w:rPr>
               <w:t xml:space="preserve"> </w:t>
             </w:r>
-            <w:proofErr w:type="spellStart"/>
-            <w:proofErr w:type="gramStart"/>
-            <w:r>
-              <w:rPr>
-                <w:rFonts w:asciiTheme="minorHAnsi" w:hAnsiTheme="minorHAnsi"/>
-                <w:i/>
-              </w:rPr>
-              <w:t>hvac:PoolReturnPipe</w:t>
-            </w:r>
-            <w:proofErr w:type="spellEnd"/>
-            <w:proofErr w:type="gramEnd"/>
-          </w:p>
+            <w:r>
+              <w:rPr>
+                <w:rFonts w:asciiTheme="minorHAnsi" w:hAnsiTheme="minorHAnsi"/>
+              </w:rPr>
+              <w:t>(</w:t>
+            </w:r>
+            <w:r>
+              <w:rPr>
+                <w:rFonts w:asciiTheme="minorHAnsi" w:hAnsiTheme="minorHAnsi"/>
+              </w:rPr>
+              <w:t>ft</w:t>
+            </w:r>
+            <w:r>
+              <w:rPr>
+                <w:rFonts w:asciiTheme="minorHAnsi" w:hAnsiTheme="minorHAnsi"/>
+                <w:vertAlign w:val="superscript"/>
+              </w:rPr>
+              <w:t>2</w:t>
+            </w:r>
+            <w:r>
+              <w:rPr>
+                <w:rFonts w:asciiTheme="minorHAnsi" w:hAnsiTheme="minorHAnsi"/>
+              </w:rPr>
+              <w:t>)</w:t>
+            </w:r>
+          </w:p>
+        </w:tc>
+        <w:tc>
+          <w:tcPr>
+            <w:tcW w:w="6034" w:type="dxa"/>
+            <w:gridSpan w:val="4"/>
+          </w:tcPr>
           <w:p>
             <w:pPr>
               <w:keepNext/>
@@ -9170,790 +9765,19 @@
                 <w:sz w:val="22"/>
               </w:rPr>
             </w:pPr>
-            <w:proofErr w:type="spellStart"/>
-            <w:r>
-              <w:rPr>
-                <w:rFonts w:asciiTheme="minorHAnsi" w:hAnsiTheme="minorHAnsi"/>
-                <w:i/>
-              </w:rPr>
-              <w:t>DiameterMinimumRequired</w:t>
-            </w:r>
-            <w:proofErr w:type="spellEnd"/>
-            <w:r>
-              <w:rPr>
-                <w:rFonts w:asciiTheme="minorHAnsi" w:hAnsiTheme="minorHAnsi"/>
-              </w:rPr>
-              <w:t xml:space="preserve"> (</w:t>
-            </w:r>
-            <w:r>
-              <w:rPr>
-                <w:rFonts w:asciiTheme="minorHAnsi" w:hAnsiTheme="minorHAnsi"/>
-              </w:rPr>
-              <w:t>D08a</w:t>
-            </w:r>
-            <w:r>
-              <w:rPr>
-                <w:rFonts w:asciiTheme="minorHAnsi" w:hAnsiTheme="minorHAnsi"/>
-              </w:rPr>
-              <w:t>)</w:t>
-            </w:r>
-            <w:r>
-              <w:rPr>
-                <w:rFonts w:asciiTheme="minorHAnsi" w:hAnsiTheme="minorHAnsi"/>
-              </w:rPr>
-              <w:t xml:space="preserve"> </w:t>
-            </w:r>
-            <w:r>
-              <w:rPr>
-                <w:rFonts w:asciiTheme="minorHAnsi" w:hAnsiTheme="minorHAnsi"/>
-              </w:rPr>
-              <w:t xml:space="preserve">only appears if </w:t>
-            </w:r>
-            <w:r>
-              <w:rPr>
-                <w:rFonts w:asciiTheme="minorHAnsi" w:hAnsiTheme="minorHAnsi"/>
-                <w:i/>
-              </w:rPr>
-              <w:t xml:space="preserve">comp: </w:t>
-            </w:r>
-            <w:proofErr w:type="spellStart"/>
-            <w:r>
-              <w:rPr>
-                <w:rFonts w:asciiTheme="minorHAnsi" w:hAnsiTheme="minorHAnsi"/>
-                <w:i/>
-              </w:rPr>
-              <w:t>IsAlterrnativePoolPumpFlow</w:t>
-            </w:r>
-            <w:proofErr w:type="spellEnd"/>
-            <w:r>
-              <w:rPr>
-                <w:rFonts w:asciiTheme="minorHAnsi" w:hAnsiTheme="minorHAnsi"/>
-                <w:i/>
-              </w:rPr>
-              <w:t xml:space="preserve"> </w:t>
-            </w:r>
-            <w:proofErr w:type="spellStart"/>
-            <w:r>
-              <w:rPr>
-                <w:rFonts w:asciiTheme="minorHAnsi" w:hAnsiTheme="minorHAnsi"/>
-                <w:i/>
-              </w:rPr>
-              <w:t>ResultProvided</w:t>
-            </w:r>
-            <w:proofErr w:type="spellEnd"/>
-            <w:r>
-              <w:rPr>
-                <w:rFonts w:asciiTheme="minorHAnsi" w:hAnsiTheme="minorHAnsi"/>
-              </w:rPr>
-              <w:t xml:space="preserve"> (</w:t>
-            </w:r>
-            <w:r>
-              <w:rPr>
-                <w:rFonts w:asciiTheme="minorHAnsi" w:hAnsiTheme="minorHAnsi"/>
-              </w:rPr>
-              <w:t>D03</w:t>
-            </w:r>
-            <w:r>
-              <w:rPr>
-                <w:rFonts w:asciiTheme="minorHAnsi" w:hAnsiTheme="minorHAnsi"/>
-              </w:rPr>
-              <w:t xml:space="preserve">) </w:t>
-            </w:r>
-            <w:r>
-              <w:rPr>
-                <w:rFonts w:asciiTheme="minorHAnsi" w:hAnsiTheme="minorHAnsi"/>
-              </w:rPr>
-              <w:t>=</w:t>
-            </w:r>
-            <w:r>
-              <w:rPr>
-                <w:rFonts w:asciiTheme="minorHAnsi" w:hAnsiTheme="minorHAnsi"/>
-              </w:rPr>
-              <w:t xml:space="preserve"> </w:t>
-            </w:r>
-            <w:r>
-              <w:rPr>
-                <w:rFonts w:asciiTheme="minorHAnsi" w:hAnsiTheme="minorHAnsi"/>
-              </w:rPr>
-              <w:t xml:space="preserve">No. </w:t>
-            </w:r>
-            <w:r>
-              <w:rPr>
-                <w:rFonts w:asciiTheme="minorHAnsi" w:hAnsiTheme="minorHAnsi"/>
-              </w:rPr>
-              <w:t xml:space="preserve">Display value from Table C based on input from </w:t>
-            </w:r>
-            <w:proofErr w:type="spellStart"/>
-            <w:proofErr w:type="gramStart"/>
-            <w:r>
-              <w:rPr>
-                <w:rFonts w:asciiTheme="minorHAnsi" w:hAnsiTheme="minorHAnsi"/>
-                <w:i/>
-              </w:rPr>
-              <w:t>hvac:PoolVolume</w:t>
-            </w:r>
-            <w:proofErr w:type="spellEnd"/>
-            <w:proofErr w:type="gramEnd"/>
-            <w:r>
-              <w:rPr>
-                <w:rFonts w:asciiTheme="minorHAnsi" w:hAnsiTheme="minorHAnsi"/>
-              </w:rPr>
-              <w:t xml:space="preserve"> (</w:t>
-            </w:r>
-            <w:r>
-              <w:rPr>
-                <w:rFonts w:asciiTheme="minorHAnsi" w:hAnsiTheme="minorHAnsi"/>
-              </w:rPr>
-              <w:t>D06</w:t>
-            </w:r>
-            <w:r>
-              <w:rPr>
-                <w:rFonts w:asciiTheme="minorHAnsi" w:hAnsiTheme="minorHAnsi"/>
-              </w:rPr>
-              <w:t>)</w:t>
-            </w:r>
-            <w:r>
-              <w:rPr>
-                <w:rFonts w:asciiTheme="minorHAnsi" w:hAnsiTheme="minorHAnsi"/>
-              </w:rPr>
-              <w:t xml:space="preserve"> </w:t>
-            </w:r>
-            <w:r>
-              <w:rPr>
-                <w:rFonts w:asciiTheme="minorHAnsi" w:hAnsiTheme="minorHAnsi"/>
-              </w:rPr>
-              <w:t xml:space="preserve">and </w:t>
-            </w:r>
-            <w:proofErr w:type="spellStart"/>
-            <w:r>
-              <w:rPr>
-                <w:rFonts w:asciiTheme="minorHAnsi" w:hAnsiTheme="minorHAnsi"/>
-                <w:i/>
-              </w:rPr>
-              <w:lastRenderedPageBreak/>
-              <w:t>hvac:PoolFilterType</w:t>
-            </w:r>
-            <w:proofErr w:type="spellEnd"/>
-            <w:r>
-              <w:rPr>
-                <w:rFonts w:asciiTheme="minorHAnsi" w:hAnsiTheme="minorHAnsi"/>
-              </w:rPr>
-              <w:t xml:space="preserve"> (</w:t>
-            </w:r>
-            <w:r>
-              <w:rPr>
-                <w:rFonts w:asciiTheme="minorHAnsi" w:hAnsiTheme="minorHAnsi"/>
-              </w:rPr>
-              <w:t>D07</w:t>
-            </w:r>
-            <w:r>
-              <w:rPr>
-                <w:rFonts w:asciiTheme="minorHAnsi" w:hAnsiTheme="minorHAnsi"/>
-              </w:rPr>
-              <w:t>)</w:t>
-            </w:r>
-            <w:r>
-              <w:rPr>
-                <w:rFonts w:asciiTheme="minorHAnsi" w:hAnsiTheme="minorHAnsi"/>
-              </w:rPr>
-              <w:t>, else</w:t>
-            </w:r>
-            <w:r>
-              <w:rPr>
-                <w:rFonts w:asciiTheme="minorHAnsi" w:hAnsiTheme="minorHAnsi"/>
-              </w:rPr>
-              <w:t xml:space="preserve"> report </w:t>
-            </w:r>
-            <w:r>
-              <w:rPr>
-                <w:rFonts w:asciiTheme="minorHAnsi" w:hAnsiTheme="minorHAnsi"/>
-              </w:rPr>
-              <w:t xml:space="preserve"> N/A. </w:t>
-            </w:r>
-            <w:r>
-              <w:rPr>
-                <w:rFonts w:asciiTheme="minorHAnsi" w:hAnsiTheme="minorHAnsi"/>
-              </w:rPr>
-              <w:t>&gt;&gt;</w:t>
-            </w:r>
-          </w:p>
-        </w:tc>
-        <w:tc>
-          <w:tcPr>
-            <w:tcW w:w="2765" w:type="dxa"/>
-            <w:gridSpan w:val="2"/>
-            <w:vAlign w:val="center"/>
-          </w:tcPr>
-          <w:p>
-            <w:pPr>
-              <w:keepNext/>
-              <w:rPr>
-                <w:rFonts w:asciiTheme="minorHAnsi" w:hAnsiTheme="minorHAnsi"/>
-                <w:sz w:val="22"/>
-              </w:rPr>
-            </w:pPr>
-            <w:r>
-              <w:rPr>
-                <w:rFonts w:asciiTheme="minorHAnsi" w:hAnsiTheme="minorHAnsi"/>
-              </w:rPr>
-              <w:lastRenderedPageBreak/>
-              <w:t>&lt;&lt;</w:t>
-            </w:r>
-            <w:r>
-              <w:rPr>
-                <w:rFonts w:asciiTheme="minorHAnsi" w:hAnsiTheme="minorHAnsi"/>
-              </w:rPr>
-              <w:t xml:space="preserve"> </w:t>
-            </w:r>
-            <w:proofErr w:type="spellStart"/>
-            <w:proofErr w:type="gramStart"/>
-            <w:r>
-              <w:rPr>
-                <w:rFonts w:asciiTheme="minorHAnsi" w:hAnsiTheme="minorHAnsi"/>
-                <w:i/>
-              </w:rPr>
-              <w:t>hvac:PoolSuctionPipe</w:t>
-            </w:r>
-            <w:proofErr w:type="spellEnd"/>
-            <w:proofErr w:type="gramEnd"/>
-            <w:r>
-              <w:rPr>
-                <w:rFonts w:asciiTheme="minorHAnsi" w:hAnsiTheme="minorHAnsi"/>
-                <w:i/>
-              </w:rPr>
-              <w:t xml:space="preserve"> </w:t>
-            </w:r>
-            <w:proofErr w:type="spellStart"/>
-            <w:r>
-              <w:rPr>
-                <w:rFonts w:asciiTheme="minorHAnsi" w:hAnsiTheme="minorHAnsi"/>
-                <w:i/>
-              </w:rPr>
-              <w:t>DiameterMinimumRequired</w:t>
-            </w:r>
-            <w:proofErr w:type="spellEnd"/>
-            <w:r>
-              <w:rPr>
-                <w:rFonts w:asciiTheme="minorHAnsi" w:hAnsiTheme="minorHAnsi"/>
-              </w:rPr>
-              <w:t xml:space="preserve"> </w:t>
-            </w:r>
-            <w:r>
-              <w:rPr>
-                <w:rFonts w:asciiTheme="minorHAnsi" w:hAnsiTheme="minorHAnsi"/>
-              </w:rPr>
-              <w:t>(</w:t>
-            </w:r>
-            <w:r>
-              <w:rPr>
-                <w:rFonts w:asciiTheme="minorHAnsi" w:hAnsiTheme="minorHAnsi"/>
-              </w:rPr>
-              <w:t>D08</w:t>
-            </w:r>
-            <w:r>
-              <w:rPr>
-                <w:rFonts w:asciiTheme="minorHAnsi" w:hAnsiTheme="minorHAnsi"/>
-              </w:rPr>
-              <w:t>b</w:t>
-            </w:r>
-            <w:r>
-              <w:rPr>
-                <w:rFonts w:asciiTheme="minorHAnsi" w:hAnsiTheme="minorHAnsi"/>
-              </w:rPr>
-              <w:t>)</w:t>
-            </w:r>
-            <w:r>
-              <w:rPr>
-                <w:rFonts w:asciiTheme="minorHAnsi" w:hAnsiTheme="minorHAnsi"/>
-              </w:rPr>
-              <w:t xml:space="preserve"> </w:t>
-            </w:r>
-            <w:r>
-              <w:rPr>
-                <w:rFonts w:asciiTheme="minorHAnsi" w:hAnsiTheme="minorHAnsi"/>
-              </w:rPr>
-              <w:t>only appears if</w:t>
-            </w:r>
-            <w:r>
-              <w:rPr>
-                <w:rFonts w:asciiTheme="minorHAnsi" w:hAnsiTheme="minorHAnsi"/>
-              </w:rPr>
-              <w:t xml:space="preserve"> </w:t>
-            </w:r>
-            <w:r>
-              <w:rPr>
-                <w:rFonts w:asciiTheme="minorHAnsi" w:hAnsiTheme="minorHAnsi"/>
-                <w:i/>
-              </w:rPr>
-              <w:t xml:space="preserve">comp: </w:t>
-            </w:r>
-            <w:proofErr w:type="spellStart"/>
-            <w:r>
-              <w:rPr>
-                <w:rFonts w:asciiTheme="minorHAnsi" w:hAnsiTheme="minorHAnsi"/>
-                <w:i/>
-              </w:rPr>
-              <w:t>IsAlterrnativePoolPumpFlow</w:t>
-            </w:r>
-            <w:proofErr w:type="spellEnd"/>
-            <w:r>
-              <w:rPr>
-                <w:rFonts w:asciiTheme="minorHAnsi" w:hAnsiTheme="minorHAnsi"/>
-                <w:i/>
-              </w:rPr>
-              <w:t xml:space="preserve"> </w:t>
-            </w:r>
-            <w:proofErr w:type="spellStart"/>
-            <w:r>
-              <w:rPr>
-                <w:rFonts w:asciiTheme="minorHAnsi" w:hAnsiTheme="minorHAnsi"/>
-                <w:i/>
-              </w:rPr>
-              <w:t>ResultProvided</w:t>
-            </w:r>
-            <w:proofErr w:type="spellEnd"/>
-            <w:r>
-              <w:rPr>
-                <w:rFonts w:asciiTheme="minorHAnsi" w:hAnsiTheme="minorHAnsi"/>
-              </w:rPr>
-              <w:t xml:space="preserve"> (D03) = No</w:t>
-            </w:r>
-            <w:r>
-              <w:rPr>
-                <w:rFonts w:asciiTheme="minorHAnsi" w:hAnsiTheme="minorHAnsi"/>
-              </w:rPr>
-              <w:t xml:space="preserve">. </w:t>
-            </w:r>
-            <w:r>
-              <w:rPr>
-                <w:rFonts w:asciiTheme="minorHAnsi" w:hAnsiTheme="minorHAnsi"/>
-              </w:rPr>
-              <w:t xml:space="preserve">Display value from Table C based on input from </w:t>
-            </w:r>
-            <w:proofErr w:type="spellStart"/>
-            <w:r>
-              <w:rPr>
-                <w:rFonts w:asciiTheme="minorHAnsi" w:hAnsiTheme="minorHAnsi"/>
-                <w:i/>
-              </w:rPr>
-              <w:t>hvac:PoolVolume</w:t>
-            </w:r>
-            <w:proofErr w:type="spellEnd"/>
-            <w:r>
-              <w:rPr>
-                <w:rFonts w:asciiTheme="minorHAnsi" w:hAnsiTheme="minorHAnsi"/>
-              </w:rPr>
-              <w:t xml:space="preserve"> (D06) and </w:t>
-            </w:r>
-            <w:proofErr w:type="spellStart"/>
-            <w:r>
-              <w:rPr>
-                <w:rFonts w:asciiTheme="minorHAnsi" w:hAnsiTheme="minorHAnsi"/>
-                <w:i/>
-              </w:rPr>
-              <w:lastRenderedPageBreak/>
-              <w:t>hvac:PoolFilterType</w:t>
-            </w:r>
-            <w:proofErr w:type="spellEnd"/>
-            <w:r>
-              <w:rPr>
-                <w:rFonts w:asciiTheme="minorHAnsi" w:hAnsiTheme="minorHAnsi"/>
-              </w:rPr>
-              <w:t xml:space="preserve"> (D07)</w:t>
-            </w:r>
-            <w:r>
-              <w:rPr>
-                <w:rFonts w:asciiTheme="minorHAnsi" w:hAnsiTheme="minorHAnsi"/>
-              </w:rPr>
-              <w:t>, else</w:t>
-            </w:r>
-            <w:r>
-              <w:rPr>
-                <w:rFonts w:asciiTheme="minorHAnsi" w:hAnsiTheme="minorHAnsi"/>
-              </w:rPr>
-              <w:t xml:space="preserve"> report </w:t>
-            </w:r>
-            <w:r>
-              <w:rPr>
-                <w:rFonts w:asciiTheme="minorHAnsi" w:hAnsiTheme="minorHAnsi"/>
-              </w:rPr>
-              <w:t>N/A</w:t>
-            </w:r>
-            <w:r>
-              <w:rPr>
-                <w:rFonts w:asciiTheme="minorHAnsi" w:hAnsiTheme="minorHAnsi"/>
-              </w:rPr>
-              <w:t>&gt;&gt;</w:t>
-            </w:r>
-          </w:p>
-        </w:tc>
-        <w:tc>
-          <w:tcPr>
-            <w:tcW w:w="2765" w:type="dxa"/>
-            <w:gridSpan w:val="2"/>
-            <w:vAlign w:val="center"/>
-          </w:tcPr>
-          <w:p>
-            <w:pPr>
-              <w:keepNext/>
-              <w:rPr>
-                <w:rFonts w:asciiTheme="minorHAnsi" w:hAnsiTheme="minorHAnsi"/>
-                <w:i/>
-              </w:rPr>
-            </w:pPr>
-            <w:r>
-              <w:rPr>
-                <w:rFonts w:asciiTheme="minorHAnsi" w:hAnsiTheme="minorHAnsi"/>
-              </w:rPr>
-              <w:lastRenderedPageBreak/>
-              <w:t>&lt;&lt;</w:t>
-            </w:r>
-            <w:r>
-              <w:rPr>
-                <w:rFonts w:asciiTheme="minorHAnsi" w:hAnsiTheme="minorHAnsi"/>
-              </w:rPr>
-              <w:t xml:space="preserve"> </w:t>
-            </w:r>
-            <w:proofErr w:type="spellStart"/>
-            <w:proofErr w:type="gramStart"/>
-            <w:r>
-              <w:rPr>
-                <w:rFonts w:asciiTheme="minorHAnsi" w:hAnsiTheme="minorHAnsi"/>
-                <w:i/>
-              </w:rPr>
-              <w:t>hvac:PoolFilterSurfaceArea</w:t>
-            </w:r>
-            <w:proofErr w:type="spellEnd"/>
-            <w:proofErr w:type="gramEnd"/>
-          </w:p>
-          <w:p>
-            <w:pPr>
-              <w:keepNext/>
-              <w:rPr>
-                <w:rFonts w:asciiTheme="minorHAnsi" w:hAnsiTheme="minorHAnsi"/>
-                <w:sz w:val="22"/>
-              </w:rPr>
-            </w:pPr>
-            <w:r>
-              <w:rPr>
-                <w:rFonts w:asciiTheme="minorHAnsi" w:hAnsiTheme="minorHAnsi"/>
-                <w:i/>
-              </w:rPr>
-              <w:t>MinimumRequired</w:t>
-            </w:r>
-            <w:r>
-              <w:rPr>
-                <w:rFonts w:asciiTheme="minorHAnsi" w:hAnsiTheme="minorHAnsi"/>
-              </w:rPr>
-              <w:t xml:space="preserve"> (</w:t>
-            </w:r>
-            <w:r>
-              <w:rPr>
-                <w:rFonts w:asciiTheme="minorHAnsi" w:hAnsiTheme="minorHAnsi"/>
-              </w:rPr>
-              <w:t>D08</w:t>
-            </w:r>
-            <w:r>
-              <w:rPr>
-                <w:rFonts w:asciiTheme="minorHAnsi" w:hAnsiTheme="minorHAnsi"/>
-              </w:rPr>
-              <w:t>c</w:t>
-            </w:r>
-            <w:r>
-              <w:rPr>
-                <w:rFonts w:asciiTheme="minorHAnsi" w:hAnsiTheme="minorHAnsi"/>
-              </w:rPr>
-              <w:t>)</w:t>
-            </w:r>
-            <w:r>
-              <w:rPr>
-                <w:rFonts w:asciiTheme="minorHAnsi" w:hAnsiTheme="minorHAnsi"/>
-              </w:rPr>
-              <w:t xml:space="preserve"> </w:t>
-            </w:r>
-            <w:r>
-              <w:rPr>
-                <w:rFonts w:asciiTheme="minorHAnsi" w:hAnsiTheme="minorHAnsi"/>
-              </w:rPr>
-              <w:t>only appears if</w:t>
-            </w:r>
-            <w:r>
-              <w:rPr>
-                <w:rFonts w:asciiTheme="minorHAnsi" w:hAnsiTheme="minorHAnsi"/>
-              </w:rPr>
-              <w:t xml:space="preserve"> </w:t>
-            </w:r>
-            <w:r>
-              <w:rPr>
-                <w:rFonts w:asciiTheme="minorHAnsi" w:hAnsiTheme="minorHAnsi"/>
-                <w:i/>
-              </w:rPr>
-              <w:t xml:space="preserve">comp: </w:t>
-            </w:r>
-            <w:proofErr w:type="spellStart"/>
-            <w:r>
-              <w:rPr>
-                <w:rFonts w:asciiTheme="minorHAnsi" w:hAnsiTheme="minorHAnsi"/>
-                <w:i/>
-              </w:rPr>
-              <w:t>IsAlterrnativePoolPumpFlow</w:t>
-            </w:r>
-            <w:proofErr w:type="spellEnd"/>
-            <w:r>
-              <w:rPr>
-                <w:rFonts w:asciiTheme="minorHAnsi" w:hAnsiTheme="minorHAnsi"/>
-                <w:i/>
-              </w:rPr>
-              <w:t xml:space="preserve"> </w:t>
-            </w:r>
-            <w:proofErr w:type="spellStart"/>
-            <w:r>
-              <w:rPr>
-                <w:rFonts w:asciiTheme="minorHAnsi" w:hAnsiTheme="minorHAnsi"/>
-                <w:i/>
-              </w:rPr>
-              <w:t>ResultProvided</w:t>
-            </w:r>
-            <w:proofErr w:type="spellEnd"/>
-            <w:r>
-              <w:rPr>
-                <w:rFonts w:asciiTheme="minorHAnsi" w:hAnsiTheme="minorHAnsi"/>
-              </w:rPr>
-              <w:t xml:space="preserve"> (D03) = No</w:t>
-            </w:r>
-            <w:r>
-              <w:rPr>
-                <w:rFonts w:asciiTheme="minorHAnsi" w:hAnsiTheme="minorHAnsi"/>
-              </w:rPr>
-              <w:t xml:space="preserve">. </w:t>
-            </w:r>
-            <w:r>
-              <w:rPr>
-                <w:rFonts w:asciiTheme="minorHAnsi" w:hAnsiTheme="minorHAnsi"/>
-              </w:rPr>
-              <w:t xml:space="preserve">Display value from Table C based on input from </w:t>
-            </w:r>
-            <w:proofErr w:type="spellStart"/>
-            <w:proofErr w:type="gramStart"/>
-            <w:r>
-              <w:rPr>
-                <w:rFonts w:asciiTheme="minorHAnsi" w:hAnsiTheme="minorHAnsi"/>
-                <w:i/>
-              </w:rPr>
-              <w:t>hvac:PoolVolume</w:t>
-            </w:r>
-            <w:proofErr w:type="spellEnd"/>
-            <w:proofErr w:type="gramEnd"/>
-            <w:r>
-              <w:rPr>
-                <w:rFonts w:asciiTheme="minorHAnsi" w:hAnsiTheme="minorHAnsi"/>
-              </w:rPr>
-              <w:t xml:space="preserve"> (D06) and </w:t>
-            </w:r>
-            <w:proofErr w:type="spellStart"/>
-            <w:r>
-              <w:rPr>
-                <w:rFonts w:asciiTheme="minorHAnsi" w:hAnsiTheme="minorHAnsi"/>
-                <w:i/>
-              </w:rPr>
-              <w:lastRenderedPageBreak/>
-              <w:t>hvac:PoolFilterType</w:t>
-            </w:r>
-            <w:proofErr w:type="spellEnd"/>
-            <w:r>
-              <w:rPr>
-                <w:rFonts w:asciiTheme="minorHAnsi" w:hAnsiTheme="minorHAnsi"/>
-              </w:rPr>
-              <w:t xml:space="preserve"> (D07)</w:t>
-            </w:r>
-            <w:r>
-              <w:rPr>
-                <w:rFonts w:asciiTheme="minorHAnsi" w:hAnsiTheme="minorHAnsi"/>
-              </w:rPr>
-              <w:t>, else report N/A</w:t>
-            </w:r>
-            <w:r>
-              <w:rPr>
-                <w:rFonts w:asciiTheme="minorHAnsi" w:hAnsiTheme="minorHAnsi"/>
-              </w:rPr>
-              <w:t>&gt;&gt;</w:t>
-            </w:r>
-          </w:p>
-        </w:tc>
-        <w:tc>
-          <w:tcPr>
-            <w:tcW w:w="2765" w:type="dxa"/>
-            <w:vAlign w:val="center"/>
-          </w:tcPr>
-          <w:p>
-            <w:pPr>
-              <w:keepNext/>
-              <w:rPr>
-                <w:rFonts w:asciiTheme="minorHAnsi" w:hAnsiTheme="minorHAnsi"/>
-                <w:sz w:val="22"/>
-              </w:rPr>
-            </w:pPr>
-            <w:r>
-              <w:rPr>
-                <w:rFonts w:asciiTheme="minorHAnsi" w:hAnsiTheme="minorHAnsi"/>
-              </w:rPr>
-              <w:lastRenderedPageBreak/>
-              <w:t>&lt;&lt;</w:t>
-            </w:r>
-            <w:r>
-              <w:rPr>
-                <w:rFonts w:asciiTheme="minorHAnsi" w:hAnsiTheme="minorHAnsi"/>
-              </w:rPr>
-              <w:t xml:space="preserve"> </w:t>
-            </w:r>
-            <w:proofErr w:type="spellStart"/>
-            <w:proofErr w:type="gramStart"/>
-            <w:r>
-              <w:rPr>
-                <w:rFonts w:asciiTheme="minorHAnsi" w:hAnsiTheme="minorHAnsi"/>
-                <w:i/>
-              </w:rPr>
-              <w:t>hvac:PumpFlowMaximum</w:t>
-            </w:r>
-            <w:proofErr w:type="spellEnd"/>
-            <w:proofErr w:type="gramEnd"/>
-            <w:r>
-              <w:rPr>
-                <w:rFonts w:asciiTheme="minorHAnsi" w:hAnsiTheme="minorHAnsi"/>
-                <w:i/>
-              </w:rPr>
-              <w:t xml:space="preserve"> Required</w:t>
-            </w:r>
-            <w:r>
-              <w:rPr>
-                <w:rFonts w:asciiTheme="minorHAnsi" w:hAnsiTheme="minorHAnsi"/>
-              </w:rPr>
-              <w:t xml:space="preserve"> (</w:t>
-            </w:r>
-            <w:r>
-              <w:rPr>
-                <w:rFonts w:asciiTheme="minorHAnsi" w:hAnsiTheme="minorHAnsi"/>
-              </w:rPr>
-              <w:t>D08</w:t>
-            </w:r>
-            <w:r>
-              <w:rPr>
-                <w:rFonts w:asciiTheme="minorHAnsi" w:hAnsiTheme="minorHAnsi"/>
-              </w:rPr>
-              <w:t>d</w:t>
-            </w:r>
-            <w:r>
-              <w:rPr>
-                <w:rFonts w:asciiTheme="minorHAnsi" w:hAnsiTheme="minorHAnsi"/>
-              </w:rPr>
-              <w:t>)</w:t>
-            </w:r>
-            <w:r>
-              <w:rPr>
-                <w:rFonts w:asciiTheme="minorHAnsi" w:hAnsiTheme="minorHAnsi"/>
-              </w:rPr>
-              <w:t xml:space="preserve"> </w:t>
-            </w:r>
-            <w:r>
-              <w:rPr>
-                <w:rFonts w:asciiTheme="minorHAnsi" w:hAnsiTheme="minorHAnsi"/>
-              </w:rPr>
-              <w:t>only appears if</w:t>
-            </w:r>
-            <w:r>
-              <w:rPr>
-                <w:rFonts w:asciiTheme="minorHAnsi" w:hAnsiTheme="minorHAnsi"/>
-              </w:rPr>
-              <w:t xml:space="preserve"> </w:t>
-            </w:r>
-            <w:proofErr w:type="spellStart"/>
-            <w:r>
-              <w:rPr>
-                <w:rFonts w:asciiTheme="minorHAnsi" w:hAnsiTheme="minorHAnsi"/>
-                <w:i/>
-              </w:rPr>
-              <w:t>comp:IsAlterrnativePool</w:t>
-            </w:r>
-            <w:proofErr w:type="spellEnd"/>
-            <w:r>
-              <w:rPr>
-                <w:rFonts w:asciiTheme="minorHAnsi" w:hAnsiTheme="minorHAnsi"/>
-                <w:i/>
-              </w:rPr>
-              <w:t xml:space="preserve"> </w:t>
-            </w:r>
-            <w:r>
-              <w:rPr>
-                <w:rFonts w:asciiTheme="minorHAnsi" w:hAnsiTheme="minorHAnsi"/>
-                <w:i/>
-              </w:rPr>
-              <w:t>PumpFlowResultProvided</w:t>
-            </w:r>
-            <w:r>
-              <w:rPr>
-                <w:rFonts w:asciiTheme="minorHAnsi" w:hAnsiTheme="minorHAnsi"/>
-              </w:rPr>
-              <w:t xml:space="preserve"> (D03) = No</w:t>
-            </w:r>
-            <w:r>
-              <w:rPr>
-                <w:rFonts w:asciiTheme="minorHAnsi" w:hAnsiTheme="minorHAnsi"/>
-              </w:rPr>
-              <w:t xml:space="preserve">. </w:t>
-            </w:r>
-            <w:r>
-              <w:rPr>
-                <w:rFonts w:asciiTheme="minorHAnsi" w:hAnsiTheme="minorHAnsi"/>
-              </w:rPr>
-              <w:t xml:space="preserve">Display value from Table C based on input from </w:t>
-            </w:r>
-            <w:proofErr w:type="spellStart"/>
-            <w:r>
-              <w:rPr>
-                <w:rFonts w:asciiTheme="minorHAnsi" w:hAnsiTheme="minorHAnsi"/>
-                <w:i/>
-              </w:rPr>
-              <w:t>hvac:PoolVolume</w:t>
-            </w:r>
-            <w:proofErr w:type="spellEnd"/>
-            <w:r>
-              <w:rPr>
-                <w:rFonts w:asciiTheme="minorHAnsi" w:hAnsiTheme="minorHAnsi"/>
-              </w:rPr>
-              <w:t xml:space="preserve"> (D06) and </w:t>
-            </w:r>
-            <w:proofErr w:type="spellStart"/>
-            <w:r>
-              <w:rPr>
-                <w:rFonts w:asciiTheme="minorHAnsi" w:hAnsiTheme="minorHAnsi"/>
-                <w:i/>
-              </w:rPr>
-              <w:t>hvac:PoolFilterType</w:t>
-            </w:r>
-            <w:proofErr w:type="spellEnd"/>
-            <w:r>
-              <w:rPr>
-                <w:rFonts w:asciiTheme="minorHAnsi" w:hAnsiTheme="minorHAnsi"/>
-              </w:rPr>
-              <w:t xml:space="preserve"> (D07)</w:t>
-            </w:r>
-            <w:r>
-              <w:rPr>
-                <w:rFonts w:asciiTheme="minorHAnsi" w:hAnsiTheme="minorHAnsi"/>
-              </w:rPr>
-              <w:t>, else report N/A</w:t>
-            </w:r>
-            <w:r>
-              <w:rPr>
-                <w:rFonts w:asciiTheme="minorHAnsi" w:hAnsiTheme="minorHAnsi"/>
-              </w:rPr>
-              <w:t>&gt;&gt;</w:t>
+            <w:r>
+              <w:rPr>
+                <w:rFonts w:asciiTheme="minorHAnsi" w:hAnsiTheme="minorHAnsi"/>
+              </w:rPr>
+              <w:t>&lt;&lt;numeric xxx (user input)&gt;&gt;</w:t>
             </w:r>
           </w:p>
         </w:tc>
       </w:tr>
       <w:tr>
         <w:trPr>
+          <w:gridAfter w:val="1"/>
+          <w:wAfter w:w="9" w:type="dxa"/>
           <w:trHeight w:val="288"/>
         </w:trPr>
         <w:tc>
@@ -9974,13 +9798,13 @@
               <w:rPr>
                 <w:rFonts w:asciiTheme="minorHAnsi" w:hAnsiTheme="minorHAnsi"/>
               </w:rPr>
-              <w:t>0</w:t>
-            </w:r>
-            <w:r>
-              <w:rPr>
-                <w:rFonts w:asciiTheme="minorHAnsi" w:hAnsiTheme="minorHAnsi"/>
-              </w:rPr>
-              <w:t>9</w:t>
+              <w:t>1</w:t>
+            </w:r>
+            <w:r>
+              <w:rPr>
+                <w:rFonts w:asciiTheme="minorHAnsi" w:hAnsiTheme="minorHAnsi"/>
+              </w:rPr>
+              <w:t>2</w:t>
             </w:r>
           </w:p>
         </w:tc>
@@ -10002,7 +9826,31 @@
               <w:rPr>
                 <w:rFonts w:asciiTheme="minorHAnsi" w:hAnsiTheme="minorHAnsi"/>
               </w:rPr>
-              <w:t>Return Pipe Diameter (inches)</w:t>
+              <w:t>Max Pump Flow</w:t>
+            </w:r>
+            <w:r>
+              <w:rPr>
+                <w:rFonts w:asciiTheme="minorHAnsi" w:hAnsiTheme="minorHAnsi"/>
+              </w:rPr>
+              <w:t xml:space="preserve"> Rate </w:t>
+            </w:r>
+            <w:r>
+              <w:rPr>
+                <w:rFonts w:asciiTheme="minorHAnsi" w:hAnsiTheme="minorHAnsi"/>
+              </w:rPr>
+              <w:t>(</w:t>
+            </w:r>
+            <w:r>
+              <w:rPr>
+                <w:rFonts w:asciiTheme="minorHAnsi" w:hAnsiTheme="minorHAnsi"/>
+              </w:rPr>
+              <w:t>gpm</w:t>
+            </w:r>
+            <w:r>
+              <w:rPr>
+                <w:rFonts w:asciiTheme="minorHAnsi" w:hAnsiTheme="minorHAnsi"/>
+              </w:rPr>
+              <w:t>)</w:t>
             </w:r>
           </w:p>
         </w:tc>
@@ -10016,46 +9864,22 @@
               <w:keepNext/>
               <w:rPr>
                 <w:rFonts w:asciiTheme="minorHAnsi" w:hAnsiTheme="minorHAnsi"/>
-                <w:sz w:val="14"/>
-              </w:rPr>
-            </w:pPr>
-            <w:r>
-              <w:rPr>
-                <w:rFonts w:asciiTheme="minorHAnsi" w:hAnsiTheme="minorHAnsi"/>
-              </w:rPr>
-              <w:t>&lt;&lt;</w:t>
-            </w:r>
-            <w:r>
-              <w:rPr>
-                <w:rFonts w:asciiTheme="minorHAnsi" w:hAnsiTheme="minorHAnsi"/>
-              </w:rPr>
-              <w:t xml:space="preserve"> </w:t>
-            </w:r>
-            <w:r>
-              <w:rPr>
-                <w:rFonts w:asciiTheme="minorHAnsi" w:hAnsiTheme="minorHAnsi"/>
-              </w:rPr>
-              <w:t xml:space="preserve">numeric </w:t>
-            </w:r>
-            <w:proofErr w:type="spellStart"/>
-            <w:r>
-              <w:rPr>
-                <w:rFonts w:asciiTheme="minorHAnsi" w:hAnsiTheme="minorHAnsi"/>
-              </w:rPr>
-              <w:t>x.x</w:t>
-            </w:r>
-            <w:proofErr w:type="spellEnd"/>
-            <w:r>
-              <w:rPr>
-                <w:rFonts w:asciiTheme="minorHAnsi" w:hAnsiTheme="minorHAnsi"/>
-              </w:rPr>
-              <w:t xml:space="preserve"> (user input)&gt;&gt;</w:t>
+                <w:sz w:val="22"/>
+              </w:rPr>
+            </w:pPr>
+            <w:r>
+              <w:rPr>
+                <w:rFonts w:asciiTheme="minorHAnsi" w:hAnsiTheme="minorHAnsi"/>
+              </w:rPr>
+              <w:t>&lt;&lt;numeric xxx (user input)&gt;&gt;</w:t>
             </w:r>
           </w:p>
         </w:tc>
       </w:tr>
       <w:tr>
         <w:trPr>
+          <w:gridAfter w:val="1"/>
+          <w:wAfter w:w="9" w:type="dxa"/>
           <w:trHeight w:val="288"/>
         </w:trPr>
         <w:tc>
@@ -10082,7 +9906,7 @@
               <w:rPr>
                 <w:rFonts w:asciiTheme="minorHAnsi" w:hAnsiTheme="minorHAnsi"/>
               </w:rPr>
-              <w:t>0</w:t>
+              <w:t>3</w:t>
             </w:r>
           </w:p>
         </w:tc>
@@ -10104,7 +9928,73 @@
               <w:rPr>
                 <w:rFonts w:asciiTheme="minorHAnsi" w:hAnsiTheme="minorHAnsi"/>
               </w:rPr>
-              <w:t>Suction Pipe Diameter (inches)</w:t>
+              <w:t xml:space="preserve">Measured </w:t>
+            </w:r>
+            <w:r>
+              <w:rPr>
+                <w:rFonts w:asciiTheme="minorHAnsi" w:hAnsiTheme="minorHAnsi"/>
+              </w:rPr>
+              <w:t>F</w:t>
+            </w:r>
+            <w:r>
+              <w:rPr>
+                <w:rFonts w:asciiTheme="minorHAnsi" w:hAnsiTheme="minorHAnsi"/>
+              </w:rPr>
+              <w:t xml:space="preserve">low </w:t>
+            </w:r>
+            <w:r>
+              <w:rPr>
+                <w:rFonts w:asciiTheme="minorHAnsi" w:hAnsiTheme="minorHAnsi"/>
+              </w:rPr>
+              <w:t>R</w:t>
+            </w:r>
+            <w:r>
+              <w:rPr>
+                <w:rFonts w:asciiTheme="minorHAnsi" w:hAnsiTheme="minorHAnsi"/>
+              </w:rPr>
+              <w:t xml:space="preserve">ate </w:t>
+            </w:r>
+            <w:r>
+              <w:rPr>
+                <w:rFonts w:asciiTheme="minorHAnsi" w:hAnsiTheme="minorHAnsi"/>
+              </w:rPr>
+              <w:t xml:space="preserve">in </w:t>
+            </w:r>
+            <w:r>
+              <w:rPr>
+                <w:rFonts w:asciiTheme="minorHAnsi" w:hAnsiTheme="minorHAnsi"/>
+              </w:rPr>
+              <w:t>R</w:t>
+            </w:r>
+            <w:r>
+              <w:rPr>
+                <w:rFonts w:asciiTheme="minorHAnsi" w:hAnsiTheme="minorHAnsi"/>
+              </w:rPr>
+              <w:t xml:space="preserve">eturn </w:t>
+            </w:r>
+            <w:r>
+              <w:rPr>
+                <w:rFonts w:asciiTheme="minorHAnsi" w:hAnsiTheme="minorHAnsi"/>
+              </w:rPr>
+              <w:t>L</w:t>
+            </w:r>
+            <w:r>
+              <w:rPr>
+                <w:rFonts w:asciiTheme="minorHAnsi" w:hAnsiTheme="minorHAnsi"/>
+              </w:rPr>
+              <w:t>ine (</w:t>
+            </w:r>
+            <w:r>
+              <w:rPr>
+                <w:rFonts w:asciiTheme="minorHAnsi" w:hAnsiTheme="minorHAnsi"/>
+              </w:rPr>
+              <w:t>fps</w:t>
+            </w:r>
+            <w:r>
+              <w:rPr>
+                <w:rFonts w:asciiTheme="minorHAnsi" w:hAnsiTheme="minorHAnsi"/>
+              </w:rPr>
+              <w:t>)</w:t>
             </w:r>
           </w:p>
         </w:tc>
@@ -10128,37 +10018,144 @@
               <w:t>&lt;&lt;</w:t>
             </w:r>
             <w:r>
-              <w:rPr>
-                <w:rFonts w:asciiTheme="minorHAnsi" w:hAnsiTheme="minorHAnsi"/>
-              </w:rPr>
               <w:t xml:space="preserve"> </w:t>
             </w:r>
             <w:r>
               <w:rPr>
                 <w:rFonts w:asciiTheme="minorHAnsi" w:hAnsiTheme="minorHAnsi"/>
-              </w:rPr>
-              <w:t xml:space="preserve">numeric </w:t>
-            </w:r>
-            <w:proofErr w:type="spellStart"/>
-            <w:r>
-              <w:rPr>
-                <w:rFonts w:asciiTheme="minorHAnsi" w:hAnsiTheme="minorHAnsi"/>
-              </w:rPr>
-              <w:t>x.x</w:t>
-            </w:r>
-            <w:proofErr w:type="spellEnd"/>
-            <w:r>
-              <w:rPr>
-                <w:rFonts w:asciiTheme="minorHAnsi" w:hAnsiTheme="minorHAnsi"/>
-              </w:rPr>
-              <w:t>(user input)&gt;&gt;</w:t>
+                <w:i/>
+              </w:rPr>
+              <w:t>hvac:PoolReturnLineFlowRate</w:t>
+            </w:r>
+            <w:r>
+              <w:rPr>
+                <w:rFonts w:asciiTheme="minorHAnsi" w:hAnsiTheme="minorHAnsi"/>
+              </w:rPr>
+              <w:t xml:space="preserve"> (</w:t>
+            </w:r>
+            <w:r>
+              <w:rPr>
+                <w:rFonts w:asciiTheme="minorHAnsi" w:hAnsiTheme="minorHAnsi"/>
+              </w:rPr>
+              <w:t>D1</w:t>
+            </w:r>
+            <w:r>
+              <w:rPr>
+                <w:rFonts w:asciiTheme="minorHAnsi" w:hAnsiTheme="minorHAnsi"/>
+              </w:rPr>
+              <w:t>3)</w:t>
+            </w:r>
+            <w:r>
+              <w:rPr>
+                <w:rFonts w:asciiTheme="minorHAnsi" w:hAnsiTheme="minorHAnsi"/>
+              </w:rPr>
+              <w:t xml:space="preserve"> </w:t>
+            </w:r>
+            <w:r>
+              <w:rPr>
+                <w:rFonts w:asciiTheme="minorHAnsi" w:hAnsiTheme="minorHAnsi"/>
+              </w:rPr>
+              <w:t xml:space="preserve">only appears if </w:t>
+            </w:r>
+            <w:r>
+              <w:rPr>
+                <w:rFonts w:asciiTheme="minorHAnsi" w:hAnsiTheme="minorHAnsi"/>
+                <w:i/>
+              </w:rPr>
+              <w:t>comp:Is AlterrnativePoolPumpFlowResultProvided</w:t>
+            </w:r>
+            <w:r>
+              <w:rPr>
+                <w:rFonts w:asciiTheme="minorHAnsi" w:hAnsiTheme="minorHAnsi"/>
+              </w:rPr>
+              <w:t xml:space="preserve"> </w:t>
+            </w:r>
+            <w:r>
+              <w:rPr>
+                <w:rFonts w:asciiTheme="minorHAnsi" w:hAnsiTheme="minorHAnsi"/>
+              </w:rPr>
+              <w:t>(</w:t>
+            </w:r>
+            <w:r>
+              <w:rPr>
+                <w:rFonts w:asciiTheme="minorHAnsi" w:hAnsiTheme="minorHAnsi"/>
+              </w:rPr>
+              <w:t>D03</w:t>
+            </w:r>
+            <w:r>
+              <w:rPr>
+                <w:rFonts w:asciiTheme="minorHAnsi" w:hAnsiTheme="minorHAnsi"/>
+              </w:rPr>
+              <w:t>)</w:t>
+            </w:r>
+            <w:r>
+              <w:rPr>
+                <w:rFonts w:asciiTheme="minorHAnsi" w:hAnsiTheme="minorHAnsi"/>
+              </w:rPr>
+              <w:t xml:space="preserve"> </w:t>
+            </w:r>
+            <w:r>
+              <w:rPr>
+                <w:rFonts w:asciiTheme="minorHAnsi" w:hAnsiTheme="minorHAnsi"/>
+              </w:rPr>
+              <w:t xml:space="preserve">= Yes.  </w:t>
+            </w:r>
+            <w:r>
+              <w:rPr>
+                <w:rFonts w:asciiTheme="minorHAnsi" w:hAnsiTheme="minorHAnsi"/>
+              </w:rPr>
+              <w:t xml:space="preserve">User  input </w:t>
+            </w:r>
+            <w:r>
+              <w:rPr>
+                <w:rFonts w:asciiTheme="minorHAnsi" w:hAnsiTheme="minorHAnsi"/>
+              </w:rPr>
+              <w:t>Numeric</w:t>
+            </w:r>
+            <w:r>
+              <w:rPr>
+                <w:rFonts w:asciiTheme="minorHAnsi" w:hAnsiTheme="minorHAnsi"/>
+              </w:rPr>
+              <w:t>, else report N/A</w:t>
+            </w:r>
+            <w:r>
+              <w:rPr>
+                <w:rFonts w:asciiTheme="minorHAnsi" w:hAnsiTheme="minorHAnsi"/>
+              </w:rPr>
+              <w:t xml:space="preserve"> x</w:t>
+            </w:r>
+            <w:r>
+              <w:rPr>
+                <w:rFonts w:asciiTheme="minorHAnsi" w:hAnsiTheme="minorHAnsi"/>
+              </w:rPr>
+              <w:t>.</w:t>
+            </w:r>
+            <w:r>
+              <w:rPr>
+                <w:rFonts w:asciiTheme="minorHAnsi" w:hAnsiTheme="minorHAnsi"/>
+              </w:rPr>
+              <w:t>xx</w:t>
+            </w:r>
+            <w:r>
+              <w:rPr>
+                <w:rFonts w:asciiTheme="minorHAnsi" w:hAnsiTheme="minorHAnsi"/>
+              </w:rPr>
+              <w:t xml:space="preserve">.  </w:t>
+            </w:r>
+            <w:r>
+              <w:rPr>
+                <w:rFonts w:asciiTheme="minorHAnsi" w:hAnsiTheme="minorHAnsi"/>
+              </w:rPr>
+              <w:t>&gt;&gt;</w:t>
             </w:r>
           </w:p>
         </w:tc>
       </w:tr>
       <w:tr>
         <w:trPr>
-          <w:trHeight w:val="288"/>
+          <w:gridAfter w:val="1"/>
+          <w:wAfter w:w="9" w:type="dxa"/>
+          <w:trHeight w:val="350"/>
         </w:trPr>
         <w:tc>
           <w:tcPr>
@@ -10184,7 +10181,7 @@
               <w:rPr>
                 <w:rFonts w:asciiTheme="minorHAnsi" w:hAnsiTheme="minorHAnsi"/>
               </w:rPr>
-              <w:t>1</w:t>
+              <w:t>4</w:t>
             </w:r>
           </w:p>
         </w:tc>
@@ -10206,7 +10203,31 @@
               <w:rPr>
                 <w:rFonts w:asciiTheme="minorHAnsi" w:hAnsiTheme="minorHAnsi"/>
               </w:rPr>
-              <w:t>Filter Surface Area</w:t>
+              <w:t xml:space="preserve">Measured </w:t>
+            </w:r>
+            <w:r>
+              <w:rPr>
+                <w:rFonts w:asciiTheme="minorHAnsi" w:hAnsiTheme="minorHAnsi"/>
+              </w:rPr>
+              <w:t>F</w:t>
+            </w:r>
+            <w:r>
+              <w:rPr>
+                <w:rFonts w:asciiTheme="minorHAnsi" w:hAnsiTheme="minorHAnsi"/>
+              </w:rPr>
+              <w:t xml:space="preserve">low </w:t>
+            </w:r>
+            <w:r>
+              <w:rPr>
+                <w:rFonts w:asciiTheme="minorHAnsi" w:hAnsiTheme="minorHAnsi"/>
+              </w:rPr>
+              <w:t>R</w:t>
+            </w:r>
+            <w:r>
+              <w:rPr>
+                <w:rFonts w:asciiTheme="minorHAnsi" w:hAnsiTheme="minorHAnsi"/>
+              </w:rPr>
+              <w:t>ate</w:t>
             </w:r>
             <w:r>
               <w:rPr>
@@ -10218,20 +10239,43 @@
               <w:rPr>
                 <w:rFonts w:asciiTheme="minorHAnsi" w:hAnsiTheme="minorHAnsi"/>
               </w:rPr>
-              <w:t>(</w:t>
-            </w:r>
-            <w:r>
-              <w:rPr>
-                <w:rFonts w:asciiTheme="minorHAnsi" w:hAnsiTheme="minorHAnsi"/>
-              </w:rPr>
-              <w:t>ft</w:t>
-            </w:r>
-            <w:r>
-              <w:rPr>
-                <w:rFonts w:asciiTheme="minorHAnsi" w:hAnsiTheme="minorHAnsi"/>
-                <w:vertAlign w:val="superscript"/>
-              </w:rPr>
-              <w:t>2</w:t>
+              <w:t xml:space="preserve">in </w:t>
+            </w:r>
+            <w:r>
+              <w:rPr>
+                <w:rFonts w:asciiTheme="minorHAnsi" w:hAnsiTheme="minorHAnsi"/>
+              </w:rPr>
+              <w:t>S</w:t>
+            </w:r>
+            <w:r>
+              <w:rPr>
+                <w:rFonts w:asciiTheme="minorHAnsi" w:hAnsiTheme="minorHAnsi"/>
+              </w:rPr>
+              <w:t xml:space="preserve">uction </w:t>
+            </w:r>
+            <w:r>
+              <w:rPr>
+                <w:rFonts w:asciiTheme="minorHAnsi" w:hAnsiTheme="minorHAnsi"/>
+              </w:rPr>
+              <w:t>L</w:t>
+            </w:r>
+            <w:r>
+              <w:rPr>
+                <w:rFonts w:asciiTheme="minorHAnsi" w:hAnsiTheme="minorHAnsi"/>
+              </w:rPr>
+              <w:t>ine</w:t>
+            </w:r>
+            <w:r>
+              <w:rPr>
+                <w:rFonts w:asciiTheme="minorHAnsi" w:hAnsiTheme="minorHAnsi"/>
+              </w:rPr>
+              <w:t xml:space="preserve"> (</w:t>
+            </w:r>
+            <w:r>
+              <w:rPr>
+                <w:rFonts w:asciiTheme="minorHAnsi" w:hAnsiTheme="minorHAnsi"/>
+              </w:rPr>
+              <w:t>fps</w:t>
             </w:r>
             <w:r>
               <w:rPr>
@@ -10258,14 +10302,129 @@
               <w:rPr>
                 <w:rFonts w:asciiTheme="minorHAnsi" w:hAnsiTheme="minorHAnsi"/>
               </w:rPr>
-              <w:t>&lt;&lt;numeric xxx (user input)&gt;&gt;</w:t>
+              <w:t>&lt;&lt;</w:t>
+            </w:r>
+            <w:r>
+              <w:t xml:space="preserve"> </w:t>
+            </w:r>
+            <w:r>
+              <w:rPr>
+                <w:rFonts w:asciiTheme="minorHAnsi" w:hAnsiTheme="minorHAnsi"/>
+                <w:i/>
+              </w:rPr>
+              <w:t>hvac:PoolSuctionLineFlowRate</w:t>
+            </w:r>
+            <w:r>
+              <w:rPr>
+                <w:rFonts w:asciiTheme="minorHAnsi" w:hAnsiTheme="minorHAnsi"/>
+              </w:rPr>
+              <w:t xml:space="preserve"> (</w:t>
+            </w:r>
+            <w:r>
+              <w:rPr>
+                <w:rFonts w:asciiTheme="minorHAnsi" w:hAnsiTheme="minorHAnsi"/>
+              </w:rPr>
+              <w:t>D1</w:t>
+            </w:r>
+            <w:r>
+              <w:rPr>
+                <w:rFonts w:asciiTheme="minorHAnsi" w:hAnsiTheme="minorHAnsi"/>
+              </w:rPr>
+              <w:t>4)</w:t>
+            </w:r>
+            <w:r>
+              <w:rPr>
+                <w:rFonts w:asciiTheme="minorHAnsi" w:hAnsiTheme="minorHAnsi"/>
+              </w:rPr>
+              <w:t xml:space="preserve"> </w:t>
+            </w:r>
+            <w:r>
+              <w:rPr>
+                <w:rFonts w:asciiTheme="minorHAnsi" w:hAnsiTheme="minorHAnsi"/>
+              </w:rPr>
+              <w:t xml:space="preserve">only appears if </w:t>
+            </w:r>
+            <w:r>
+              <w:rPr>
+                <w:rFonts w:asciiTheme="minorHAnsi" w:hAnsiTheme="minorHAnsi"/>
+                <w:i/>
+              </w:rPr>
+              <w:t>comp:Is AlterrnativePoolPumpFlowResultProvided</w:t>
+            </w:r>
+            <w:r>
+              <w:rPr>
+                <w:rFonts w:asciiTheme="minorHAnsi" w:hAnsiTheme="minorHAnsi"/>
+              </w:rPr>
+              <w:t xml:space="preserve"> </w:t>
+            </w:r>
+            <w:r>
+              <w:rPr>
+                <w:rFonts w:asciiTheme="minorHAnsi" w:hAnsiTheme="minorHAnsi"/>
+              </w:rPr>
+              <w:t>(D03)</w:t>
+            </w:r>
+            <w:r>
+              <w:rPr>
+                <w:rFonts w:asciiTheme="minorHAnsi" w:hAnsiTheme="minorHAnsi"/>
+              </w:rPr>
+              <w:t xml:space="preserve"> </w:t>
+            </w:r>
+            <w:r>
+              <w:rPr>
+                <w:rFonts w:asciiTheme="minorHAnsi" w:hAnsiTheme="minorHAnsi"/>
+              </w:rPr>
+              <w:t xml:space="preserve">= Yes.  </w:t>
+            </w:r>
+            <w:r>
+              <w:rPr>
+                <w:rFonts w:asciiTheme="minorHAnsi" w:hAnsiTheme="minorHAnsi"/>
+              </w:rPr>
+              <w:t xml:space="preserve">User input </w:t>
+            </w:r>
+            <w:r>
+              <w:rPr>
+                <w:rFonts w:asciiTheme="minorHAnsi" w:hAnsiTheme="minorHAnsi"/>
+              </w:rPr>
+              <w:t>Numeric x</w:t>
+            </w:r>
+            <w:r>
+              <w:rPr>
+                <w:rFonts w:asciiTheme="minorHAnsi" w:hAnsiTheme="minorHAnsi"/>
+              </w:rPr>
+              <w:t>.</w:t>
+            </w:r>
+            <w:r>
+              <w:rPr>
+                <w:rFonts w:asciiTheme="minorHAnsi" w:hAnsiTheme="minorHAnsi"/>
+              </w:rPr>
+              <w:t>xx</w:t>
+            </w:r>
+            <w:r>
+              <w:rPr>
+                <w:rFonts w:asciiTheme="minorHAnsi" w:hAnsiTheme="minorHAnsi"/>
+              </w:rPr>
+              <w:t>, else report N/A</w:t>
+            </w:r>
+            <w:r>
+              <w:rPr>
+                <w:rFonts w:asciiTheme="minorHAnsi" w:hAnsiTheme="minorHAnsi"/>
+              </w:rPr>
+              <w:t xml:space="preserve">. </w:t>
+            </w:r>
+            <w:r>
+              <w:rPr>
+                <w:rFonts w:asciiTheme="minorHAnsi" w:hAnsiTheme="minorHAnsi"/>
+              </w:rPr>
+              <w:t>&gt;&gt;</w:t>
             </w:r>
           </w:p>
         </w:tc>
       </w:tr>
       <w:tr>
         <w:trPr>
-          <w:trHeight w:val="288"/>
+          <w:gridAfter w:val="1"/>
+          <w:wAfter w:w="9" w:type="dxa"/>
+          <w:trHeight w:val="350"/>
         </w:trPr>
         <w:tc>
           <w:tcPr>
@@ -10285,13 +10444,7 @@
               <w:rPr>
                 <w:rFonts w:asciiTheme="minorHAnsi" w:hAnsiTheme="minorHAnsi"/>
               </w:rPr>
-              <w:t>1</w:t>
-            </w:r>
-            <w:r>
-              <w:rPr>
-                <w:rFonts w:asciiTheme="minorHAnsi" w:hAnsiTheme="minorHAnsi"/>
-              </w:rPr>
-              <w:t>2</w:t>
+              <w:t>15</w:t>
             </w:r>
           </w:p>
         </w:tc>
@@ -10313,33 +10466,19 @@
               <w:rPr>
                 <w:rFonts w:asciiTheme="minorHAnsi" w:hAnsiTheme="minorHAnsi"/>
               </w:rPr>
-              <w:t>Max Pump Flow</w:t>
-            </w:r>
-            <w:r>
-              <w:rPr>
-                <w:rFonts w:asciiTheme="minorHAnsi" w:hAnsiTheme="minorHAnsi"/>
-              </w:rPr>
-              <w:t xml:space="preserve"> Rate </w:t>
-            </w:r>
-            <w:r>
-              <w:rPr>
-                <w:rFonts w:asciiTheme="minorHAnsi" w:hAnsiTheme="minorHAnsi"/>
-              </w:rPr>
-              <w:t>(</w:t>
-            </w:r>
-            <w:proofErr w:type="spellStart"/>
-            <w:r>
-              <w:rPr>
-                <w:rFonts w:asciiTheme="minorHAnsi" w:hAnsiTheme="minorHAnsi"/>
-              </w:rPr>
-              <w:t>gpm</w:t>
-            </w:r>
-            <w:proofErr w:type="spellEnd"/>
-            <w:r>
-              <w:rPr>
-                <w:rFonts w:asciiTheme="minorHAnsi" w:hAnsiTheme="minorHAnsi"/>
-              </w:rPr>
-              <w:t>)</w:t>
+              <w:t xml:space="preserve">Compliance </w:t>
+            </w:r>
+            <w:r>
+              <w:rPr>
+                <w:rFonts w:asciiTheme="minorHAnsi" w:hAnsiTheme="minorHAnsi"/>
+              </w:rPr>
+              <w:t>S</w:t>
+            </w:r>
+            <w:r>
+              <w:rPr>
+                <w:rFonts w:asciiTheme="minorHAnsi" w:hAnsiTheme="minorHAnsi"/>
+              </w:rPr>
+              <w:t>tatement</w:t>
             </w:r>
           </w:p>
         </w:tc>
@@ -10353,1226 +10492,479 @@
               <w:keepNext/>
               <w:rPr>
                 <w:rFonts w:asciiTheme="minorHAnsi" w:hAnsiTheme="minorHAnsi"/>
-                <w:sz w:val="22"/>
-              </w:rPr>
-            </w:pPr>
-            <w:r>
-              <w:rPr>
-                <w:rFonts w:asciiTheme="minorHAnsi" w:hAnsiTheme="minorHAnsi"/>
-              </w:rPr>
-              <w:t>&lt;&lt;numeric xxx (user input)&gt;&gt;</w:t>
+              </w:rPr>
+            </w:pPr>
+            <w:r>
+              <w:rPr>
+                <w:rFonts w:asciiTheme="minorHAnsi" w:hAnsiTheme="minorHAnsi"/>
+              </w:rPr>
+              <w:t>&lt;&lt;</w:t>
+            </w:r>
+            <w:r>
+              <w:rPr>
+                <w:rFonts w:asciiTheme="minorHAnsi" w:hAnsiTheme="minorHAnsi"/>
+              </w:rPr>
+              <w:t xml:space="preserve"> </w:t>
+            </w:r>
+            <w:r>
+              <w:rPr>
+                <w:rFonts w:asciiTheme="minorHAnsi" w:hAnsiTheme="minorHAnsi"/>
+              </w:rPr>
+              <w:t xml:space="preserve">Display “System complies” if </w:t>
+            </w:r>
+            <w:r>
+              <w:rPr>
+                <w:rFonts w:asciiTheme="minorHAnsi" w:hAnsiTheme="minorHAnsi"/>
+                <w:i/>
+              </w:rPr>
+              <w:t>comp:IsAlterrnativePoolPump</w:t>
+            </w:r>
+            <w:r>
+              <w:rPr>
+                <w:rFonts w:asciiTheme="minorHAnsi" w:hAnsiTheme="minorHAnsi"/>
+                <w:i/>
+              </w:rPr>
+              <w:t xml:space="preserve"> </w:t>
+            </w:r>
+            <w:r>
+              <w:rPr>
+                <w:rFonts w:asciiTheme="minorHAnsi" w:hAnsiTheme="minorHAnsi"/>
+                <w:i/>
+              </w:rPr>
+              <w:t>FlowResultProvided</w:t>
+            </w:r>
+            <w:r>
+              <w:rPr>
+                <w:rFonts w:asciiTheme="minorHAnsi" w:hAnsiTheme="minorHAnsi"/>
+              </w:rPr>
+              <w:t xml:space="preserve"> </w:t>
+            </w:r>
+            <w:r>
+              <w:rPr>
+                <w:rFonts w:asciiTheme="minorHAnsi" w:hAnsiTheme="minorHAnsi"/>
+              </w:rPr>
+              <w:t>(D03)</w:t>
+            </w:r>
+            <w:r>
+              <w:rPr>
+                <w:rFonts w:asciiTheme="minorHAnsi" w:hAnsiTheme="minorHAnsi"/>
+              </w:rPr>
+              <w:t xml:space="preserve"> = “Yes” and </w:t>
+            </w:r>
+            <w:r>
+              <w:rPr>
+                <w:rFonts w:asciiTheme="minorHAnsi" w:hAnsiTheme="minorHAnsi"/>
+                <w:i/>
+              </w:rPr>
+              <w:t>hvac:PoolReturnLineFlowRate</w:t>
+            </w:r>
+            <w:r>
+              <w:rPr>
+                <w:rFonts w:asciiTheme="minorHAnsi" w:hAnsiTheme="minorHAnsi"/>
+              </w:rPr>
+              <w:t xml:space="preserve"> (D13) </w:t>
+            </w:r>
+            <w:r>
+              <w:rPr>
+                <w:rFonts w:asciiTheme="minorHAnsi" w:hAnsiTheme="minorHAnsi"/>
+              </w:rPr>
+              <w:t>≤</w:t>
+            </w:r>
+            <w:r>
+              <w:rPr>
+                <w:rFonts w:asciiTheme="minorHAnsi" w:hAnsiTheme="minorHAnsi"/>
+              </w:rPr>
+              <w:t xml:space="preserve"> </w:t>
+            </w:r>
+            <w:r>
+              <w:rPr>
+                <w:rFonts w:asciiTheme="minorHAnsi" w:hAnsiTheme="minorHAnsi"/>
+              </w:rPr>
+              <w:t xml:space="preserve">8 and </w:t>
+            </w:r>
+            <w:r>
+              <w:rPr>
+                <w:rFonts w:asciiTheme="minorHAnsi" w:hAnsiTheme="minorHAnsi"/>
+                <w:i/>
+              </w:rPr>
+              <w:t>hvac:PoolSuctionLineFlowRate</w:t>
+            </w:r>
+            <w:r>
+              <w:rPr>
+                <w:rFonts w:asciiTheme="minorHAnsi" w:hAnsiTheme="minorHAnsi"/>
+              </w:rPr>
+              <w:t xml:space="preserve"> (D14) </w:t>
+            </w:r>
+            <w:r>
+              <w:rPr>
+                <w:rFonts w:asciiTheme="minorHAnsi" w:hAnsiTheme="minorHAnsi"/>
+              </w:rPr>
+              <w:t>≤</w:t>
+            </w:r>
+            <w:r>
+              <w:rPr>
+                <w:rFonts w:asciiTheme="minorHAnsi" w:hAnsiTheme="minorHAnsi"/>
+              </w:rPr>
+              <w:t xml:space="preserve"> </w:t>
+            </w:r>
+            <w:r>
+              <w:rPr>
+                <w:rFonts w:asciiTheme="minorHAnsi" w:hAnsiTheme="minorHAnsi"/>
+              </w:rPr>
+              <w:t>6.  Else display “System complies</w:t>
+            </w:r>
+            <w:r>
+              <w:rPr>
+                <w:rFonts w:asciiTheme="minorHAnsi" w:hAnsiTheme="minorHAnsi"/>
+              </w:rPr>
+              <w:t>”</w:t>
+            </w:r>
+            <w:r>
+              <w:rPr>
+                <w:rFonts w:asciiTheme="minorHAnsi" w:hAnsiTheme="minorHAnsi"/>
+              </w:rPr>
+              <w:t xml:space="preserve"> if </w:t>
+            </w:r>
+            <w:r>
+              <w:rPr>
+                <w:rFonts w:asciiTheme="minorHAnsi" w:hAnsiTheme="minorHAnsi"/>
+                <w:i/>
+              </w:rPr>
+              <w:t>comp:IsAlterrnativePoolPump</w:t>
+            </w:r>
+            <w:r>
+              <w:rPr>
+                <w:rFonts w:asciiTheme="minorHAnsi" w:hAnsiTheme="minorHAnsi"/>
+                <w:i/>
+              </w:rPr>
+              <w:t xml:space="preserve"> </w:t>
+            </w:r>
+            <w:r>
+              <w:rPr>
+                <w:rFonts w:asciiTheme="minorHAnsi" w:hAnsiTheme="minorHAnsi"/>
+                <w:i/>
+              </w:rPr>
+              <w:t>FlowResultProvided</w:t>
+            </w:r>
+            <w:r>
+              <w:rPr>
+                <w:rFonts w:asciiTheme="minorHAnsi" w:hAnsiTheme="minorHAnsi"/>
+              </w:rPr>
+              <w:t xml:space="preserve"> </w:t>
+            </w:r>
+            <w:r>
+              <w:rPr>
+                <w:rFonts w:asciiTheme="minorHAnsi" w:hAnsiTheme="minorHAnsi"/>
+              </w:rPr>
+              <w:t>(D03)</w:t>
+            </w:r>
+            <w:r>
+              <w:rPr>
+                <w:rFonts w:asciiTheme="minorHAnsi" w:hAnsiTheme="minorHAnsi"/>
+              </w:rPr>
+              <w:t xml:space="preserve"> = “No” and </w:t>
+            </w:r>
+            <w:r>
+              <w:rPr>
+                <w:rFonts w:asciiTheme="minorHAnsi" w:hAnsiTheme="minorHAnsi"/>
+                <w:i/>
+              </w:rPr>
+              <w:t>hvac:PoolReturnPipeDiameter</w:t>
+            </w:r>
+            <w:r>
+              <w:rPr>
+                <w:rFonts w:asciiTheme="minorHAnsi" w:hAnsiTheme="minorHAnsi"/>
+              </w:rPr>
+              <w:t xml:space="preserve"> (</w:t>
+            </w:r>
+            <w:r>
+              <w:rPr>
+                <w:rFonts w:asciiTheme="minorHAnsi" w:hAnsiTheme="minorHAnsi"/>
+              </w:rPr>
+              <w:t>D</w:t>
+            </w:r>
+            <w:r>
+              <w:rPr>
+                <w:rFonts w:asciiTheme="minorHAnsi" w:hAnsiTheme="minorHAnsi"/>
+              </w:rPr>
+              <w:t>09</w:t>
+            </w:r>
+            <w:r>
+              <w:rPr>
+                <w:rFonts w:asciiTheme="minorHAnsi" w:hAnsiTheme="minorHAnsi"/>
+              </w:rPr>
+              <w:t>)</w:t>
+            </w:r>
+            <w:r>
+              <w:rPr>
+                <w:rFonts w:asciiTheme="minorHAnsi" w:hAnsiTheme="minorHAnsi"/>
+              </w:rPr>
+              <w:t xml:space="preserve"> </w:t>
+            </w:r>
+            <w:r>
+              <w:rPr>
+                <w:rFonts w:asciiTheme="minorHAnsi" w:hAnsiTheme="minorHAnsi"/>
+              </w:rPr>
+              <w:t>≥</w:t>
+            </w:r>
+            <w:r>
+              <w:rPr>
+                <w:rFonts w:asciiTheme="minorHAnsi" w:hAnsiTheme="minorHAnsi"/>
+              </w:rPr>
+              <w:t xml:space="preserve"> </w:t>
+            </w:r>
+            <w:r>
+              <w:rPr>
+                <w:rFonts w:asciiTheme="minorHAnsi" w:hAnsiTheme="minorHAnsi"/>
+                <w:i/>
+              </w:rPr>
+              <w:t>hvac:Pool</w:t>
+            </w:r>
+            <w:r>
+              <w:rPr>
+                <w:rFonts w:asciiTheme="minorHAnsi" w:hAnsiTheme="minorHAnsi"/>
+                <w:i/>
+              </w:rPr>
+              <w:t xml:space="preserve"> </w:t>
+            </w:r>
+            <w:r>
+              <w:rPr>
+                <w:rFonts w:asciiTheme="minorHAnsi" w:hAnsiTheme="minorHAnsi"/>
+                <w:i/>
+              </w:rPr>
+              <w:t>ReturnPipeDiameterMinimumRequired</w:t>
+            </w:r>
+            <w:r>
+              <w:rPr>
+                <w:rFonts w:asciiTheme="minorHAnsi" w:hAnsiTheme="minorHAnsi"/>
+              </w:rPr>
+              <w:t xml:space="preserve"> (D08a)</w:t>
+            </w:r>
+            <w:r>
+              <w:rPr>
+                <w:rFonts w:asciiTheme="minorHAnsi" w:hAnsiTheme="minorHAnsi"/>
+              </w:rPr>
+              <w:t xml:space="preserve"> and </w:t>
+            </w:r>
+            <w:r>
+              <w:rPr>
+                <w:rFonts w:asciiTheme="minorHAnsi" w:hAnsiTheme="minorHAnsi"/>
+                <w:i/>
+              </w:rPr>
+              <w:t>hvac:PoolSuction PipeDiameter</w:t>
+            </w:r>
+            <w:r>
+              <w:rPr>
+                <w:rFonts w:asciiTheme="minorHAnsi" w:hAnsiTheme="minorHAnsi"/>
+              </w:rPr>
+              <w:t xml:space="preserve"> (</w:t>
+            </w:r>
+            <w:r>
+              <w:rPr>
+                <w:rFonts w:asciiTheme="minorHAnsi" w:hAnsiTheme="minorHAnsi"/>
+              </w:rPr>
+              <w:t>D</w:t>
+            </w:r>
+            <w:r>
+              <w:rPr>
+                <w:rFonts w:asciiTheme="minorHAnsi" w:hAnsiTheme="minorHAnsi"/>
+              </w:rPr>
+              <w:t>10</w:t>
+            </w:r>
+            <w:r>
+              <w:rPr>
+                <w:rFonts w:asciiTheme="minorHAnsi" w:hAnsiTheme="minorHAnsi"/>
+              </w:rPr>
+              <w:t xml:space="preserve">) </w:t>
+            </w:r>
+            <w:r>
+              <w:rPr>
+                <w:rFonts w:asciiTheme="minorHAnsi" w:hAnsiTheme="minorHAnsi"/>
+              </w:rPr>
+              <w:t>≥</w:t>
+            </w:r>
+            <w:r>
+              <w:rPr>
+                <w:rFonts w:asciiTheme="minorHAnsi" w:hAnsiTheme="minorHAnsi"/>
+              </w:rPr>
+              <w:t xml:space="preserve"> </w:t>
+            </w:r>
+            <w:r>
+              <w:rPr>
+                <w:rFonts w:asciiTheme="minorHAnsi" w:hAnsiTheme="minorHAnsi"/>
+                <w:i/>
+              </w:rPr>
+              <w:t>hvac:PoolSuctionPipeDiameterMinimumRequired</w:t>
+            </w:r>
+            <w:r>
+              <w:rPr>
+                <w:rFonts w:asciiTheme="minorHAnsi" w:hAnsiTheme="minorHAnsi"/>
+              </w:rPr>
+              <w:t xml:space="preserve"> (D08b)</w:t>
+            </w:r>
+            <w:r>
+              <w:rPr>
+                <w:rFonts w:asciiTheme="minorHAnsi" w:hAnsiTheme="minorHAnsi"/>
+              </w:rPr>
+              <w:t xml:space="preserve"> and </w:t>
+            </w:r>
+            <w:r>
+              <w:rPr>
+                <w:rFonts w:asciiTheme="minorHAnsi" w:hAnsiTheme="minorHAnsi"/>
+                <w:i/>
+              </w:rPr>
+              <w:t>hvac:PoolFilterSurfaceArea</w:t>
+            </w:r>
+            <w:r>
+              <w:rPr>
+                <w:rFonts w:asciiTheme="minorHAnsi" w:hAnsiTheme="minorHAnsi"/>
+              </w:rPr>
+              <w:t xml:space="preserve"> (</w:t>
+            </w:r>
+            <w:r>
+              <w:rPr>
+                <w:rFonts w:asciiTheme="minorHAnsi" w:hAnsiTheme="minorHAnsi"/>
+              </w:rPr>
+              <w:t>D</w:t>
+            </w:r>
+            <w:r>
+              <w:rPr>
+                <w:rFonts w:asciiTheme="minorHAnsi" w:hAnsiTheme="minorHAnsi"/>
+              </w:rPr>
+              <w:t>11</w:t>
+            </w:r>
+            <w:r>
+              <w:rPr>
+                <w:rFonts w:asciiTheme="minorHAnsi" w:hAnsiTheme="minorHAnsi"/>
+              </w:rPr>
+              <w:t xml:space="preserve">) </w:t>
+            </w:r>
+            <w:r>
+              <w:rPr>
+                <w:rFonts w:asciiTheme="minorHAnsi" w:hAnsiTheme="minorHAnsi"/>
+              </w:rPr>
+              <w:t>≥</w:t>
+            </w:r>
+            <w:r>
+              <w:rPr>
+                <w:rFonts w:asciiTheme="minorHAnsi" w:hAnsiTheme="minorHAnsi"/>
+              </w:rPr>
+              <w:t xml:space="preserve"> </w:t>
+            </w:r>
+            <w:r>
+              <w:rPr>
+                <w:rFonts w:asciiTheme="minorHAnsi" w:hAnsiTheme="minorHAnsi"/>
+                <w:i/>
+              </w:rPr>
+              <w:t>hvac:PoolFilterSurface</w:t>
+            </w:r>
+            <w:r>
+              <w:rPr>
+                <w:rFonts w:asciiTheme="minorHAnsi" w:hAnsiTheme="minorHAnsi"/>
+                <w:i/>
+              </w:rPr>
+              <w:t xml:space="preserve"> </w:t>
+            </w:r>
+            <w:r>
+              <w:rPr>
+                <w:rFonts w:asciiTheme="minorHAnsi" w:hAnsiTheme="minorHAnsi"/>
+                <w:i/>
+              </w:rPr>
+              <w:t>AreaMinimumRequired</w:t>
+            </w:r>
+            <w:r>
+              <w:rPr>
+                <w:rFonts w:asciiTheme="minorHAnsi" w:hAnsiTheme="minorHAnsi"/>
+              </w:rPr>
+              <w:t xml:space="preserve"> (D08c)</w:t>
+            </w:r>
+            <w:r>
+              <w:rPr>
+                <w:rFonts w:asciiTheme="minorHAnsi" w:hAnsiTheme="minorHAnsi"/>
+              </w:rPr>
+              <w:t xml:space="preserve"> and </w:t>
+            </w:r>
+            <w:r>
+              <w:rPr>
+                <w:rFonts w:asciiTheme="minorHAnsi" w:hAnsiTheme="minorHAnsi"/>
+                <w:i/>
+              </w:rPr>
+              <w:t>hvac:PumpFlowMaximum</w:t>
+            </w:r>
+            <w:r>
+              <w:rPr>
+                <w:rFonts w:asciiTheme="minorHAnsi" w:hAnsiTheme="minorHAnsi"/>
+              </w:rPr>
+              <w:t xml:space="preserve"> (</w:t>
+            </w:r>
+            <w:r>
+              <w:rPr>
+                <w:rFonts w:asciiTheme="minorHAnsi" w:hAnsiTheme="minorHAnsi"/>
+              </w:rPr>
+              <w:t>D</w:t>
+            </w:r>
+            <w:r>
+              <w:rPr>
+                <w:rFonts w:asciiTheme="minorHAnsi" w:hAnsiTheme="minorHAnsi"/>
+              </w:rPr>
+              <w:t>12</w:t>
+            </w:r>
+            <w:r>
+              <w:rPr>
+                <w:rFonts w:asciiTheme="minorHAnsi" w:hAnsiTheme="minorHAnsi"/>
+              </w:rPr>
+              <w:t xml:space="preserve">) </w:t>
+            </w:r>
+            <w:r>
+              <w:rPr>
+                <w:rFonts w:asciiTheme="minorHAnsi" w:hAnsiTheme="minorHAnsi"/>
+              </w:rPr>
+              <w:t>≤</w:t>
+            </w:r>
+            <w:r>
+              <w:rPr>
+                <w:rFonts w:asciiTheme="minorHAnsi" w:hAnsiTheme="minorHAnsi"/>
+              </w:rPr>
+              <w:t xml:space="preserve"> </w:t>
+            </w:r>
+            <w:r>
+              <w:rPr>
+                <w:rFonts w:asciiTheme="minorHAnsi" w:hAnsiTheme="minorHAnsi"/>
+                <w:i/>
+              </w:rPr>
+              <w:t>hvac:PumpFlowMaximum Required</w:t>
+            </w:r>
+            <w:r>
+              <w:rPr>
+                <w:rFonts w:asciiTheme="minorHAnsi" w:hAnsiTheme="minorHAnsi"/>
+              </w:rPr>
+              <w:t xml:space="preserve"> (D08d)</w:t>
+            </w:r>
+            <w:r>
+              <w:rPr>
+                <w:rFonts w:asciiTheme="minorHAnsi" w:hAnsiTheme="minorHAnsi"/>
+              </w:rPr>
+              <w:t>.  Else display “System does not comply”</w:t>
+            </w:r>
+            <w:r>
+              <w:rPr>
+                <w:rFonts w:asciiTheme="minorHAnsi" w:hAnsiTheme="minorHAnsi"/>
+              </w:rPr>
+              <w:t xml:space="preserve"> </w:t>
+            </w:r>
+            <w:r>
+              <w:rPr>
+                <w:rFonts w:asciiTheme="minorHAnsi" w:hAnsiTheme="minorHAnsi"/>
+              </w:rPr>
+              <w:t>&gt;&gt;</w:t>
             </w:r>
           </w:p>
         </w:tc>
       </w:tr>
       <w:tr>
         <w:trPr>
-          <w:trHeight w:val="288"/>
-        </w:trPr>
-        <w:tc>
-          <w:tcPr>
-            <w:tcW w:w="512" w:type="dxa"/>
-            <w:vAlign w:val="center"/>
-          </w:tcPr>
-          <w:p>
-            <w:pPr>
-              <w:keepNext/>
-              <w:jc w:val="center"/>
-              <w:rPr>
-                <w:rFonts w:asciiTheme="minorHAnsi" w:hAnsiTheme="minorHAnsi"/>
-                <w:sz w:val="22"/>
-              </w:rPr>
-            </w:pPr>
-            <w:r>
-              <w:rPr>
-                <w:rFonts w:asciiTheme="minorHAnsi" w:hAnsiTheme="minorHAnsi"/>
-              </w:rPr>
-              <w:t>1</w:t>
-            </w:r>
-            <w:r>
-              <w:rPr>
-                <w:rFonts w:asciiTheme="minorHAnsi" w:hAnsiTheme="minorHAnsi"/>
-              </w:rPr>
-              <w:t>3</w:t>
-            </w:r>
-          </w:p>
-        </w:tc>
-        <w:tc>
-          <w:tcPr>
-            <w:tcW w:w="4490" w:type="dxa"/>
-            <w:gridSpan w:val="2"/>
-            <w:vAlign w:val="center"/>
-          </w:tcPr>
-          <w:p>
-            <w:pPr>
-              <w:keepNext/>
-              <w:rPr>
-                <w:rFonts w:asciiTheme="minorHAnsi" w:hAnsiTheme="minorHAnsi"/>
-                <w:sz w:val="22"/>
-              </w:rPr>
-            </w:pPr>
-            <w:r>
-              <w:rPr>
-                <w:rFonts w:asciiTheme="minorHAnsi" w:hAnsiTheme="minorHAnsi"/>
-              </w:rPr>
-              <w:t xml:space="preserve">Measured </w:t>
-            </w:r>
-            <w:r>
-              <w:rPr>
-                <w:rFonts w:asciiTheme="minorHAnsi" w:hAnsiTheme="minorHAnsi"/>
-              </w:rPr>
-              <w:t>F</w:t>
-            </w:r>
-            <w:r>
-              <w:rPr>
-                <w:rFonts w:asciiTheme="minorHAnsi" w:hAnsiTheme="minorHAnsi"/>
-              </w:rPr>
-              <w:t xml:space="preserve">low </w:t>
-            </w:r>
-            <w:r>
-              <w:rPr>
-                <w:rFonts w:asciiTheme="minorHAnsi" w:hAnsiTheme="minorHAnsi"/>
-              </w:rPr>
-              <w:t>R</w:t>
-            </w:r>
-            <w:r>
-              <w:rPr>
-                <w:rFonts w:asciiTheme="minorHAnsi" w:hAnsiTheme="minorHAnsi"/>
-              </w:rPr>
-              <w:t xml:space="preserve">ate </w:t>
-            </w:r>
-            <w:r>
-              <w:rPr>
-                <w:rFonts w:asciiTheme="minorHAnsi" w:hAnsiTheme="minorHAnsi"/>
-              </w:rPr>
-              <w:t xml:space="preserve">in </w:t>
-            </w:r>
-            <w:r>
-              <w:rPr>
-                <w:rFonts w:asciiTheme="minorHAnsi" w:hAnsiTheme="minorHAnsi"/>
-              </w:rPr>
-              <w:t>R</w:t>
-            </w:r>
-            <w:r>
-              <w:rPr>
-                <w:rFonts w:asciiTheme="minorHAnsi" w:hAnsiTheme="minorHAnsi"/>
-              </w:rPr>
-              <w:t xml:space="preserve">eturn </w:t>
-            </w:r>
-            <w:r>
-              <w:rPr>
-                <w:rFonts w:asciiTheme="minorHAnsi" w:hAnsiTheme="minorHAnsi"/>
-              </w:rPr>
-              <w:t>L</w:t>
-            </w:r>
-            <w:r>
-              <w:rPr>
-                <w:rFonts w:asciiTheme="minorHAnsi" w:hAnsiTheme="minorHAnsi"/>
-              </w:rPr>
-              <w:t>ine (</w:t>
-            </w:r>
-            <w:r>
-              <w:rPr>
-                <w:rFonts w:asciiTheme="minorHAnsi" w:hAnsiTheme="minorHAnsi"/>
-              </w:rPr>
-              <w:t>fps</w:t>
-            </w:r>
-            <w:r>
-              <w:rPr>
-                <w:rFonts w:asciiTheme="minorHAnsi" w:hAnsiTheme="minorHAnsi"/>
-              </w:rPr>
-              <w:t>)</w:t>
-            </w:r>
-          </w:p>
-        </w:tc>
-        <w:tc>
-          <w:tcPr>
-            <w:tcW w:w="6034" w:type="dxa"/>
-            <w:gridSpan w:val="4"/>
-          </w:tcPr>
-          <w:p>
-            <w:pPr>
-              <w:keepNext/>
-              <w:rPr>
-                <w:rFonts w:asciiTheme="minorHAnsi" w:hAnsiTheme="minorHAnsi"/>
-                <w:sz w:val="22"/>
-              </w:rPr>
-            </w:pPr>
-            <w:r>
-              <w:rPr>
-                <w:rFonts w:asciiTheme="minorHAnsi" w:hAnsiTheme="minorHAnsi"/>
-              </w:rPr>
-              <w:t>&lt;&lt;</w:t>
-            </w:r>
-            <w:r>
-              <w:t xml:space="preserve"> </w:t>
-            </w:r>
-            <w:proofErr w:type="spellStart"/>
-            <w:proofErr w:type="gramStart"/>
-            <w:r>
-              <w:rPr>
-                <w:rFonts w:asciiTheme="minorHAnsi" w:hAnsiTheme="minorHAnsi"/>
-                <w:i/>
-              </w:rPr>
-              <w:t>hvac:PoolReturnLineFlowRate</w:t>
-            </w:r>
-            <w:proofErr w:type="spellEnd"/>
-            <w:proofErr w:type="gramEnd"/>
-            <w:r>
-              <w:rPr>
-                <w:rFonts w:asciiTheme="minorHAnsi" w:hAnsiTheme="minorHAnsi"/>
-              </w:rPr>
-              <w:t xml:space="preserve"> (</w:t>
-            </w:r>
-            <w:r>
-              <w:rPr>
-                <w:rFonts w:asciiTheme="minorHAnsi" w:hAnsiTheme="minorHAnsi"/>
-              </w:rPr>
-              <w:t>D1</w:t>
-            </w:r>
-            <w:r>
-              <w:rPr>
-                <w:rFonts w:asciiTheme="minorHAnsi" w:hAnsiTheme="minorHAnsi"/>
-              </w:rPr>
-              <w:t>3)</w:t>
-            </w:r>
-            <w:r>
-              <w:rPr>
-                <w:rFonts w:asciiTheme="minorHAnsi" w:hAnsiTheme="minorHAnsi"/>
-              </w:rPr>
-              <w:t xml:space="preserve"> </w:t>
-            </w:r>
-            <w:r>
-              <w:rPr>
-                <w:rFonts w:asciiTheme="minorHAnsi" w:hAnsiTheme="minorHAnsi"/>
-              </w:rPr>
-              <w:t xml:space="preserve">only appears if </w:t>
-            </w:r>
-            <w:proofErr w:type="spellStart"/>
-            <w:r>
-              <w:rPr>
-                <w:rFonts w:asciiTheme="minorHAnsi" w:hAnsiTheme="minorHAnsi"/>
-                <w:i/>
-              </w:rPr>
-              <w:t>comp:Is</w:t>
-            </w:r>
-            <w:proofErr w:type="spellEnd"/>
-            <w:r>
-              <w:rPr>
-                <w:rFonts w:asciiTheme="minorHAnsi" w:hAnsiTheme="minorHAnsi"/>
-                <w:i/>
-              </w:rPr>
-              <w:t xml:space="preserve"> </w:t>
-            </w:r>
-            <w:proofErr w:type="spellStart"/>
-            <w:r>
-              <w:rPr>
-                <w:rFonts w:asciiTheme="minorHAnsi" w:hAnsiTheme="minorHAnsi"/>
-                <w:i/>
-              </w:rPr>
-              <w:t>AlterrnativePoolPumpFlowResultProvided</w:t>
-            </w:r>
-            <w:proofErr w:type="spellEnd"/>
-            <w:r>
-              <w:rPr>
-                <w:rFonts w:asciiTheme="minorHAnsi" w:hAnsiTheme="minorHAnsi"/>
-              </w:rPr>
-              <w:t xml:space="preserve"> </w:t>
-            </w:r>
-            <w:r>
-              <w:rPr>
-                <w:rFonts w:asciiTheme="minorHAnsi" w:hAnsiTheme="minorHAnsi"/>
-              </w:rPr>
-              <w:t>(</w:t>
-            </w:r>
-            <w:r>
-              <w:rPr>
-                <w:rFonts w:asciiTheme="minorHAnsi" w:hAnsiTheme="minorHAnsi"/>
-              </w:rPr>
-              <w:t>D03</w:t>
-            </w:r>
-            <w:r>
-              <w:rPr>
-                <w:rFonts w:asciiTheme="minorHAnsi" w:hAnsiTheme="minorHAnsi"/>
-              </w:rPr>
-              <w:t>)</w:t>
-            </w:r>
-            <w:r>
-              <w:rPr>
-                <w:rFonts w:asciiTheme="minorHAnsi" w:hAnsiTheme="minorHAnsi"/>
-              </w:rPr>
-              <w:t xml:space="preserve"> </w:t>
-            </w:r>
-            <w:r>
-              <w:rPr>
-                <w:rFonts w:asciiTheme="minorHAnsi" w:hAnsiTheme="minorHAnsi"/>
-              </w:rPr>
-              <w:t xml:space="preserve">= Yes.  </w:t>
-            </w:r>
-            <w:proofErr w:type="gramStart"/>
-            <w:r>
-              <w:rPr>
-                <w:rFonts w:asciiTheme="minorHAnsi" w:hAnsiTheme="minorHAnsi"/>
-              </w:rPr>
-              <w:t>User  input</w:t>
-            </w:r>
-            <w:proofErr w:type="gramEnd"/>
-            <w:r>
-              <w:rPr>
-                <w:rFonts w:asciiTheme="minorHAnsi" w:hAnsiTheme="minorHAnsi"/>
-              </w:rPr>
-              <w:t xml:space="preserve"> </w:t>
-            </w:r>
-            <w:r>
-              <w:rPr>
-                <w:rFonts w:asciiTheme="minorHAnsi" w:hAnsiTheme="minorHAnsi"/>
-              </w:rPr>
-              <w:t>Numeric</w:t>
-            </w:r>
-            <w:r>
-              <w:rPr>
-                <w:rFonts w:asciiTheme="minorHAnsi" w:hAnsiTheme="minorHAnsi"/>
-              </w:rPr>
-              <w:t>, else report N/A</w:t>
-            </w:r>
-            <w:r>
-              <w:rPr>
-                <w:rFonts w:asciiTheme="minorHAnsi" w:hAnsiTheme="minorHAnsi"/>
-              </w:rPr>
-              <w:t xml:space="preserve"> </w:t>
-            </w:r>
-            <w:proofErr w:type="spellStart"/>
-            <w:r>
-              <w:rPr>
-                <w:rFonts w:asciiTheme="minorHAnsi" w:hAnsiTheme="minorHAnsi"/>
-              </w:rPr>
-              <w:t>x</w:t>
-            </w:r>
-            <w:r>
-              <w:rPr>
-                <w:rFonts w:asciiTheme="minorHAnsi" w:hAnsiTheme="minorHAnsi"/>
-              </w:rPr>
-              <w:t>.</w:t>
-            </w:r>
-            <w:r>
-              <w:rPr>
-                <w:rFonts w:asciiTheme="minorHAnsi" w:hAnsiTheme="minorHAnsi"/>
-              </w:rPr>
-              <w:t>xx</w:t>
-            </w:r>
-            <w:proofErr w:type="spellEnd"/>
-            <w:r>
-              <w:rPr>
-                <w:rFonts w:asciiTheme="minorHAnsi" w:hAnsiTheme="minorHAnsi"/>
-              </w:rPr>
-              <w:t xml:space="preserve">.  </w:t>
-            </w:r>
-            <w:r>
-              <w:rPr>
-                <w:rFonts w:asciiTheme="minorHAnsi" w:hAnsiTheme="minorHAnsi"/>
-              </w:rPr>
-              <w:t>&gt;&gt;</w:t>
-            </w:r>
-          </w:p>
-        </w:tc>
-      </w:tr>
-      <w:tr>
-        <w:trPr>
-          <w:trHeight w:val="350"/>
-        </w:trPr>
-        <w:tc>
-          <w:tcPr>
-            <w:tcW w:w="512" w:type="dxa"/>
-            <w:vAlign w:val="center"/>
-          </w:tcPr>
-          <w:p>
-            <w:pPr>
-              <w:keepNext/>
-              <w:jc w:val="center"/>
-              <w:rPr>
-                <w:rFonts w:asciiTheme="minorHAnsi" w:hAnsiTheme="minorHAnsi"/>
-                <w:sz w:val="22"/>
-              </w:rPr>
-            </w:pPr>
-            <w:r>
-              <w:rPr>
-                <w:rFonts w:asciiTheme="minorHAnsi" w:hAnsiTheme="minorHAnsi"/>
-              </w:rPr>
-              <w:t>1</w:t>
-            </w:r>
-            <w:r>
-              <w:rPr>
-                <w:rFonts w:asciiTheme="minorHAnsi" w:hAnsiTheme="minorHAnsi"/>
-              </w:rPr>
-              <w:t>4</w:t>
-            </w:r>
-          </w:p>
-        </w:tc>
-        <w:tc>
-          <w:tcPr>
-            <w:tcW w:w="4490" w:type="dxa"/>
-            <w:gridSpan w:val="2"/>
-            <w:vAlign w:val="center"/>
-          </w:tcPr>
-          <w:p>
-            <w:pPr>
-              <w:keepNext/>
-              <w:rPr>
-                <w:rFonts w:asciiTheme="minorHAnsi" w:hAnsiTheme="minorHAnsi"/>
-                <w:sz w:val="22"/>
-              </w:rPr>
-            </w:pPr>
-            <w:r>
-              <w:rPr>
-                <w:rFonts w:asciiTheme="minorHAnsi" w:hAnsiTheme="minorHAnsi"/>
-              </w:rPr>
-              <w:t xml:space="preserve">Measured </w:t>
-            </w:r>
-            <w:r>
-              <w:rPr>
-                <w:rFonts w:asciiTheme="minorHAnsi" w:hAnsiTheme="minorHAnsi"/>
-              </w:rPr>
-              <w:t>F</w:t>
-            </w:r>
-            <w:r>
-              <w:rPr>
-                <w:rFonts w:asciiTheme="minorHAnsi" w:hAnsiTheme="minorHAnsi"/>
-              </w:rPr>
-              <w:t xml:space="preserve">low </w:t>
-            </w:r>
-            <w:r>
-              <w:rPr>
-                <w:rFonts w:asciiTheme="minorHAnsi" w:hAnsiTheme="minorHAnsi"/>
-              </w:rPr>
-              <w:t>R</w:t>
-            </w:r>
-            <w:r>
-              <w:rPr>
-                <w:rFonts w:asciiTheme="minorHAnsi" w:hAnsiTheme="minorHAnsi"/>
-              </w:rPr>
-              <w:t>ate</w:t>
-            </w:r>
-            <w:r>
-              <w:rPr>
-                <w:rFonts w:asciiTheme="minorHAnsi" w:hAnsiTheme="minorHAnsi"/>
-              </w:rPr>
-              <w:t xml:space="preserve"> </w:t>
-            </w:r>
-            <w:r>
-              <w:rPr>
-                <w:rFonts w:asciiTheme="minorHAnsi" w:hAnsiTheme="minorHAnsi"/>
-              </w:rPr>
-              <w:t xml:space="preserve">in </w:t>
-            </w:r>
-            <w:r>
-              <w:rPr>
-                <w:rFonts w:asciiTheme="minorHAnsi" w:hAnsiTheme="minorHAnsi"/>
-              </w:rPr>
-              <w:t>S</w:t>
-            </w:r>
-            <w:r>
-              <w:rPr>
-                <w:rFonts w:asciiTheme="minorHAnsi" w:hAnsiTheme="minorHAnsi"/>
-              </w:rPr>
-              <w:t xml:space="preserve">uction </w:t>
-            </w:r>
-            <w:r>
-              <w:rPr>
-                <w:rFonts w:asciiTheme="minorHAnsi" w:hAnsiTheme="minorHAnsi"/>
-              </w:rPr>
-              <w:t>L</w:t>
-            </w:r>
-            <w:r>
-              <w:rPr>
-                <w:rFonts w:asciiTheme="minorHAnsi" w:hAnsiTheme="minorHAnsi"/>
-              </w:rPr>
-              <w:t>ine</w:t>
-            </w:r>
-            <w:r>
-              <w:rPr>
-                <w:rFonts w:asciiTheme="minorHAnsi" w:hAnsiTheme="minorHAnsi"/>
-              </w:rPr>
-              <w:t xml:space="preserve"> (</w:t>
-            </w:r>
-            <w:r>
-              <w:rPr>
-                <w:rFonts w:asciiTheme="minorHAnsi" w:hAnsiTheme="minorHAnsi"/>
-              </w:rPr>
-              <w:t>fps</w:t>
-            </w:r>
-            <w:r>
-              <w:rPr>
-                <w:rFonts w:asciiTheme="minorHAnsi" w:hAnsiTheme="minorHAnsi"/>
-              </w:rPr>
-              <w:t>)</w:t>
-            </w:r>
-          </w:p>
-        </w:tc>
-        <w:tc>
-          <w:tcPr>
-            <w:tcW w:w="6034" w:type="dxa"/>
-            <w:gridSpan w:val="4"/>
-          </w:tcPr>
-          <w:p>
-            <w:pPr>
-              <w:keepNext/>
-              <w:rPr>
-                <w:rFonts w:asciiTheme="minorHAnsi" w:hAnsiTheme="minorHAnsi"/>
-                <w:sz w:val="22"/>
-              </w:rPr>
-            </w:pPr>
-            <w:r>
-              <w:rPr>
-                <w:rFonts w:asciiTheme="minorHAnsi" w:hAnsiTheme="minorHAnsi"/>
-              </w:rPr>
-              <w:t>&lt;&lt;</w:t>
-            </w:r>
-            <w:r>
-              <w:t xml:space="preserve"> </w:t>
-            </w:r>
-            <w:proofErr w:type="spellStart"/>
-            <w:proofErr w:type="gramStart"/>
-            <w:r>
-              <w:rPr>
-                <w:rFonts w:asciiTheme="minorHAnsi" w:hAnsiTheme="minorHAnsi"/>
-                <w:i/>
-              </w:rPr>
-              <w:t>hvac:PoolSuctionLineFlowRate</w:t>
-            </w:r>
-            <w:proofErr w:type="spellEnd"/>
-            <w:proofErr w:type="gramEnd"/>
-            <w:r>
-              <w:rPr>
-                <w:rFonts w:asciiTheme="minorHAnsi" w:hAnsiTheme="minorHAnsi"/>
-              </w:rPr>
-              <w:t xml:space="preserve"> (</w:t>
-            </w:r>
-            <w:r>
-              <w:rPr>
-                <w:rFonts w:asciiTheme="minorHAnsi" w:hAnsiTheme="minorHAnsi"/>
-              </w:rPr>
-              <w:t>D1</w:t>
-            </w:r>
-            <w:r>
-              <w:rPr>
-                <w:rFonts w:asciiTheme="minorHAnsi" w:hAnsiTheme="minorHAnsi"/>
-              </w:rPr>
-              <w:t>4)</w:t>
-            </w:r>
-            <w:r>
-              <w:rPr>
-                <w:rFonts w:asciiTheme="minorHAnsi" w:hAnsiTheme="minorHAnsi"/>
-              </w:rPr>
-              <w:t xml:space="preserve"> </w:t>
-            </w:r>
-            <w:r>
-              <w:rPr>
-                <w:rFonts w:asciiTheme="minorHAnsi" w:hAnsiTheme="minorHAnsi"/>
-              </w:rPr>
-              <w:t xml:space="preserve">only appears if </w:t>
-            </w:r>
-            <w:proofErr w:type="spellStart"/>
-            <w:r>
-              <w:rPr>
-                <w:rFonts w:asciiTheme="minorHAnsi" w:hAnsiTheme="minorHAnsi"/>
-                <w:i/>
-              </w:rPr>
-              <w:t>comp:Is</w:t>
-            </w:r>
-            <w:proofErr w:type="spellEnd"/>
-            <w:r>
-              <w:rPr>
-                <w:rFonts w:asciiTheme="minorHAnsi" w:hAnsiTheme="minorHAnsi"/>
-                <w:i/>
-              </w:rPr>
-              <w:t xml:space="preserve"> </w:t>
-            </w:r>
-            <w:proofErr w:type="spellStart"/>
-            <w:r>
-              <w:rPr>
-                <w:rFonts w:asciiTheme="minorHAnsi" w:hAnsiTheme="minorHAnsi"/>
-                <w:i/>
-              </w:rPr>
-              <w:t>AlterrnativePoolPumpFlowResultProvided</w:t>
-            </w:r>
-            <w:proofErr w:type="spellEnd"/>
-            <w:r>
-              <w:rPr>
-                <w:rFonts w:asciiTheme="minorHAnsi" w:hAnsiTheme="minorHAnsi"/>
-              </w:rPr>
-              <w:t xml:space="preserve"> </w:t>
-            </w:r>
-            <w:r>
-              <w:rPr>
-                <w:rFonts w:asciiTheme="minorHAnsi" w:hAnsiTheme="minorHAnsi"/>
-              </w:rPr>
-              <w:t>(D03)</w:t>
-            </w:r>
-            <w:r>
-              <w:rPr>
-                <w:rFonts w:asciiTheme="minorHAnsi" w:hAnsiTheme="minorHAnsi"/>
-              </w:rPr>
-              <w:t xml:space="preserve"> </w:t>
-            </w:r>
-            <w:r>
-              <w:rPr>
-                <w:rFonts w:asciiTheme="minorHAnsi" w:hAnsiTheme="minorHAnsi"/>
-              </w:rPr>
-              <w:t xml:space="preserve">= Yes.  </w:t>
-            </w:r>
-            <w:r>
-              <w:rPr>
-                <w:rFonts w:asciiTheme="minorHAnsi" w:hAnsiTheme="minorHAnsi"/>
-              </w:rPr>
-              <w:t xml:space="preserve">User input </w:t>
-            </w:r>
-            <w:r>
-              <w:rPr>
-                <w:rFonts w:asciiTheme="minorHAnsi" w:hAnsiTheme="minorHAnsi"/>
-              </w:rPr>
-              <w:t xml:space="preserve">Numeric </w:t>
-            </w:r>
-            <w:proofErr w:type="spellStart"/>
-            <w:r>
-              <w:rPr>
-                <w:rFonts w:asciiTheme="minorHAnsi" w:hAnsiTheme="minorHAnsi"/>
-              </w:rPr>
-              <w:t>x</w:t>
-            </w:r>
-            <w:r>
-              <w:rPr>
-                <w:rFonts w:asciiTheme="minorHAnsi" w:hAnsiTheme="minorHAnsi"/>
-              </w:rPr>
-              <w:t>.</w:t>
-            </w:r>
-            <w:r>
-              <w:rPr>
-                <w:rFonts w:asciiTheme="minorHAnsi" w:hAnsiTheme="minorHAnsi"/>
-              </w:rPr>
-              <w:t>xx</w:t>
-            </w:r>
-            <w:proofErr w:type="spellEnd"/>
-            <w:r>
-              <w:rPr>
-                <w:rFonts w:asciiTheme="minorHAnsi" w:hAnsiTheme="minorHAnsi"/>
-              </w:rPr>
-              <w:t>, else report N/A</w:t>
-            </w:r>
-            <w:r>
-              <w:rPr>
-                <w:rFonts w:asciiTheme="minorHAnsi" w:hAnsiTheme="minorHAnsi"/>
-              </w:rPr>
-              <w:t xml:space="preserve">. </w:t>
-            </w:r>
-            <w:r>
-              <w:rPr>
-                <w:rFonts w:asciiTheme="minorHAnsi" w:hAnsiTheme="minorHAnsi"/>
-              </w:rPr>
-              <w:t>&gt;&gt;</w:t>
-            </w:r>
-          </w:p>
-        </w:tc>
-      </w:tr>
-      <w:tr>
-        <w:trPr>
-          <w:trHeight w:val="350"/>
-        </w:trPr>
-        <w:tc>
-          <w:tcPr>
-            <w:tcW w:w="512" w:type="dxa"/>
-            <w:vAlign w:val="center"/>
-          </w:tcPr>
-          <w:p>
-            <w:pPr>
-              <w:keepNext/>
-              <w:jc w:val="center"/>
-              <w:rPr>
-                <w:rFonts w:asciiTheme="minorHAnsi" w:hAnsiTheme="minorHAnsi"/>
-                <w:sz w:val="22"/>
-              </w:rPr>
-            </w:pPr>
-            <w:r>
-              <w:rPr>
-                <w:rFonts w:asciiTheme="minorHAnsi" w:hAnsiTheme="minorHAnsi"/>
-              </w:rPr>
-              <w:t>15</w:t>
-            </w:r>
-          </w:p>
-        </w:tc>
-        <w:tc>
-          <w:tcPr>
-            <w:tcW w:w="4490" w:type="dxa"/>
-            <w:gridSpan w:val="2"/>
-            <w:vAlign w:val="center"/>
-          </w:tcPr>
-          <w:p>
-            <w:pPr>
-              <w:keepNext/>
-              <w:rPr>
-                <w:rFonts w:asciiTheme="minorHAnsi" w:hAnsiTheme="minorHAnsi"/>
-                <w:sz w:val="22"/>
-              </w:rPr>
-            </w:pPr>
-            <w:r>
-              <w:rPr>
-                <w:rFonts w:asciiTheme="minorHAnsi" w:hAnsiTheme="minorHAnsi"/>
-              </w:rPr>
-              <w:t xml:space="preserve">Compliance </w:t>
-            </w:r>
-            <w:r>
-              <w:rPr>
-                <w:rFonts w:asciiTheme="minorHAnsi" w:hAnsiTheme="minorHAnsi"/>
-              </w:rPr>
-              <w:t>S</w:t>
-            </w:r>
-            <w:r>
-              <w:rPr>
-                <w:rFonts w:asciiTheme="minorHAnsi" w:hAnsiTheme="minorHAnsi"/>
-              </w:rPr>
-              <w:t>tatement</w:t>
-            </w:r>
-          </w:p>
-        </w:tc>
-        <w:tc>
-          <w:tcPr>
-            <w:tcW w:w="6034" w:type="dxa"/>
-            <w:gridSpan w:val="4"/>
-          </w:tcPr>
-          <w:p>
-            <w:pPr>
-              <w:keepNext/>
-              <w:rPr>
-                <w:rFonts w:asciiTheme="minorHAnsi" w:hAnsiTheme="minorHAnsi"/>
-              </w:rPr>
-            </w:pPr>
-            <w:r>
-              <w:rPr>
-                <w:rFonts w:asciiTheme="minorHAnsi" w:hAnsiTheme="minorHAnsi"/>
-              </w:rPr>
-              <w:t>&lt;&lt;</w:t>
-            </w:r>
-            <w:r>
-              <w:rPr>
-                <w:rFonts w:asciiTheme="minorHAnsi" w:hAnsiTheme="minorHAnsi"/>
-              </w:rPr>
-              <w:t xml:space="preserve"> </w:t>
-            </w:r>
-            <w:r>
-              <w:rPr>
-                <w:rFonts w:asciiTheme="minorHAnsi" w:hAnsiTheme="minorHAnsi"/>
-              </w:rPr>
-              <w:t xml:space="preserve">Display “System complies” if </w:t>
-            </w:r>
-            <w:proofErr w:type="spellStart"/>
-            <w:proofErr w:type="gramStart"/>
-            <w:r>
-              <w:rPr>
-                <w:rFonts w:asciiTheme="minorHAnsi" w:hAnsiTheme="minorHAnsi"/>
-                <w:i/>
-              </w:rPr>
-              <w:t>comp:IsAlterrnativePoolPump</w:t>
-            </w:r>
-            <w:proofErr w:type="spellEnd"/>
-            <w:proofErr w:type="gramEnd"/>
-            <w:r>
-              <w:rPr>
-                <w:rFonts w:asciiTheme="minorHAnsi" w:hAnsiTheme="minorHAnsi"/>
-                <w:i/>
-              </w:rPr>
-              <w:t xml:space="preserve"> </w:t>
-            </w:r>
-            <w:proofErr w:type="spellStart"/>
-            <w:r>
-              <w:rPr>
-                <w:rFonts w:asciiTheme="minorHAnsi" w:hAnsiTheme="minorHAnsi"/>
-                <w:i/>
-              </w:rPr>
-              <w:t>FlowResultProvided</w:t>
-            </w:r>
-            <w:proofErr w:type="spellEnd"/>
-            <w:r>
-              <w:rPr>
-                <w:rFonts w:asciiTheme="minorHAnsi" w:hAnsiTheme="minorHAnsi"/>
-              </w:rPr>
-              <w:t xml:space="preserve"> </w:t>
-            </w:r>
-            <w:r>
-              <w:rPr>
-                <w:rFonts w:asciiTheme="minorHAnsi" w:hAnsiTheme="minorHAnsi"/>
-              </w:rPr>
-              <w:t>(D03)</w:t>
-            </w:r>
-            <w:r>
-              <w:rPr>
-                <w:rFonts w:asciiTheme="minorHAnsi" w:hAnsiTheme="minorHAnsi"/>
-              </w:rPr>
-              <w:t xml:space="preserve"> = “Yes” and </w:t>
-            </w:r>
-            <w:proofErr w:type="spellStart"/>
-            <w:r>
-              <w:rPr>
-                <w:rFonts w:asciiTheme="minorHAnsi" w:hAnsiTheme="minorHAnsi"/>
-                <w:i/>
-              </w:rPr>
-              <w:t>hvac:PoolReturnLineFlowRate</w:t>
-            </w:r>
-            <w:proofErr w:type="spellEnd"/>
-            <w:r>
-              <w:rPr>
-                <w:rFonts w:asciiTheme="minorHAnsi" w:hAnsiTheme="minorHAnsi"/>
-              </w:rPr>
-              <w:t xml:space="preserve"> (D13) </w:t>
-            </w:r>
-            <w:r>
-              <w:rPr>
-                <w:rFonts w:asciiTheme="minorHAnsi" w:hAnsiTheme="minorHAnsi"/>
-              </w:rPr>
-              <w:t>≤</w:t>
-            </w:r>
-            <w:r>
-              <w:rPr>
-                <w:rFonts w:asciiTheme="minorHAnsi" w:hAnsiTheme="minorHAnsi"/>
-              </w:rPr>
-              <w:t xml:space="preserve"> </w:t>
-            </w:r>
-            <w:r>
-              <w:rPr>
-                <w:rFonts w:asciiTheme="minorHAnsi" w:hAnsiTheme="minorHAnsi"/>
-              </w:rPr>
-              <w:t xml:space="preserve">8 and </w:t>
-            </w:r>
-            <w:proofErr w:type="spellStart"/>
-            <w:r>
-              <w:rPr>
-                <w:rFonts w:asciiTheme="minorHAnsi" w:hAnsiTheme="minorHAnsi"/>
-                <w:i/>
-              </w:rPr>
-              <w:t>hvac:PoolSuctionLineFlowRate</w:t>
-            </w:r>
-            <w:proofErr w:type="spellEnd"/>
-            <w:r>
-              <w:rPr>
-                <w:rFonts w:asciiTheme="minorHAnsi" w:hAnsiTheme="minorHAnsi"/>
-              </w:rPr>
-              <w:t xml:space="preserve"> (D14) </w:t>
-            </w:r>
-            <w:r>
-              <w:rPr>
-                <w:rFonts w:asciiTheme="minorHAnsi" w:hAnsiTheme="minorHAnsi"/>
-              </w:rPr>
-              <w:t>≤</w:t>
-            </w:r>
-            <w:r>
-              <w:rPr>
-                <w:rFonts w:asciiTheme="minorHAnsi" w:hAnsiTheme="minorHAnsi"/>
-              </w:rPr>
-              <w:t xml:space="preserve"> </w:t>
-            </w:r>
-            <w:r>
-              <w:rPr>
-                <w:rFonts w:asciiTheme="minorHAnsi" w:hAnsiTheme="minorHAnsi"/>
-              </w:rPr>
-              <w:t>6.  Else display “System complies</w:t>
-            </w:r>
-            <w:r>
-              <w:rPr>
-                <w:rFonts w:asciiTheme="minorHAnsi" w:hAnsiTheme="minorHAnsi"/>
-              </w:rPr>
-              <w:t>”</w:t>
-            </w:r>
-            <w:r>
-              <w:rPr>
-                <w:rFonts w:asciiTheme="minorHAnsi" w:hAnsiTheme="minorHAnsi"/>
-              </w:rPr>
-              <w:t xml:space="preserve"> if </w:t>
-            </w:r>
-            <w:proofErr w:type="spellStart"/>
-            <w:proofErr w:type="gramStart"/>
-            <w:r>
-              <w:rPr>
-                <w:rFonts w:asciiTheme="minorHAnsi" w:hAnsiTheme="minorHAnsi"/>
-                <w:i/>
-              </w:rPr>
-              <w:t>comp:IsAlterrnativePoolPump</w:t>
-            </w:r>
-            <w:proofErr w:type="spellEnd"/>
-            <w:proofErr w:type="gramEnd"/>
-            <w:r>
-              <w:rPr>
-                <w:rFonts w:asciiTheme="minorHAnsi" w:hAnsiTheme="minorHAnsi"/>
-                <w:i/>
-              </w:rPr>
-              <w:t xml:space="preserve"> </w:t>
-            </w:r>
-            <w:proofErr w:type="spellStart"/>
-            <w:r>
-              <w:rPr>
-                <w:rFonts w:asciiTheme="minorHAnsi" w:hAnsiTheme="minorHAnsi"/>
-                <w:i/>
-              </w:rPr>
-              <w:t>FlowResultProvided</w:t>
-            </w:r>
-            <w:proofErr w:type="spellEnd"/>
-            <w:r>
-              <w:rPr>
-                <w:rFonts w:asciiTheme="minorHAnsi" w:hAnsiTheme="minorHAnsi"/>
-              </w:rPr>
-              <w:t xml:space="preserve"> </w:t>
-            </w:r>
-            <w:r>
-              <w:rPr>
-                <w:rFonts w:asciiTheme="minorHAnsi" w:hAnsiTheme="minorHAnsi"/>
-              </w:rPr>
-              <w:t>(D03)</w:t>
-            </w:r>
-            <w:r>
-              <w:rPr>
-                <w:rFonts w:asciiTheme="minorHAnsi" w:hAnsiTheme="minorHAnsi"/>
-              </w:rPr>
-              <w:t xml:space="preserve"> = “No” and </w:t>
-            </w:r>
-            <w:proofErr w:type="spellStart"/>
-            <w:r>
-              <w:rPr>
-                <w:rFonts w:asciiTheme="minorHAnsi" w:hAnsiTheme="minorHAnsi"/>
-                <w:i/>
-              </w:rPr>
-              <w:t>hvac:PoolReturnPipeDiameter</w:t>
-            </w:r>
-            <w:proofErr w:type="spellEnd"/>
-            <w:r>
-              <w:rPr>
-                <w:rFonts w:asciiTheme="minorHAnsi" w:hAnsiTheme="minorHAnsi"/>
-              </w:rPr>
-              <w:t xml:space="preserve"> (</w:t>
-            </w:r>
-            <w:r>
-              <w:rPr>
-                <w:rFonts w:asciiTheme="minorHAnsi" w:hAnsiTheme="minorHAnsi"/>
-              </w:rPr>
-              <w:t>D</w:t>
-            </w:r>
-            <w:r>
-              <w:rPr>
-                <w:rFonts w:asciiTheme="minorHAnsi" w:hAnsiTheme="minorHAnsi"/>
-              </w:rPr>
-              <w:t>09</w:t>
-            </w:r>
-            <w:r>
-              <w:rPr>
-                <w:rFonts w:asciiTheme="minorHAnsi" w:hAnsiTheme="minorHAnsi"/>
-              </w:rPr>
-              <w:t>)</w:t>
-            </w:r>
-            <w:r>
-              <w:rPr>
-                <w:rFonts w:asciiTheme="minorHAnsi" w:hAnsiTheme="minorHAnsi"/>
-              </w:rPr>
-              <w:t xml:space="preserve"> </w:t>
-            </w:r>
-            <w:r>
-              <w:rPr>
-                <w:rFonts w:asciiTheme="minorHAnsi" w:hAnsiTheme="minorHAnsi"/>
-              </w:rPr>
-              <w:t>≥</w:t>
-            </w:r>
-            <w:r>
-              <w:rPr>
-                <w:rFonts w:asciiTheme="minorHAnsi" w:hAnsiTheme="minorHAnsi"/>
-              </w:rPr>
-              <w:t xml:space="preserve"> </w:t>
-            </w:r>
-            <w:proofErr w:type="spellStart"/>
-            <w:r>
-              <w:rPr>
-                <w:rFonts w:asciiTheme="minorHAnsi" w:hAnsiTheme="minorHAnsi"/>
-                <w:i/>
-              </w:rPr>
-              <w:t>hvac:Pool</w:t>
-            </w:r>
-            <w:proofErr w:type="spellEnd"/>
-            <w:r>
-              <w:rPr>
-                <w:rFonts w:asciiTheme="minorHAnsi" w:hAnsiTheme="minorHAnsi"/>
-                <w:i/>
-              </w:rPr>
-              <w:t xml:space="preserve"> </w:t>
-            </w:r>
-            <w:proofErr w:type="spellStart"/>
-            <w:r>
-              <w:rPr>
-                <w:rFonts w:asciiTheme="minorHAnsi" w:hAnsiTheme="minorHAnsi"/>
-                <w:i/>
-              </w:rPr>
-              <w:t>ReturnPipeDiameterMinimumRequired</w:t>
-            </w:r>
-            <w:proofErr w:type="spellEnd"/>
-            <w:r>
-              <w:rPr>
-                <w:rFonts w:asciiTheme="minorHAnsi" w:hAnsiTheme="minorHAnsi"/>
-              </w:rPr>
-              <w:t xml:space="preserve"> (D08a)</w:t>
-            </w:r>
-            <w:r>
-              <w:rPr>
-                <w:rFonts w:asciiTheme="minorHAnsi" w:hAnsiTheme="minorHAnsi"/>
-              </w:rPr>
-              <w:t xml:space="preserve"> and </w:t>
-            </w:r>
-            <w:proofErr w:type="spellStart"/>
-            <w:r>
-              <w:rPr>
-                <w:rFonts w:asciiTheme="minorHAnsi" w:hAnsiTheme="minorHAnsi"/>
-                <w:i/>
-              </w:rPr>
-              <w:t>hvac:PoolSuction</w:t>
-            </w:r>
-            <w:proofErr w:type="spellEnd"/>
-            <w:r>
-              <w:rPr>
-                <w:rFonts w:asciiTheme="minorHAnsi" w:hAnsiTheme="minorHAnsi"/>
-                <w:i/>
-              </w:rPr>
-              <w:t xml:space="preserve"> </w:t>
-            </w:r>
-            <w:proofErr w:type="spellStart"/>
-            <w:r>
-              <w:rPr>
-                <w:rFonts w:asciiTheme="minorHAnsi" w:hAnsiTheme="minorHAnsi"/>
-                <w:i/>
-              </w:rPr>
-              <w:t>PipeDiameter</w:t>
-            </w:r>
-            <w:proofErr w:type="spellEnd"/>
-            <w:r>
-              <w:rPr>
-                <w:rFonts w:asciiTheme="minorHAnsi" w:hAnsiTheme="minorHAnsi"/>
-              </w:rPr>
-              <w:t xml:space="preserve"> (</w:t>
-            </w:r>
-            <w:r>
-              <w:rPr>
-                <w:rFonts w:asciiTheme="minorHAnsi" w:hAnsiTheme="minorHAnsi"/>
-              </w:rPr>
-              <w:t>D</w:t>
-            </w:r>
-            <w:r>
-              <w:rPr>
-                <w:rFonts w:asciiTheme="minorHAnsi" w:hAnsiTheme="minorHAnsi"/>
-              </w:rPr>
-              <w:t>10</w:t>
-            </w:r>
-            <w:r>
-              <w:rPr>
-                <w:rFonts w:asciiTheme="minorHAnsi" w:hAnsiTheme="minorHAnsi"/>
-              </w:rPr>
-              <w:t xml:space="preserve">) </w:t>
-            </w:r>
-            <w:r>
-              <w:rPr>
-                <w:rFonts w:asciiTheme="minorHAnsi" w:hAnsiTheme="minorHAnsi"/>
-              </w:rPr>
-              <w:t>≥</w:t>
-            </w:r>
-            <w:r>
-              <w:rPr>
-                <w:rFonts w:asciiTheme="minorHAnsi" w:hAnsiTheme="minorHAnsi"/>
-              </w:rPr>
-              <w:t xml:space="preserve"> </w:t>
-            </w:r>
-            <w:proofErr w:type="spellStart"/>
-            <w:r>
-              <w:rPr>
-                <w:rFonts w:asciiTheme="minorHAnsi" w:hAnsiTheme="minorHAnsi"/>
-                <w:i/>
-              </w:rPr>
-              <w:t>hvac:PoolSuctionPipeDiameterMinimumRequired</w:t>
-            </w:r>
-            <w:proofErr w:type="spellEnd"/>
-            <w:r>
-              <w:rPr>
-                <w:rFonts w:asciiTheme="minorHAnsi" w:hAnsiTheme="minorHAnsi"/>
-              </w:rPr>
-              <w:t xml:space="preserve"> (D08b)</w:t>
-            </w:r>
-            <w:r>
-              <w:rPr>
-                <w:rFonts w:asciiTheme="minorHAnsi" w:hAnsiTheme="minorHAnsi"/>
-              </w:rPr>
-              <w:t xml:space="preserve"> and </w:t>
-            </w:r>
-            <w:proofErr w:type="spellStart"/>
-            <w:r>
-              <w:rPr>
-                <w:rFonts w:asciiTheme="minorHAnsi" w:hAnsiTheme="minorHAnsi"/>
-                <w:i/>
-              </w:rPr>
-              <w:t>hvac:PoolFilterSurfaceArea</w:t>
-            </w:r>
-            <w:proofErr w:type="spellEnd"/>
-            <w:r>
-              <w:rPr>
-                <w:rFonts w:asciiTheme="minorHAnsi" w:hAnsiTheme="minorHAnsi"/>
-              </w:rPr>
-              <w:t xml:space="preserve"> (</w:t>
-            </w:r>
-            <w:r>
-              <w:rPr>
-                <w:rFonts w:asciiTheme="minorHAnsi" w:hAnsiTheme="minorHAnsi"/>
-              </w:rPr>
-              <w:t>D</w:t>
-            </w:r>
-            <w:r>
-              <w:rPr>
-                <w:rFonts w:asciiTheme="minorHAnsi" w:hAnsiTheme="minorHAnsi"/>
-              </w:rPr>
-              <w:t>11</w:t>
-            </w:r>
-            <w:r>
-              <w:rPr>
-                <w:rFonts w:asciiTheme="minorHAnsi" w:hAnsiTheme="minorHAnsi"/>
-              </w:rPr>
-              <w:t xml:space="preserve">) </w:t>
-            </w:r>
-            <w:r>
-              <w:rPr>
-                <w:rFonts w:asciiTheme="minorHAnsi" w:hAnsiTheme="minorHAnsi"/>
-              </w:rPr>
-              <w:t>≥</w:t>
-            </w:r>
-            <w:r>
-              <w:rPr>
-                <w:rFonts w:asciiTheme="minorHAnsi" w:hAnsiTheme="minorHAnsi"/>
-              </w:rPr>
-              <w:t xml:space="preserve"> </w:t>
-            </w:r>
-            <w:proofErr w:type="spellStart"/>
-            <w:r>
-              <w:rPr>
-                <w:rFonts w:asciiTheme="minorHAnsi" w:hAnsiTheme="minorHAnsi"/>
-                <w:i/>
-              </w:rPr>
-              <w:t>hvac:PoolFilterSurface</w:t>
-            </w:r>
-            <w:proofErr w:type="spellEnd"/>
-            <w:r>
-              <w:rPr>
-                <w:rFonts w:asciiTheme="minorHAnsi" w:hAnsiTheme="minorHAnsi"/>
-                <w:i/>
-              </w:rPr>
-              <w:t xml:space="preserve"> </w:t>
-            </w:r>
-            <w:proofErr w:type="spellStart"/>
-            <w:r>
-              <w:rPr>
-                <w:rFonts w:asciiTheme="minorHAnsi" w:hAnsiTheme="minorHAnsi"/>
-                <w:i/>
-              </w:rPr>
-              <w:t>AreaMinimumRequired</w:t>
-            </w:r>
-            <w:proofErr w:type="spellEnd"/>
-            <w:r>
-              <w:rPr>
-                <w:rFonts w:asciiTheme="minorHAnsi" w:hAnsiTheme="minorHAnsi"/>
-              </w:rPr>
-              <w:t xml:space="preserve"> (D08c)</w:t>
-            </w:r>
-            <w:r>
-              <w:rPr>
-                <w:rFonts w:asciiTheme="minorHAnsi" w:hAnsiTheme="minorHAnsi"/>
-              </w:rPr>
-              <w:t xml:space="preserve"> and </w:t>
-            </w:r>
-            <w:proofErr w:type="spellStart"/>
-            <w:r>
-              <w:rPr>
-                <w:rFonts w:asciiTheme="minorHAnsi" w:hAnsiTheme="minorHAnsi"/>
-                <w:i/>
-              </w:rPr>
-              <w:t>hvac:PumpFlowMaximum</w:t>
-            </w:r>
-            <w:proofErr w:type="spellEnd"/>
-            <w:r>
-              <w:rPr>
-                <w:rFonts w:asciiTheme="minorHAnsi" w:hAnsiTheme="minorHAnsi"/>
-              </w:rPr>
-              <w:t xml:space="preserve"> (</w:t>
-            </w:r>
-            <w:r>
-              <w:rPr>
-                <w:rFonts w:asciiTheme="minorHAnsi" w:hAnsiTheme="minorHAnsi"/>
-              </w:rPr>
-              <w:t>D</w:t>
-            </w:r>
-            <w:r>
-              <w:rPr>
-                <w:rFonts w:asciiTheme="minorHAnsi" w:hAnsiTheme="minorHAnsi"/>
-              </w:rPr>
-              <w:t>12</w:t>
-            </w:r>
-            <w:r>
-              <w:rPr>
-                <w:rFonts w:asciiTheme="minorHAnsi" w:hAnsiTheme="minorHAnsi"/>
-              </w:rPr>
-              <w:t xml:space="preserve">) </w:t>
-            </w:r>
-            <w:r>
-              <w:rPr>
-                <w:rFonts w:asciiTheme="minorHAnsi" w:hAnsiTheme="minorHAnsi"/>
-              </w:rPr>
-              <w:t>≤</w:t>
-            </w:r>
-            <w:r>
-              <w:rPr>
-                <w:rFonts w:asciiTheme="minorHAnsi" w:hAnsiTheme="minorHAnsi"/>
-              </w:rPr>
-              <w:t xml:space="preserve"> </w:t>
-            </w:r>
-            <w:proofErr w:type="spellStart"/>
-            <w:r>
-              <w:rPr>
-                <w:rFonts w:asciiTheme="minorHAnsi" w:hAnsiTheme="minorHAnsi"/>
-                <w:i/>
-              </w:rPr>
-              <w:t>hvac:PumpFlowMaximum</w:t>
-            </w:r>
-            <w:proofErr w:type="spellEnd"/>
-            <w:r>
-              <w:rPr>
-                <w:rFonts w:asciiTheme="minorHAnsi" w:hAnsiTheme="minorHAnsi"/>
-                <w:i/>
-              </w:rPr>
-              <w:t xml:space="preserve"> Required</w:t>
-            </w:r>
-            <w:r>
-              <w:rPr>
-                <w:rFonts w:asciiTheme="minorHAnsi" w:hAnsiTheme="minorHAnsi"/>
-              </w:rPr>
-              <w:t xml:space="preserve"> (D08d)</w:t>
-            </w:r>
-            <w:r>
-              <w:rPr>
-                <w:rFonts w:asciiTheme="minorHAnsi" w:hAnsiTheme="minorHAnsi"/>
-              </w:rPr>
-              <w:t>.  Else display “System does not comply”</w:t>
-            </w:r>
-            <w:r>
-              <w:rPr>
-                <w:rFonts w:asciiTheme="minorHAnsi" w:hAnsiTheme="minorHAnsi"/>
-              </w:rPr>
-              <w:t xml:space="preserve"> </w:t>
-            </w:r>
-            <w:r>
-              <w:rPr>
-                <w:rFonts w:asciiTheme="minorHAnsi" w:hAnsiTheme="minorHAnsi"/>
-              </w:rPr>
-              <w:t>&gt;&gt;</w:t>
-            </w:r>
-          </w:p>
-        </w:tc>
-      </w:tr>
-      <w:tr>
-        <w:trPr>
+          <w:gridAfter w:val="1"/>
+          <w:wAfter w:w="9" w:type="dxa"/>
           <w:trHeight w:val="206"/>
         </w:trPr>
         <w:tc>
@@ -11615,8 +11007,8 @@
         <w:tblLook w:val="04A0" w:firstRow="1" w:lastRow="0" w:firstColumn="1" w:lastColumn="0" w:noHBand="0" w:noVBand="1"/>
       </w:tblPr>
       <w:tblGrid>
-        <w:gridCol w:w="520"/>
-        <w:gridCol w:w="10270"/>
+        <w:gridCol w:w="682"/>
+        <w:gridCol w:w="13708"/>
       </w:tblGrid>
       <w:tr>
         <w:tc>
@@ -11646,15 +11038,6 @@
               </w:rPr>
               <w:t xml:space="preserve">Pool System Piping </w:t>
             </w:r>
-            <w:ins w:id="21" w:author="Alhabibi, Haider@Energy" w:date="2024-01-25T08:12:00Z">
-              <w:r>
-                <w:rPr>
-                  <w:rFonts w:asciiTheme="minorHAnsi" w:hAnsiTheme="minorHAnsi"/>
-                  <w:b/>
-                </w:rPr>
-                <w:t xml:space="preserve">for System Serving Single Tenant Only </w:t>
-              </w:r>
-            </w:ins>
             <w:r>
               <w:rPr>
                 <w:rFonts w:asciiTheme="minorHAnsi" w:hAnsiTheme="minorHAnsi"/>
@@ -11674,27 +11057,13 @@
               <w:rPr>
                 <w:rFonts w:asciiTheme="minorHAnsi" w:eastAsia="Calibri" w:hAnsiTheme="minorHAnsi" w:cs="Arial"/>
               </w:rPr>
-              <w:t>&lt;&lt;</w:t>
-            </w:r>
-            <w:proofErr w:type="gramStart"/>
+              <w:t xml:space="preserve">&lt;&lt;If  </w:t>
+            </w:r>
             <w:r>
               <w:rPr>
                 <w:rFonts w:asciiTheme="minorHAnsi" w:eastAsia="Calibri" w:hAnsiTheme="minorHAnsi" w:cs="Arial"/>
               </w:rPr>
-              <w:t xml:space="preserve">If  </w:t>
-            </w:r>
-            <w:r>
-              <w:rPr>
-                <w:rFonts w:asciiTheme="minorHAnsi" w:eastAsia="Calibri" w:hAnsiTheme="minorHAnsi" w:cs="Arial"/>
-              </w:rPr>
-              <w:t>A</w:t>
-            </w:r>
-            <w:proofErr w:type="gramEnd"/>
-            <w:r>
-              <w:rPr>
-                <w:rFonts w:asciiTheme="minorHAnsi" w:eastAsia="Calibri" w:hAnsiTheme="minorHAnsi" w:cs="Arial"/>
-              </w:rPr>
-              <w:t>01= “Spa Only”</w:t>
+              <w:t>A01= “Spa Only”</w:t>
             </w:r>
             <w:r>
               <w:rPr>
@@ -11815,16 +11184,8 @@
               <w:rPr>
                 <w:rFonts w:asciiTheme="minorHAnsi" w:hAnsiTheme="minorHAnsi"/>
               </w:rPr>
-              <w:t xml:space="preserve">less than the pressure </w:t>
-            </w:r>
-            <w:proofErr w:type="gramStart"/>
-            <w:r>
-              <w:rPr>
-                <w:rFonts w:asciiTheme="minorHAnsi" w:hAnsiTheme="minorHAnsi"/>
-              </w:rPr>
-              <w:t>drop</w:t>
-            </w:r>
-            <w:proofErr w:type="gramEnd"/>
+              <w:t>less than the pressure drop</w:t>
+            </w:r>
           </w:p>
           <w:p>
             <w:pPr>
@@ -11893,8 +11254,8 @@
         <w:tblLook w:val="04A0" w:firstRow="1" w:lastRow="0" w:firstColumn="1" w:lastColumn="0" w:noHBand="0" w:noVBand="1"/>
       </w:tblPr>
       <w:tblGrid>
-        <w:gridCol w:w="506"/>
-        <w:gridCol w:w="10284"/>
+        <w:gridCol w:w="664"/>
+        <w:gridCol w:w="13726"/>
       </w:tblGrid>
       <w:tr>
         <w:tc>
@@ -11930,15 +11291,6 @@
               </w:rPr>
               <w:t xml:space="preserve"> </w:t>
             </w:r>
-            <w:ins w:id="22" w:author="Alhabibi, Haider@Energy" w:date="2024-01-25T08:12:00Z">
-              <w:r>
-                <w:rPr>
-                  <w:rFonts w:asciiTheme="minorHAnsi" w:hAnsiTheme="minorHAnsi"/>
-                  <w:b/>
-                </w:rPr>
-                <w:t xml:space="preserve">for System Serving Single Tenant Only </w:t>
-              </w:r>
-            </w:ins>
             <w:r>
               <w:rPr>
                 <w:rFonts w:asciiTheme="minorHAnsi" w:hAnsiTheme="minorHAnsi"/>
@@ -11958,27 +11310,13 @@
               <w:rPr>
                 <w:rFonts w:asciiTheme="minorHAnsi" w:eastAsia="Calibri" w:hAnsiTheme="minorHAnsi" w:cs="Arial"/>
               </w:rPr>
-              <w:t>&lt;&lt;</w:t>
-            </w:r>
-            <w:proofErr w:type="gramStart"/>
+              <w:t xml:space="preserve">&lt;&lt;If  </w:t>
+            </w:r>
             <w:r>
               <w:rPr>
                 <w:rFonts w:asciiTheme="minorHAnsi" w:eastAsia="Calibri" w:hAnsiTheme="minorHAnsi" w:cs="Arial"/>
               </w:rPr>
-              <w:t xml:space="preserve">If  </w:t>
-            </w:r>
-            <w:r>
-              <w:rPr>
-                <w:rFonts w:asciiTheme="minorHAnsi" w:eastAsia="Calibri" w:hAnsiTheme="minorHAnsi" w:cs="Arial"/>
-              </w:rPr>
-              <w:t>A</w:t>
-            </w:r>
-            <w:proofErr w:type="gramEnd"/>
-            <w:r>
-              <w:rPr>
-                <w:rFonts w:asciiTheme="minorHAnsi" w:eastAsia="Calibri" w:hAnsiTheme="minorHAnsi" w:cs="Arial"/>
-              </w:rPr>
-              <w:t>01= “Spa Only”</w:t>
+              <w:t>A01= “Spa Only”</w:t>
             </w:r>
             <w:r>
               <w:rPr>
@@ -12011,6 +11349,7 @@
               <w:rPr>
                 <w:rFonts w:asciiTheme="minorHAnsi" w:hAnsiTheme="minorHAnsi"/>
               </w:rPr>
+              <w:lastRenderedPageBreak/>
               <w:t>01</w:t>
             </w:r>
           </w:p>
@@ -12151,14 +11490,20 @@
       </w:pPr>
     </w:p>
     <w:sectPr>
-      <w:headerReference w:type="even" r:id="rId20"/>
-      <w:headerReference w:type="default" r:id="rId21"/>
-      <w:headerReference w:type="first" r:id="rId22"/>
-      <w:pgSz w:w="12240" w:h="15840" w:code="1"/>
+      <w:headerReference w:type="even" r:id="rId22"/>
+      <w:headerReference w:type="default" r:id="rId23"/>
+      <w:headerReference w:type="first" r:id="rId24"/>
+      <w:pgSz w:w="15840" w:h="12240" w:orient="landscape" w:code="1"/>
       <w:pgMar w:top="720" w:right="720" w:bottom="720" w:left="720" w:header="576" w:footer="576" w:gutter="0"/>
       <w:pgNumType w:start="1"/>
       <w:cols w:space="720"/>
       <w:docGrid w:linePitch="272"/>
+      <w:sectPrChange w:id="18" w:author="Alhabibi, Haider@Energy" w:date="2024-03-05T10:16:00Z">
+        <w:sectPr>
+          <w:pgSz w:w="12240" w:h="15840" w:orient="portrait"/>
+          <w:pgMar w:top="720" w:right="720" w:bottom="720" w:left="720" w:header="576" w:footer="576" w:gutter="0"/>
+        </w:sectPr>
+      </w:sectPrChange>
     </w:sectPr>
   </w:body>
 </w:document>
@@ -12190,127 +11535,8 @@
 <w:ftr xmlns:wpc="http://schemas.microsoft.com/office/word/2010/wordprocessingCanvas" xmlns:cx="http://schemas.microsoft.com/office/drawing/2014/chartex" xmlns:cx1="http://schemas.microsoft.com/office/drawing/2015/9/8/chartex" xmlns:cx2="http://schemas.microsoft.com/office/drawing/2015/10/21/chartex" xmlns:cx3="http://schemas.microsoft.com/office/drawing/2016/5/9/chartex" xmlns:cx4="http://schemas.microsoft.com/office/drawing/2016/5/10/chartex" xmlns:cx5="http://schemas.microsoft.com/office/drawing/2016/5/11/chartex" xmlns:cx6="http://schemas.microsoft.com/office/drawing/2016/5/12/chartex" xmlns:cx7="http://schemas.microsoft.com/office/drawing/2016/5/13/chartex" xmlns:cx8="http://schemas.microsoft.com/office/drawing/2016/5/14/chartex" xmlns:mc="http://schemas.openxmlformats.org/markup-compatibility/2006" xmlns:aink="http://schemas.microsoft.com/office/drawing/2016/ink" xmlns:am3d="http://schemas.microsoft.com/office/drawing/2017/model3d" xmlns:o="urn:schemas-microsoft-com:office:office" xmlns:oel="http://schemas.microsoft.com/office/2019/extlst" xmlns:r="http://schemas.openxmlformats.org/officeDocument/2006/relationships" xmlns:m="http://schemas.openxmlformats.org/officeDocument/2006/math" xmlns:v="urn:schemas-microsoft-com:vml" xmlns:wp14="http://schemas.microsoft.com/office/word/2010/wordprocessingDrawing" xmlns:wp="http://schemas.openxmlformats.org/drawingml/2006/wordprocessingDrawing" xmlns:w10="urn:schemas-microsoft-com:office:word" xmlns:w="http://schemas.openxmlformats.org/wordprocessingml/2006/main" xmlns:w14="http://schemas.microsoft.com/office/word/2010/wordml" xmlns:w15="http://schemas.microsoft.com/office/word/2012/wordml" xmlns:w16cex="http://schemas.microsoft.com/office/word/2018/wordml/cex" xmlns:w16cid="http://schemas.microsoft.com/office/word/2016/wordml/cid" xmlns:w16="http://schemas.microsoft.com/office/word/2018/wordml" xmlns:w16sdtdh="http://schemas.microsoft.com/office/word/2020/wordml/sdtdatahash" xmlns:w16se="http://schemas.microsoft.com/office/word/2015/wordml/symex" xmlns:wpg="http://schemas.microsoft.com/office/word/2010/wordprocessingGroup" xmlns:wpi="http://schemas.microsoft.com/office/word/2010/wordprocessingInk" xmlns:wne="http://schemas.microsoft.com/office/word/2006/wordml" xmlns:wps="http://schemas.microsoft.com/office/word/2010/wordprocessingShape" mc:Ignorable="w14 w15 w16se w16cid w16 w16cex w16sdtdh wp14">
   <w:p>
     <w:pPr>
-      <w:pStyle w:val="Style13"/>
-      <w:tabs>
-        <w:tab w:val="clear" w:pos="10800"/>
-        <w:tab w:val="right" w:pos="9900"/>
-      </w:tabs>
-      <w:spacing w:before="0"/>
-      <w:rPr>
-        <w:i w:val="0"/>
-      </w:rPr>
+      <w:pStyle w:val="Footer"/>
     </w:pPr>
-    <w:r>
-      <w:rPr>
-        <w:i w:val="0"/>
-      </w:rPr>
-      <w:t xml:space="preserve">Registration Number:                         </w:t>
-    </w:r>
-    <w:r>
-      <w:rPr>
-        <w:i w:val="0"/>
-      </w:rPr>
-      <w:t xml:space="preserve">     </w:t>
-    </w:r>
-    <w:r>
-      <w:rPr>
-        <w:i w:val="0"/>
-      </w:rPr>
-      <w:t xml:space="preserve">      </w:t>
-    </w:r>
-    <w:r>
-      <w:rPr>
-        <w:i w:val="0"/>
-      </w:rPr>
-      <w:t xml:space="preserve">        </w:t>
-    </w:r>
-    <w:r>
-      <w:rPr>
-        <w:i w:val="0"/>
-      </w:rPr>
-      <w:t xml:space="preserve">      Registration Date/Time:                                        HERS Provider:                       </w:t>
-    </w:r>
-  </w:p>
-  <w:p>
-    <w:pPr>
-      <w:pStyle w:val="Style13"/>
-      <w:spacing w:before="0"/>
-      <w:rPr>
-        <w:i w:val="0"/>
-      </w:rPr>
-    </w:pPr>
-    <w:r>
-      <w:rPr>
-        <w:i w:val="0"/>
-      </w:rPr>
-      <w:t>CA Building Energy Efficiency Standards - 20</w:t>
-    </w:r>
-    <w:r>
-      <w:rPr>
-        <w:i w:val="0"/>
-      </w:rPr>
-      <w:t>22</w:t>
-    </w:r>
-    <w:r>
-      <w:rPr>
-        <w:i w:val="0"/>
-      </w:rPr>
-      <w:t xml:space="preserve"> </w:t>
-    </w:r>
-    <w:ins w:id="7" w:author="Alhabibi, Haider@Energy [2]" w:date="2023-11-22T12:06:00Z">
-      <w:r>
-        <w:rPr>
-          <w:i w:val="0"/>
-        </w:rPr>
-        <w:t>Low</w:t>
-      </w:r>
-      <w:r>
-        <w:rPr>
-          <w:i w:val="0"/>
-        </w:rPr>
-        <w:t>-</w:t>
-      </w:r>
-    </w:ins>
-    <w:ins w:id="8" w:author="Alhabibi, Haider@Energy [2]" w:date="2023-11-22T12:07:00Z">
-      <w:r>
-        <w:rPr>
-          <w:i w:val="0"/>
-        </w:rPr>
-        <w:t>Rise Multifamily</w:t>
-      </w:r>
-    </w:ins>
-    <w:del w:id="9" w:author="Alhabibi, Haider@Energy [2]" w:date="2023-11-22T12:07:00Z">
-      <w:r>
-        <w:rPr>
-          <w:i w:val="0"/>
-        </w:rPr>
-        <w:delText>Residential</w:delText>
-      </w:r>
-    </w:del>
-    <w:r>
-      <w:rPr>
-        <w:i w:val="0"/>
-      </w:rPr>
-      <w:t xml:space="preserve"> Compliance</w:t>
-    </w:r>
-    <w:r>
-      <w:rPr>
-        <w:i w:val="0"/>
-      </w:rPr>
-      <w:tab/>
-    </w:r>
-    <w:r>
-      <w:rPr>
-        <w:i w:val="0"/>
-      </w:rPr>
-      <w:t>January 20</w:t>
-    </w:r>
-    <w:r>
-      <w:rPr>
-        <w:i w:val="0"/>
-      </w:rPr>
-      <w:t>22</w:t>
-    </w:r>
   </w:p>
 </w:ftr>
 </file>
@@ -12320,6 +11546,90 @@
   <w:p>
     <w:pPr>
       <w:pStyle w:val="Style13"/>
+      <w:tabs>
+        <w:tab w:val="clear" w:pos="10800"/>
+      </w:tabs>
+      <w:spacing w:before="0"/>
+      <w:rPr>
+        <w:i w:val="0"/>
+      </w:rPr>
+    </w:pPr>
+    <w:r>
+      <w:rPr>
+        <w:i w:val="0"/>
+      </w:rPr>
+      <w:t xml:space="preserve">Registration Number:                         </w:t>
+    </w:r>
+    <w:r>
+      <w:rPr>
+        <w:i w:val="0"/>
+      </w:rPr>
+      <w:t xml:space="preserve">     </w:t>
+    </w:r>
+    <w:r>
+      <w:rPr>
+        <w:i w:val="0"/>
+      </w:rPr>
+      <w:t xml:space="preserve">      </w:t>
+    </w:r>
+    <w:r>
+      <w:rPr>
+        <w:i w:val="0"/>
+      </w:rPr>
+      <w:t xml:space="preserve">        </w:t>
+    </w:r>
+    <w:r>
+      <w:rPr>
+        <w:i w:val="0"/>
+      </w:rPr>
+      <w:t xml:space="preserve">      </w:t>
+    </w:r>
+    <w:r>
+      <w:rPr>
+        <w:i w:val="0"/>
+      </w:rPr>
+      <w:tab/>
+    </w:r>
+    <w:r>
+      <w:rPr>
+        <w:i w:val="0"/>
+      </w:rPr>
+      <w:tab/>
+    </w:r>
+    <w:r>
+      <w:rPr>
+        <w:i w:val="0"/>
+      </w:rPr>
+      <w:tab/>
+    </w:r>
+    <w:r>
+      <w:rPr>
+        <w:i w:val="0"/>
+      </w:rPr>
+      <w:t xml:space="preserve">Registration Date/Time:                                        </w:t>
+    </w:r>
+    <w:r>
+      <w:rPr>
+        <w:i w:val="0"/>
+      </w:rPr>
+      <w:tab/>
+    </w:r>
+    <w:r>
+      <w:rPr>
+        <w:i w:val="0"/>
+      </w:rPr>
+      <w:tab/>
+    </w:r>
+    <w:r>
+      <w:rPr>
+        <w:i w:val="0"/>
+      </w:rPr>
+      <w:t xml:space="preserve">HERS Provider:                       </w:t>
+    </w:r>
+  </w:p>
+  <w:p>
+    <w:pPr>
+      <w:pStyle w:val="Style13"/>
       <w:spacing w:before="0"/>
       <w:rPr>
         <w:i w:val="0"/>
@@ -12341,29 +11651,103 @@
       <w:rPr>
         <w:i w:val="0"/>
       </w:rPr>
-      <w:t xml:space="preserve"> </w:t>
+      <w:t xml:space="preserve"> Residential Compliance</w:t>
     </w:r>
-    <w:ins w:id="18" w:author="Alhabibi, Haider@Energy [2]" w:date="2023-11-22T12:09:00Z">
-      <w:r>
-        <w:rPr>
-          <w:i w:val="0"/>
-        </w:rPr>
-        <w:t>Low-Rise Multifamily</w:t>
-      </w:r>
-    </w:ins>
-    <w:del w:id="19" w:author="Alhabibi, Haider@Energy [2]" w:date="2023-11-22T12:09:00Z">
-      <w:r>
-        <w:rPr>
-          <w:i w:val="0"/>
-        </w:rPr>
-        <w:delText>Residential</w:delText>
-      </w:r>
-    </w:del>
     <w:r>
       <w:rPr>
         <w:i w:val="0"/>
       </w:rPr>
-      <w:t xml:space="preserve"> Compliance</w:t>
+      <w:tab/>
+    </w:r>
+    <w:r>
+      <w:rPr>
+        <w:i w:val="0"/>
+      </w:rPr>
+      <w:tab/>
+    </w:r>
+    <w:r>
+      <w:rPr>
+        <w:i w:val="0"/>
+      </w:rPr>
+      <w:tab/>
+    </w:r>
+    <w:r>
+      <w:rPr>
+        <w:i w:val="0"/>
+      </w:rPr>
+      <w:tab/>
+    </w:r>
+    <w:r>
+      <w:rPr>
+        <w:i w:val="0"/>
+      </w:rPr>
+      <w:t>January 20</w:t>
+    </w:r>
+    <w:r>
+      <w:rPr>
+        <w:i w:val="0"/>
+      </w:rPr>
+      <w:t>22</w:t>
+    </w:r>
+  </w:p>
+</w:ftr>
+</file>
+
+<file path=word/footer3.xml><?xml version="1.0" encoding="utf-8"?>
+<w:ftr xmlns:wpc="http://schemas.microsoft.com/office/word/2010/wordprocessingCanvas" xmlns:cx="http://schemas.microsoft.com/office/drawing/2014/chartex" xmlns:cx1="http://schemas.microsoft.com/office/drawing/2015/9/8/chartex" xmlns:cx2="http://schemas.microsoft.com/office/drawing/2015/10/21/chartex" xmlns:cx3="http://schemas.microsoft.com/office/drawing/2016/5/9/chartex" xmlns:cx4="http://schemas.microsoft.com/office/drawing/2016/5/10/chartex" xmlns:cx5="http://schemas.microsoft.com/office/drawing/2016/5/11/chartex" xmlns:cx6="http://schemas.microsoft.com/office/drawing/2016/5/12/chartex" xmlns:cx7="http://schemas.microsoft.com/office/drawing/2016/5/13/chartex" xmlns:cx8="http://schemas.microsoft.com/office/drawing/2016/5/14/chartex" xmlns:mc="http://schemas.openxmlformats.org/markup-compatibility/2006" xmlns:aink="http://schemas.microsoft.com/office/drawing/2016/ink" xmlns:am3d="http://schemas.microsoft.com/office/drawing/2017/model3d" xmlns:o="urn:schemas-microsoft-com:office:office" xmlns:oel="http://schemas.microsoft.com/office/2019/extlst" xmlns:r="http://schemas.openxmlformats.org/officeDocument/2006/relationships" xmlns:m="http://schemas.openxmlformats.org/officeDocument/2006/math" xmlns:v="urn:schemas-microsoft-com:vml" xmlns:wp14="http://schemas.microsoft.com/office/word/2010/wordprocessingDrawing" xmlns:wp="http://schemas.openxmlformats.org/drawingml/2006/wordprocessingDrawing" xmlns:w10="urn:schemas-microsoft-com:office:word" xmlns:w="http://schemas.openxmlformats.org/wordprocessingml/2006/main" xmlns:w14="http://schemas.microsoft.com/office/word/2010/wordml" xmlns:w15="http://schemas.microsoft.com/office/word/2012/wordml" xmlns:w16cex="http://schemas.microsoft.com/office/word/2018/wordml/cex" xmlns:w16cid="http://schemas.microsoft.com/office/word/2016/wordml/cid" xmlns:w16="http://schemas.microsoft.com/office/word/2018/wordml" xmlns:w16sdtdh="http://schemas.microsoft.com/office/word/2020/wordml/sdtdatahash" xmlns:w16se="http://schemas.microsoft.com/office/word/2015/wordml/symex" xmlns:wpg="http://schemas.microsoft.com/office/word/2010/wordprocessingGroup" xmlns:wpi="http://schemas.microsoft.com/office/word/2010/wordprocessingInk" xmlns:wne="http://schemas.microsoft.com/office/word/2006/wordml" xmlns:wps="http://schemas.microsoft.com/office/word/2010/wordprocessingShape" mc:Ignorable="w14 w15 w16se w16cid w16 w16cex w16sdtdh wp14">
+  <w:p>
+    <w:pPr>
+      <w:pStyle w:val="Footer"/>
+    </w:pPr>
+  </w:p>
+</w:ftr>
+</file>
+
+<file path=word/footer4.xml><?xml version="1.0" encoding="utf-8"?>
+<w:ftr xmlns:wpc="http://schemas.microsoft.com/office/word/2010/wordprocessingCanvas" xmlns:cx="http://schemas.microsoft.com/office/drawing/2014/chartex" xmlns:cx1="http://schemas.microsoft.com/office/drawing/2015/9/8/chartex" xmlns:cx2="http://schemas.microsoft.com/office/drawing/2015/10/21/chartex" xmlns:cx3="http://schemas.microsoft.com/office/drawing/2016/5/9/chartex" xmlns:cx4="http://schemas.microsoft.com/office/drawing/2016/5/10/chartex" xmlns:cx5="http://schemas.microsoft.com/office/drawing/2016/5/11/chartex" xmlns:cx6="http://schemas.microsoft.com/office/drawing/2016/5/12/chartex" xmlns:cx7="http://schemas.microsoft.com/office/drawing/2016/5/13/chartex" xmlns:cx8="http://schemas.microsoft.com/office/drawing/2016/5/14/chartex" xmlns:mc="http://schemas.openxmlformats.org/markup-compatibility/2006" xmlns:aink="http://schemas.microsoft.com/office/drawing/2016/ink" xmlns:am3d="http://schemas.microsoft.com/office/drawing/2017/model3d" xmlns:o="urn:schemas-microsoft-com:office:office" xmlns:oel="http://schemas.microsoft.com/office/2019/extlst" xmlns:r="http://schemas.openxmlformats.org/officeDocument/2006/relationships" xmlns:m="http://schemas.openxmlformats.org/officeDocument/2006/math" xmlns:v="urn:schemas-microsoft-com:vml" xmlns:wp14="http://schemas.microsoft.com/office/word/2010/wordprocessingDrawing" xmlns:wp="http://schemas.openxmlformats.org/drawingml/2006/wordprocessingDrawing" xmlns:w10="urn:schemas-microsoft-com:office:word" xmlns:w="http://schemas.openxmlformats.org/wordprocessingml/2006/main" xmlns:w14="http://schemas.microsoft.com/office/word/2010/wordml" xmlns:w15="http://schemas.microsoft.com/office/word/2012/wordml" xmlns:w16cex="http://schemas.microsoft.com/office/word/2018/wordml/cex" xmlns:w16cid="http://schemas.microsoft.com/office/word/2016/wordml/cid" xmlns:w16="http://schemas.microsoft.com/office/word/2018/wordml" xmlns:w16sdtdh="http://schemas.microsoft.com/office/word/2020/wordml/sdtdatahash" xmlns:w16se="http://schemas.microsoft.com/office/word/2015/wordml/symex" xmlns:wpg="http://schemas.microsoft.com/office/word/2010/wordprocessingGroup" xmlns:wpi="http://schemas.microsoft.com/office/word/2010/wordprocessingInk" xmlns:wne="http://schemas.microsoft.com/office/word/2006/wordml" xmlns:wps="http://schemas.microsoft.com/office/word/2010/wordprocessingShape" mc:Ignorable="w14 w15 w16se w16cid w16 w16cex w16sdtdh wp14">
+  <w:p>
+    <w:pPr>
+      <w:pStyle w:val="Style13"/>
+      <w:spacing w:before="0"/>
+      <w:rPr>
+        <w:i w:val="0"/>
+      </w:rPr>
+    </w:pPr>
+    <w:r>
+      <w:rPr>
+        <w:i w:val="0"/>
+      </w:rPr>
+      <w:t>CA Building Energy Efficiency Standards - 20</w:t>
+    </w:r>
+    <w:r>
+      <w:rPr>
+        <w:i w:val="0"/>
+      </w:rPr>
+      <w:t>22</w:t>
+    </w:r>
+    <w:r>
+      <w:rPr>
+        <w:i w:val="0"/>
+      </w:rPr>
+      <w:t xml:space="preserve"> Residential Compliance</w:t>
+    </w:r>
+    <w:r>
+      <w:rPr>
+        <w:i w:val="0"/>
+      </w:rPr>
+      <w:tab/>
+    </w:r>
+    <w:r>
+      <w:rPr>
+        <w:i w:val="0"/>
+      </w:rPr>
+      <w:tab/>
+    </w:r>
+    <w:r>
+      <w:rPr>
+        <w:i w:val="0"/>
+      </w:rPr>
+      <w:tab/>
     </w:r>
     <w:r>
       <w:rPr>
@@ -12439,7 +11823,7 @@
           <v:path o:extrusionok="f" gradientshapeok="t" o:connecttype="rect"/>
           <o:lock v:ext="edit" aspectratio="t"/>
         </v:shapetype>
-        <v:shape id="WordPictureWatermark28180251" o:spid="_x0000_s1035" type="#_x0000_t75" style="position:absolute;margin-left:0;margin-top:0;width:10in;height:540pt;z-index:-251658239;mso-position-horizontal:center;mso-position-horizontal-relative:margin;mso-position-vertical:center;mso-position-vertical-relative:margin" o:allowincell="f">
+        <v:shape id="WordPictureWatermark28180251" o:spid="_x0000_s1035" type="#_x0000_t75" style="position:absolute;margin-left:0;margin-top:0;width:10in;height:540pt;z-index:-251660800;mso-position-horizontal:center;mso-position-horizontal-relative:margin;mso-position-vertical:center;mso-position-vertical-relative:margin" o:allowincell="f">
           <v:imagedata r:id="rId1" o:title="For information and data collection only" gain="19661f" blacklevel="22938f"/>
           <w10:wrap anchorx="margin" anchory="margin"/>
         </v:shape>
@@ -12477,7 +11861,7 @@
         <w:szCs w:val="32"/>
       </w:rPr>
       <w:drawing>
-        <wp:anchor distT="0" distB="0" distL="114300" distR="114300" simplePos="0" relativeHeight="251658248" behindDoc="0" locked="0" layoutInCell="1" allowOverlap="1" wp14:anchorId="30821C48" wp14:editId="0A83B0FB">
+        <wp:anchor distT="0" distB="0" distL="114300" distR="114300" simplePos="0" relativeHeight="251653632" behindDoc="0" locked="0" layoutInCell="1" allowOverlap="1" wp14:anchorId="30821C48" wp14:editId="254C5F09">
           <wp:simplePos x="0" y="0"/>
           <wp:positionH relativeFrom="column">
             <wp:posOffset>0</wp:posOffset>
@@ -12488,7 +11872,7 @@
           <wp:extent cx="2532380" cy="566420"/>
           <wp:effectExtent l="0" t="0" r="0" b="0"/>
           <wp:wrapNone/>
-          <wp:docPr id="4" name="Picture 4" descr="California Energy Commission Logo"/>
+          <wp:docPr id="882829971" name="Picture 882829971" descr="California Energy Commission Logo"/>
           <wp:cNvGraphicFramePr>
             <a:graphicFrameLocks xmlns:a="http://schemas.openxmlformats.org/drawingml/2006/main" noChangeAspect="1"/>
           </wp:cNvGraphicFramePr>
@@ -12580,7 +11964,7 @@
       </w:rPr>
       <w:t>CEC-</w:t>
     </w:r>
-    <w:del w:id="5" w:author="Alhabibi, Haider@Energy" w:date="2023-11-22T10:43:00Z">
+    <w:del w:id="4" w:author="Alhabibi, Haider@Energy" w:date="2024-03-05T10:36:00Z">
       <w:r>
         <w:rPr>
           <w:rFonts w:ascii="Calibri" w:hAnsi="Calibri" w:cs="Calibri"/>
@@ -12606,7 +11990,7 @@
         <w:delText>R</w:delText>
       </w:r>
     </w:del>
-    <w:ins w:id="6" w:author="Alhabibi, Haider@Energy" w:date="2023-11-22T10:43:00Z">
+    <w:ins w:id="5" w:author="Alhabibi, Haider@Energy" w:date="2024-03-05T10:36:00Z">
       <w:r>
         <w:rPr>
           <w:rFonts w:ascii="Calibri" w:hAnsi="Calibri" w:cs="Calibri"/>
@@ -12724,7 +12108,7 @@
           <v:path o:extrusionok="f" gradientshapeok="t" o:connecttype="rect"/>
           <o:lock v:ext="edit" aspectratio="t"/>
         </v:shapetype>
-        <v:shape id="WordPictureWatermark28180250" o:spid="_x0000_s1034" type="#_x0000_t75" style="position:absolute;margin-left:0;margin-top:0;width:10in;height:540pt;z-index:-251658240;mso-position-horizontal:center;mso-position-horizontal-relative:margin;mso-position-vertical:center;mso-position-vertical-relative:margin" o:allowincell="f">
+        <v:shape id="WordPictureWatermark28180250" o:spid="_x0000_s1034" type="#_x0000_t75" style="position:absolute;margin-left:0;margin-top:0;width:10in;height:540pt;z-index:-251661824;mso-position-horizontal:center;mso-position-horizontal-relative:margin;mso-position-vertical:center;mso-position-vertical-relative:margin" o:allowincell="f">
           <v:imagedata r:id="rId1" o:title="For information and data collection only" gain="19661f" blacklevel="22938f"/>
           <w10:wrap anchorx="margin" anchory="margin"/>
         </v:shape>
@@ -12764,7 +12148,7 @@
           <v:path o:extrusionok="f" gradientshapeok="t" o:connecttype="rect"/>
           <o:lock v:ext="edit" aspectratio="t"/>
         </v:shapetype>
-        <v:shape id="WordPictureWatermark28180254" o:spid="_x0000_s1038" type="#_x0000_t75" style="position:absolute;margin-left:0;margin-top:0;width:10in;height:540pt;z-index:-251658237;mso-position-horizontal:center;mso-position-horizontal-relative:margin;mso-position-vertical:center;mso-position-vertical-relative:margin" o:allowincell="f">
+        <v:shape id="WordPictureWatermark28180254" o:spid="_x0000_s1038" type="#_x0000_t75" style="position:absolute;margin-left:0;margin-top:0;width:10in;height:540pt;z-index:-251658752;mso-position-horizontal:center;mso-position-horizontal-relative:margin;mso-position-vertical:center;mso-position-vertical-relative:margin" o:allowincell="f">
           <v:imagedata r:id="rId1" o:title="For information and data collection only" gain="19661f" blacklevel="22938f"/>
           <w10:wrap anchorx="margin" anchory="margin"/>
         </v:shape>
@@ -12794,9 +12178,9 @@
       <w:tblLook w:val="0000" w:firstRow="0" w:lastRow="0" w:firstColumn="0" w:lastColumn="0" w:noHBand="0" w:noVBand="0"/>
     </w:tblPr>
     <w:tblGrid>
-      <w:gridCol w:w="5400"/>
-      <w:gridCol w:w="3874"/>
-      <w:gridCol w:w="1738"/>
+      <w:gridCol w:w="7202"/>
+      <w:gridCol w:w="5167"/>
+      <w:gridCol w:w="2317"/>
     </w:tblGrid>
     <w:tr>
       <w:trPr>
@@ -12845,12 +12229,12 @@
               <w:b/>
             </w:rPr>
           </w:pPr>
-          <w:del w:id="16" w:author="Alhabibi, Haider@Energy [2]" w:date="2023-11-22T12:08:00Z">
+          <w:del w:id="14" w:author="Alhabibi, Haider@Energy" w:date="2024-03-05T10:37:00Z">
             <w:r>
               <w:delText>CF2R</w:delText>
             </w:r>
           </w:del>
-          <w:ins w:id="17" w:author="Alhabibi, Haider@Energy [2]" w:date="2023-11-22T12:08:00Z">
+          <w:ins w:id="15" w:author="Alhabibi, Haider@Energy" w:date="2024-03-05T10:37:00Z">
             <w:r>
               <w:t>LMCI</w:t>
             </w:r>
@@ -12991,7 +12375,7 @@
           <v:path o:extrusionok="f" gradientshapeok="t" o:connecttype="rect"/>
           <o:lock v:ext="edit" aspectratio="t"/>
         </v:shapetype>
-        <v:shape id="WordPictureWatermark28180255" o:spid="_x0000_s1044" type="#_x0000_t75" style="position:absolute;margin-left:0;margin-top:0;width:10in;height:540pt;z-index:-251658236;mso-position-horizontal:center;mso-position-horizontal-relative:margin;mso-position-vertical:center;mso-position-vertical-relative:margin" o:allowincell="f">
+        <v:shape id="WordPictureWatermark28180255" o:spid="_x0000_s1044" type="#_x0000_t75" style="position:absolute;margin-left:0;margin-top:0;width:10in;height:540pt;z-index:-251654656;mso-position-horizontal:center;mso-position-horizontal-relative:margin;mso-position-vertical:center;mso-position-vertical-relative:margin" o:allowincell="f">
           <v:imagedata r:id="rId1" o:title="For information and data collection only" gain="19661f" blacklevel="22938f"/>
           <w10:wrap anchorx="margin" anchory="margin"/>
         </v:shape>
@@ -13031,7 +12415,7 @@
           <v:path o:extrusionok="f" gradientshapeok="t" o:connecttype="rect"/>
           <o:lock v:ext="edit" aspectratio="t"/>
         </v:shapetype>
-        <v:shape id="WordPictureWatermark28180253" o:spid="_x0000_s1037" type="#_x0000_t75" style="position:absolute;margin-left:0;margin-top:0;width:10in;height:540pt;z-index:-251658238;mso-position-horizontal:center;mso-position-horizontal-relative:margin;mso-position-vertical:center;mso-position-vertical-relative:margin" o:allowincell="f">
+        <v:shape id="WordPictureWatermark28180253" o:spid="_x0000_s1037" type="#_x0000_t75" style="position:absolute;margin-left:0;margin-top:0;width:10in;height:540pt;z-index:-251659776;mso-position-horizontal:center;mso-position-horizontal-relative:margin;mso-position-vertical:center;mso-position-vertical-relative:margin" o:allowincell="f">
           <v:imagedata r:id="rId1" o:title="For information and data collection only" gain="19661f" blacklevel="22938f"/>
           <w10:wrap anchorx="margin" anchory="margin"/>
         </v:shape>
@@ -13071,7 +12455,7 @@
           <v:path o:extrusionok="f" gradientshapeok="t" o:connecttype="rect"/>
           <o:lock v:ext="edit" aspectratio="t"/>
         </v:shapetype>
-        <v:shape id="WordPictureWatermark28180257" o:spid="_x0000_s1041" type="#_x0000_t75" style="position:absolute;margin-left:0;margin-top:0;width:10in;height:540pt;z-index:-251658234;mso-position-horizontal:center;mso-position-horizontal-relative:margin;mso-position-vertical:center;mso-position-vertical-relative:margin" o:allowincell="f">
+        <v:shape id="WordPictureWatermark28180257" o:spid="_x0000_s1041" type="#_x0000_t75" style="position:absolute;margin-left:0;margin-top:0;width:10in;height:540pt;z-index:-251656704;mso-position-horizontal:center;mso-position-horizontal-relative:margin;mso-position-vertical:center;mso-position-vertical-relative:margin" o:allowincell="f">
           <v:imagedata r:id="rId1" o:title="For information and data collection only" gain="19661f" blacklevel="22938f"/>
           <w10:wrap anchorx="margin" anchory="margin"/>
         </v:shape>
@@ -13101,9 +12485,9 @@
       <w:tblLook w:val="0000" w:firstRow="0" w:lastRow="0" w:firstColumn="0" w:lastColumn="0" w:noHBand="0" w:noVBand="0"/>
     </w:tblPr>
     <w:tblGrid>
-      <w:gridCol w:w="5400"/>
-      <w:gridCol w:w="3876"/>
-      <w:gridCol w:w="1490"/>
+      <w:gridCol w:w="7202"/>
+      <w:gridCol w:w="5169"/>
+      <w:gridCol w:w="1987"/>
     </w:tblGrid>
     <w:tr>
       <w:trPr>
@@ -13152,12 +12536,12 @@
               <w:b/>
             </w:rPr>
           </w:pPr>
-          <w:del w:id="23" w:author="Alhabibi, Haider@Energy [2]" w:date="2023-11-22T12:08:00Z">
+          <w:del w:id="16" w:author="Alhabibi, Haider@Energy" w:date="2024-03-05T10:37:00Z">
             <w:r>
               <w:delText>CF2R</w:delText>
             </w:r>
           </w:del>
-          <w:ins w:id="24" w:author="Alhabibi, Haider@Energy [2]" w:date="2023-11-22T12:08:00Z">
+          <w:ins w:id="17" w:author="Alhabibi, Haider@Energy" w:date="2024-03-05T10:37:00Z">
             <w:r>
               <w:t>LMCI</w:t>
             </w:r>
@@ -13255,7 +12639,7 @@
             <w:rPr>
               <w:noProof/>
             </w:rPr>
-            <w:t>2</w:t>
+            <w:t>3</w:t>
           </w:r>
           <w:r>
             <w:rPr>
@@ -13298,7 +12682,7 @@
           <v:path o:extrusionok="f" gradientshapeok="t" o:connecttype="rect"/>
           <o:lock v:ext="edit" aspectratio="t"/>
         </v:shapetype>
-        <v:shape id="WordPictureWatermark28180258" o:spid="_x0000_s1043" type="#_x0000_t75" style="position:absolute;margin-left:0;margin-top:0;width:10in;height:540pt;z-index:-251658233;mso-position-horizontal:center;mso-position-horizontal-relative:margin;mso-position-vertical:center;mso-position-vertical-relative:margin" o:allowincell="f">
+        <v:shape id="WordPictureWatermark28180258" o:spid="_x0000_s1043" type="#_x0000_t75" style="position:absolute;margin-left:0;margin-top:0;width:10in;height:540pt;z-index:-251655680;mso-position-horizontal:center;mso-position-horizontal-relative:margin;mso-position-vertical:center;mso-position-vertical-relative:margin" o:allowincell="f">
           <v:imagedata r:id="rId1" o:title="For information and data collection only" gain="19661f" blacklevel="22938f"/>
           <w10:wrap anchorx="margin" anchory="margin"/>
         </v:shape>
@@ -13338,7 +12722,7 @@
           <v:path o:extrusionok="f" gradientshapeok="t" o:connecttype="rect"/>
           <o:lock v:ext="edit" aspectratio="t"/>
         </v:shapetype>
-        <v:shape id="WordPictureWatermark28180256" o:spid="_x0000_s1040" type="#_x0000_t75" style="position:absolute;margin-left:0;margin-top:0;width:10in;height:540pt;z-index:-251658235;mso-position-horizontal:center;mso-position-horizontal-relative:margin;mso-position-vertical:center;mso-position-vertical-relative:margin" o:allowincell="f">
+        <v:shape id="WordPictureWatermark28180256" o:spid="_x0000_s1040" type="#_x0000_t75" style="position:absolute;margin-left:0;margin-top:0;width:10in;height:540pt;z-index:-251657728;mso-position-horizontal:center;mso-position-horizontal-relative:margin;mso-position-vertical:center;mso-position-vertical-relative:margin" o:allowincell="f">
           <v:imagedata r:id="rId1" o:title="For information and data collection only" gain="19661f" blacklevel="22938f"/>
           <w10:wrap anchorx="margin" anchory="margin"/>
         </v:shape>
@@ -13748,8 +13132,8 @@
   <w:abstractNum w:abstractNumId="5" w15:restartNumberingAfterBreak="0">
     <w:nsid w:val="0F1005C2"/>
     <w:multiLevelType w:val="hybridMultilevel"/>
-    <w:tmpl w:val="04A6D004"/>
-    <w:lvl w:ilvl="0" w:tplc="0409000F">
+    <w:tmpl w:val="D700BFAA"/>
+    <w:lvl w:ilvl="0" w:tplc="2B9693C4">
       <w:start w:val="1"/>
       <w:numFmt w:val="decimal"/>
       <w:lvlText w:val="%1."/>
@@ -13757,6 +13141,9 @@
       <w:pPr>
         <w:ind w:left="720" w:hanging="360"/>
       </w:pPr>
+      <w:rPr>
+        <w:rFonts w:hint="default"/>
+      </w:rPr>
     </w:lvl>
     <w:lvl w:ilvl="1" w:tplc="04090019" w:tentative="1">
       <w:start w:val="1"/>
@@ -13948,6 +13335,95 @@
     </w:lvl>
   </w:abstractNum>
   <w:abstractNum w:abstractNumId="7" w15:restartNumberingAfterBreak="0">
+    <w:nsid w:val="1FAD57F0"/>
+    <w:multiLevelType w:val="hybridMultilevel"/>
+    <w:tmpl w:val="97D09B74"/>
+    <w:lvl w:ilvl="0" w:tplc="B02AAB2A">
+      <w:start w:val="3"/>
+      <w:numFmt w:val="decimal"/>
+      <w:lvlText w:val="%1."/>
+      <w:lvlJc w:val="left"/>
+      <w:pPr>
+        <w:ind w:left="360" w:hanging="360"/>
+      </w:pPr>
+      <w:rPr>
+        <w:rFonts w:hint="default"/>
+      </w:rPr>
+    </w:lvl>
+    <w:lvl w:ilvl="1" w:tplc="04090019" w:tentative="1">
+      <w:start w:val="1"/>
+      <w:numFmt w:val="lowerLetter"/>
+      <w:lvlText w:val="%2."/>
+      <w:lvlJc w:val="left"/>
+      <w:pPr>
+        <w:ind w:left="1440" w:hanging="360"/>
+      </w:pPr>
+    </w:lvl>
+    <w:lvl w:ilvl="2" w:tplc="0409001B" w:tentative="1">
+      <w:start w:val="1"/>
+      <w:numFmt w:val="lowerRoman"/>
+      <w:lvlText w:val="%3."/>
+      <w:lvlJc w:val="right"/>
+      <w:pPr>
+        <w:ind w:left="2160" w:hanging="180"/>
+      </w:pPr>
+    </w:lvl>
+    <w:lvl w:ilvl="3" w:tplc="0409000F" w:tentative="1">
+      <w:start w:val="1"/>
+      <w:numFmt w:val="decimal"/>
+      <w:lvlText w:val="%4."/>
+      <w:lvlJc w:val="left"/>
+      <w:pPr>
+        <w:ind w:left="2880" w:hanging="360"/>
+      </w:pPr>
+    </w:lvl>
+    <w:lvl w:ilvl="4" w:tplc="04090019" w:tentative="1">
+      <w:start w:val="1"/>
+      <w:numFmt w:val="lowerLetter"/>
+      <w:lvlText w:val="%5."/>
+      <w:lvlJc w:val="left"/>
+      <w:pPr>
+        <w:ind w:left="3600" w:hanging="360"/>
+      </w:pPr>
+    </w:lvl>
+    <w:lvl w:ilvl="5" w:tplc="0409001B" w:tentative="1">
+      <w:start w:val="1"/>
+      <w:numFmt w:val="lowerRoman"/>
+      <w:lvlText w:val="%6."/>
+      <w:lvlJc w:val="right"/>
+      <w:pPr>
+        <w:ind w:left="4320" w:hanging="180"/>
+      </w:pPr>
+    </w:lvl>
+    <w:lvl w:ilvl="6" w:tplc="0409000F" w:tentative="1">
+      <w:start w:val="1"/>
+      <w:numFmt w:val="decimal"/>
+      <w:lvlText w:val="%7."/>
+      <w:lvlJc w:val="left"/>
+      <w:pPr>
+        <w:ind w:left="5040" w:hanging="360"/>
+      </w:pPr>
+    </w:lvl>
+    <w:lvl w:ilvl="7" w:tplc="04090019" w:tentative="1">
+      <w:start w:val="1"/>
+      <w:numFmt w:val="lowerLetter"/>
+      <w:lvlText w:val="%8."/>
+      <w:lvlJc w:val="left"/>
+      <w:pPr>
+        <w:ind w:left="5760" w:hanging="360"/>
+      </w:pPr>
+    </w:lvl>
+    <w:lvl w:ilvl="8" w:tplc="0409001B" w:tentative="1">
+      <w:start w:val="1"/>
+      <w:numFmt w:val="lowerRoman"/>
+      <w:lvlText w:val="%9."/>
+      <w:lvlJc w:val="right"/>
+      <w:pPr>
+        <w:ind w:left="6480" w:hanging="180"/>
+      </w:pPr>
+    </w:lvl>
+  </w:abstractNum>
+  <w:abstractNum w:abstractNumId="8" w15:restartNumberingAfterBreak="0">
     <w:nsid w:val="24237D73"/>
     <w:multiLevelType w:val="hybridMultilevel"/>
     <w:tmpl w:val="2932BB5C"/>
@@ -14058,95 +13534,6 @@
       <w:rPr>
         <w:rFonts w:ascii="Wingdings" w:hAnsi="Wingdings" w:hint="default"/>
       </w:rPr>
-    </w:lvl>
-  </w:abstractNum>
-  <w:abstractNum w:abstractNumId="8" w15:restartNumberingAfterBreak="0">
-    <w:nsid w:val="24FC19B7"/>
-    <w:multiLevelType w:val="hybridMultilevel"/>
-    <w:tmpl w:val="4AE809FA"/>
-    <w:lvl w:ilvl="0" w:tplc="96A47606">
-      <w:start w:val="6"/>
-      <w:numFmt w:val="decimal"/>
-      <w:lvlText w:val="%1."/>
-      <w:lvlJc w:val="left"/>
-      <w:pPr>
-        <w:ind w:left="360" w:hanging="360"/>
-      </w:pPr>
-      <w:rPr>
-        <w:rFonts w:hint="default"/>
-      </w:rPr>
-    </w:lvl>
-    <w:lvl w:ilvl="1" w:tplc="04090019" w:tentative="1">
-      <w:start w:val="1"/>
-      <w:numFmt w:val="lowerLetter"/>
-      <w:lvlText w:val="%2."/>
-      <w:lvlJc w:val="left"/>
-      <w:pPr>
-        <w:ind w:left="1440" w:hanging="360"/>
-      </w:pPr>
-    </w:lvl>
-    <w:lvl w:ilvl="2" w:tplc="0409001B" w:tentative="1">
-      <w:start w:val="1"/>
-      <w:numFmt w:val="lowerRoman"/>
-      <w:lvlText w:val="%3."/>
-      <w:lvlJc w:val="right"/>
-      <w:pPr>
-        <w:ind w:left="2160" w:hanging="180"/>
-      </w:pPr>
-    </w:lvl>
-    <w:lvl w:ilvl="3" w:tplc="0409000F" w:tentative="1">
-      <w:start w:val="1"/>
-      <w:numFmt w:val="decimal"/>
-      <w:lvlText w:val="%4."/>
-      <w:lvlJc w:val="left"/>
-      <w:pPr>
-        <w:ind w:left="2880" w:hanging="360"/>
-      </w:pPr>
-    </w:lvl>
-    <w:lvl w:ilvl="4" w:tplc="04090019" w:tentative="1">
-      <w:start w:val="1"/>
-      <w:numFmt w:val="lowerLetter"/>
-      <w:lvlText w:val="%5."/>
-      <w:lvlJc w:val="left"/>
-      <w:pPr>
-        <w:ind w:left="3600" w:hanging="360"/>
-      </w:pPr>
-    </w:lvl>
-    <w:lvl w:ilvl="5" w:tplc="0409001B" w:tentative="1">
-      <w:start w:val="1"/>
-      <w:numFmt w:val="lowerRoman"/>
-      <w:lvlText w:val="%6."/>
-      <w:lvlJc w:val="right"/>
-      <w:pPr>
-        <w:ind w:left="4320" w:hanging="180"/>
-      </w:pPr>
-    </w:lvl>
-    <w:lvl w:ilvl="6" w:tplc="0409000F" w:tentative="1">
-      <w:start w:val="1"/>
-      <w:numFmt w:val="decimal"/>
-      <w:lvlText w:val="%7."/>
-      <w:lvlJc w:val="left"/>
-      <w:pPr>
-        <w:ind w:left="5040" w:hanging="360"/>
-      </w:pPr>
-    </w:lvl>
-    <w:lvl w:ilvl="7" w:tplc="04090019" w:tentative="1">
-      <w:start w:val="1"/>
-      <w:numFmt w:val="lowerLetter"/>
-      <w:lvlText w:val="%8."/>
-      <w:lvlJc w:val="left"/>
-      <w:pPr>
-        <w:ind w:left="5760" w:hanging="360"/>
-      </w:pPr>
-    </w:lvl>
-    <w:lvl w:ilvl="8" w:tplc="0409001B" w:tentative="1">
-      <w:start w:val="1"/>
-      <w:numFmt w:val="lowerRoman"/>
-      <w:lvlText w:val="%9."/>
-      <w:lvlJc w:val="right"/>
-      <w:pPr>
-        <w:ind w:left="6480" w:hanging="180"/>
-      </w:pPr>
     </w:lvl>
   </w:abstractNum>
   <w:abstractNum w:abstractNumId="9" w15:restartNumberingAfterBreak="0">
@@ -14897,95 +14284,6 @@
     </w:lvl>
   </w:abstractNum>
   <w:abstractNum w:abstractNumId="16" w15:restartNumberingAfterBreak="0">
-    <w:nsid w:val="40F66C34"/>
-    <w:multiLevelType w:val="hybridMultilevel"/>
-    <w:tmpl w:val="B6DA4784"/>
-    <w:lvl w:ilvl="0" w:tplc="FFFFFFFF">
-      <w:start w:val="3"/>
-      <w:numFmt w:val="decimal"/>
-      <w:lvlText w:val="%1."/>
-      <w:lvlJc w:val="left"/>
-      <w:pPr>
-        <w:ind w:left="360" w:hanging="360"/>
-      </w:pPr>
-      <w:rPr>
-        <w:rFonts w:hint="default"/>
-      </w:rPr>
-    </w:lvl>
-    <w:lvl w:ilvl="1" w:tplc="FFFFFFFF" w:tentative="1">
-      <w:start w:val="1"/>
-      <w:numFmt w:val="lowerLetter"/>
-      <w:lvlText w:val="%2."/>
-      <w:lvlJc w:val="left"/>
-      <w:pPr>
-        <w:ind w:left="1440" w:hanging="360"/>
-      </w:pPr>
-    </w:lvl>
-    <w:lvl w:ilvl="2" w:tplc="FFFFFFFF" w:tentative="1">
-      <w:start w:val="1"/>
-      <w:numFmt w:val="lowerRoman"/>
-      <w:lvlText w:val="%3."/>
-      <w:lvlJc w:val="right"/>
-      <w:pPr>
-        <w:ind w:left="2160" w:hanging="180"/>
-      </w:pPr>
-    </w:lvl>
-    <w:lvl w:ilvl="3" w:tplc="FFFFFFFF" w:tentative="1">
-      <w:start w:val="1"/>
-      <w:numFmt w:val="decimal"/>
-      <w:lvlText w:val="%4."/>
-      <w:lvlJc w:val="left"/>
-      <w:pPr>
-        <w:ind w:left="2880" w:hanging="360"/>
-      </w:pPr>
-    </w:lvl>
-    <w:lvl w:ilvl="4" w:tplc="FFFFFFFF" w:tentative="1">
-      <w:start w:val="1"/>
-      <w:numFmt w:val="lowerLetter"/>
-      <w:lvlText w:val="%5."/>
-      <w:lvlJc w:val="left"/>
-      <w:pPr>
-        <w:ind w:left="3600" w:hanging="360"/>
-      </w:pPr>
-    </w:lvl>
-    <w:lvl w:ilvl="5" w:tplc="FFFFFFFF" w:tentative="1">
-      <w:start w:val="1"/>
-      <w:numFmt w:val="lowerRoman"/>
-      <w:lvlText w:val="%6."/>
-      <w:lvlJc w:val="right"/>
-      <w:pPr>
-        <w:ind w:left="4320" w:hanging="180"/>
-      </w:pPr>
-    </w:lvl>
-    <w:lvl w:ilvl="6" w:tplc="FFFFFFFF" w:tentative="1">
-      <w:start w:val="1"/>
-      <w:numFmt w:val="decimal"/>
-      <w:lvlText w:val="%7."/>
-      <w:lvlJc w:val="left"/>
-      <w:pPr>
-        <w:ind w:left="5040" w:hanging="360"/>
-      </w:pPr>
-    </w:lvl>
-    <w:lvl w:ilvl="7" w:tplc="FFFFFFFF" w:tentative="1">
-      <w:start w:val="1"/>
-      <w:numFmt w:val="lowerLetter"/>
-      <w:lvlText w:val="%8."/>
-      <w:lvlJc w:val="left"/>
-      <w:pPr>
-        <w:ind w:left="5760" w:hanging="360"/>
-      </w:pPr>
-    </w:lvl>
-    <w:lvl w:ilvl="8" w:tplc="FFFFFFFF" w:tentative="1">
-      <w:start w:val="1"/>
-      <w:numFmt w:val="lowerRoman"/>
-      <w:lvlText w:val="%9."/>
-      <w:lvlJc w:val="right"/>
-      <w:pPr>
-        <w:ind w:left="6480" w:hanging="180"/>
-      </w:pPr>
-    </w:lvl>
-  </w:abstractNum>
-  <w:abstractNum w:abstractNumId="17" w15:restartNumberingAfterBreak="0">
     <w:nsid w:val="47BE787E"/>
     <w:multiLevelType w:val="hybridMultilevel"/>
     <w:tmpl w:val="952643D4"/>
@@ -15098,96 +14396,7 @@
       </w:rPr>
     </w:lvl>
   </w:abstractNum>
-  <w:abstractNum w:abstractNumId="18" w15:restartNumberingAfterBreak="0">
-    <w:nsid w:val="49D41159"/>
-    <w:multiLevelType w:val="hybridMultilevel"/>
-    <w:tmpl w:val="B6DA4784"/>
-    <w:lvl w:ilvl="0" w:tplc="77128A38">
-      <w:start w:val="3"/>
-      <w:numFmt w:val="decimal"/>
-      <w:lvlText w:val="%1."/>
-      <w:lvlJc w:val="left"/>
-      <w:pPr>
-        <w:ind w:left="360" w:hanging="360"/>
-      </w:pPr>
-      <w:rPr>
-        <w:rFonts w:hint="default"/>
-      </w:rPr>
-    </w:lvl>
-    <w:lvl w:ilvl="1" w:tplc="04090019" w:tentative="1">
-      <w:start w:val="1"/>
-      <w:numFmt w:val="lowerLetter"/>
-      <w:lvlText w:val="%2."/>
-      <w:lvlJc w:val="left"/>
-      <w:pPr>
-        <w:ind w:left="1440" w:hanging="360"/>
-      </w:pPr>
-    </w:lvl>
-    <w:lvl w:ilvl="2" w:tplc="0409001B" w:tentative="1">
-      <w:start w:val="1"/>
-      <w:numFmt w:val="lowerRoman"/>
-      <w:lvlText w:val="%3."/>
-      <w:lvlJc w:val="right"/>
-      <w:pPr>
-        <w:ind w:left="2160" w:hanging="180"/>
-      </w:pPr>
-    </w:lvl>
-    <w:lvl w:ilvl="3" w:tplc="0409000F" w:tentative="1">
-      <w:start w:val="1"/>
-      <w:numFmt w:val="decimal"/>
-      <w:lvlText w:val="%4."/>
-      <w:lvlJc w:val="left"/>
-      <w:pPr>
-        <w:ind w:left="2880" w:hanging="360"/>
-      </w:pPr>
-    </w:lvl>
-    <w:lvl w:ilvl="4" w:tplc="04090019" w:tentative="1">
-      <w:start w:val="1"/>
-      <w:numFmt w:val="lowerLetter"/>
-      <w:lvlText w:val="%5."/>
-      <w:lvlJc w:val="left"/>
-      <w:pPr>
-        <w:ind w:left="3600" w:hanging="360"/>
-      </w:pPr>
-    </w:lvl>
-    <w:lvl w:ilvl="5" w:tplc="0409001B" w:tentative="1">
-      <w:start w:val="1"/>
-      <w:numFmt w:val="lowerRoman"/>
-      <w:lvlText w:val="%6."/>
-      <w:lvlJc w:val="right"/>
-      <w:pPr>
-        <w:ind w:left="4320" w:hanging="180"/>
-      </w:pPr>
-    </w:lvl>
-    <w:lvl w:ilvl="6" w:tplc="0409000F" w:tentative="1">
-      <w:start w:val="1"/>
-      <w:numFmt w:val="decimal"/>
-      <w:lvlText w:val="%7."/>
-      <w:lvlJc w:val="left"/>
-      <w:pPr>
-        <w:ind w:left="5040" w:hanging="360"/>
-      </w:pPr>
-    </w:lvl>
-    <w:lvl w:ilvl="7" w:tplc="04090019" w:tentative="1">
-      <w:start w:val="1"/>
-      <w:numFmt w:val="lowerLetter"/>
-      <w:lvlText w:val="%8."/>
-      <w:lvlJc w:val="left"/>
-      <w:pPr>
-        <w:ind w:left="5760" w:hanging="360"/>
-      </w:pPr>
-    </w:lvl>
-    <w:lvl w:ilvl="8" w:tplc="0409001B" w:tentative="1">
-      <w:start w:val="1"/>
-      <w:numFmt w:val="lowerRoman"/>
-      <w:lvlText w:val="%9."/>
-      <w:lvlJc w:val="right"/>
-      <w:pPr>
-        <w:ind w:left="6480" w:hanging="180"/>
-      </w:pPr>
-    </w:lvl>
-  </w:abstractNum>
-  <w:abstractNum w:abstractNumId="19" w15:restartNumberingAfterBreak="0">
+  <w:abstractNum w:abstractNumId="17" w15:restartNumberingAfterBreak="0">
     <w:nsid w:val="4A61307E"/>
     <w:multiLevelType w:val="hybridMultilevel"/>
     <w:tmpl w:val="242AE49C"/>
@@ -15300,7 +14509,7 @@
       </w:rPr>
     </w:lvl>
   </w:abstractNum>
-  <w:abstractNum w:abstractNumId="20" w15:restartNumberingAfterBreak="0">
+  <w:abstractNum w:abstractNumId="18" w15:restartNumberingAfterBreak="0">
     <w:nsid w:val="4B802F71"/>
     <w:multiLevelType w:val="hybridMultilevel"/>
     <w:tmpl w:val="2674A796"/>
@@ -15419,7 +14628,7 @@
       </w:pPr>
     </w:lvl>
   </w:abstractNum>
-  <w:abstractNum w:abstractNumId="21" w15:restartNumberingAfterBreak="0">
+  <w:abstractNum w:abstractNumId="19" w15:restartNumberingAfterBreak="0">
     <w:nsid w:val="4E7F2F37"/>
     <w:multiLevelType w:val="hybridMultilevel"/>
     <w:tmpl w:val="FE9E89B8"/>
@@ -15505,7 +14714,7 @@
       </w:pPr>
     </w:lvl>
   </w:abstractNum>
-  <w:abstractNum w:abstractNumId="22" w15:restartNumberingAfterBreak="0">
+  <w:abstractNum w:abstractNumId="20" w15:restartNumberingAfterBreak="0">
     <w:nsid w:val="504D5A9E"/>
     <w:multiLevelType w:val="hybridMultilevel"/>
     <w:tmpl w:val="A40A97EC"/>
@@ -15646,7 +14855,7 @@
       </w:rPr>
     </w:lvl>
   </w:abstractNum>
-  <w:abstractNum w:abstractNumId="23" w15:restartNumberingAfterBreak="0">
+  <w:abstractNum w:abstractNumId="21" w15:restartNumberingAfterBreak="0">
     <w:nsid w:val="52FD7A45"/>
     <w:multiLevelType w:val="hybridMultilevel"/>
     <w:tmpl w:val="6D86496A"/>
@@ -15735,7 +14944,7 @@
       </w:pPr>
     </w:lvl>
   </w:abstractNum>
-  <w:abstractNum w:abstractNumId="24" w15:restartNumberingAfterBreak="0">
+  <w:abstractNum w:abstractNumId="22" w15:restartNumberingAfterBreak="0">
     <w:nsid w:val="56802345"/>
     <w:multiLevelType w:val="hybridMultilevel"/>
     <w:tmpl w:val="A4DC0C28"/>
@@ -15851,7 +15060,7 @@
       </w:pPr>
     </w:lvl>
   </w:abstractNum>
-  <w:abstractNum w:abstractNumId="25" w15:restartNumberingAfterBreak="0">
+  <w:abstractNum w:abstractNumId="23" w15:restartNumberingAfterBreak="0">
     <w:nsid w:val="57982FF2"/>
     <w:multiLevelType w:val="hybridMultilevel"/>
     <w:tmpl w:val="C284CD7C"/>
@@ -15966,7 +15175,7 @@
       </w:rPr>
     </w:lvl>
   </w:abstractNum>
-  <w:abstractNum w:abstractNumId="26" w15:restartNumberingAfterBreak="0">
+  <w:abstractNum w:abstractNumId="24" w15:restartNumberingAfterBreak="0">
     <w:nsid w:val="57D312C9"/>
     <w:multiLevelType w:val="hybridMultilevel"/>
     <w:tmpl w:val="302C4E2A"/>
@@ -16082,7 +15291,7 @@
       </w:pPr>
     </w:lvl>
   </w:abstractNum>
-  <w:abstractNum w:abstractNumId="27" w15:restartNumberingAfterBreak="0">
+  <w:abstractNum w:abstractNumId="25" w15:restartNumberingAfterBreak="0">
     <w:nsid w:val="5CC259DD"/>
     <w:multiLevelType w:val="hybridMultilevel"/>
     <w:tmpl w:val="EBFCA68A"/>
@@ -16198,7 +15407,7 @@
       </w:pPr>
     </w:lvl>
   </w:abstractNum>
-  <w:abstractNum w:abstractNumId="28" w15:restartNumberingAfterBreak="0">
+  <w:abstractNum w:abstractNumId="26" w15:restartNumberingAfterBreak="0">
     <w:nsid w:val="5F72691D"/>
     <w:multiLevelType w:val="hybridMultilevel"/>
     <w:tmpl w:val="E5E28D86"/>
@@ -16313,7 +15522,7 @@
       </w:rPr>
     </w:lvl>
   </w:abstractNum>
-  <w:abstractNum w:abstractNumId="29" w15:restartNumberingAfterBreak="0">
+  <w:abstractNum w:abstractNumId="27" w15:restartNumberingAfterBreak="0">
     <w:nsid w:val="67B839B5"/>
     <w:multiLevelType w:val="hybridMultilevel"/>
     <w:tmpl w:val="B3C4FCCA"/>
@@ -16429,7 +15638,7 @@
       </w:pPr>
     </w:lvl>
   </w:abstractNum>
-  <w:abstractNum w:abstractNumId="30" w15:restartNumberingAfterBreak="0">
+  <w:abstractNum w:abstractNumId="28" w15:restartNumberingAfterBreak="0">
     <w:nsid w:val="6A092B03"/>
     <w:multiLevelType w:val="hybridMultilevel"/>
     <w:tmpl w:val="911A0A96"/>
@@ -16544,7 +15753,7 @@
       </w:rPr>
     </w:lvl>
   </w:abstractNum>
-  <w:abstractNum w:abstractNumId="31" w15:restartNumberingAfterBreak="0">
+  <w:abstractNum w:abstractNumId="29" w15:restartNumberingAfterBreak="0">
     <w:nsid w:val="6D8A1329"/>
     <w:multiLevelType w:val="hybridMultilevel"/>
     <w:tmpl w:val="CA28D3D0"/>
@@ -16666,7 +15875,7 @@
       </w:pPr>
     </w:lvl>
   </w:abstractNum>
-  <w:abstractNum w:abstractNumId="32" w15:restartNumberingAfterBreak="0">
+  <w:abstractNum w:abstractNumId="30" w15:restartNumberingAfterBreak="0">
     <w:nsid w:val="751F0465"/>
     <w:multiLevelType w:val="hybridMultilevel"/>
     <w:tmpl w:val="80B08466"/>
@@ -16777,6 +15986,95 @@
       <w:rPr>
         <w:rFonts w:ascii="Wingdings" w:hAnsi="Wingdings" w:hint="default"/>
       </w:rPr>
+    </w:lvl>
+  </w:abstractNum>
+  <w:abstractNum w:abstractNumId="31" w15:restartNumberingAfterBreak="0">
+    <w:nsid w:val="7DAF00F1"/>
+    <w:multiLevelType w:val="hybridMultilevel"/>
+    <w:tmpl w:val="AFB092EA"/>
+    <w:lvl w:ilvl="0" w:tplc="3CE6BA92">
+      <w:start w:val="6"/>
+      <w:numFmt w:val="decimal"/>
+      <w:lvlText w:val="%1."/>
+      <w:lvlJc w:val="left"/>
+      <w:pPr>
+        <w:ind w:left="360" w:hanging="360"/>
+      </w:pPr>
+      <w:rPr>
+        <w:rFonts w:hint="default"/>
+      </w:rPr>
+    </w:lvl>
+    <w:lvl w:ilvl="1" w:tplc="04090019" w:tentative="1">
+      <w:start w:val="1"/>
+      <w:numFmt w:val="lowerLetter"/>
+      <w:lvlText w:val="%2."/>
+      <w:lvlJc w:val="left"/>
+      <w:pPr>
+        <w:ind w:left="1440" w:hanging="360"/>
+      </w:pPr>
+    </w:lvl>
+    <w:lvl w:ilvl="2" w:tplc="0409001B" w:tentative="1">
+      <w:start w:val="1"/>
+      <w:numFmt w:val="lowerRoman"/>
+      <w:lvlText w:val="%3."/>
+      <w:lvlJc w:val="right"/>
+      <w:pPr>
+        <w:ind w:left="2160" w:hanging="180"/>
+      </w:pPr>
+    </w:lvl>
+    <w:lvl w:ilvl="3" w:tplc="0409000F" w:tentative="1">
+      <w:start w:val="1"/>
+      <w:numFmt w:val="decimal"/>
+      <w:lvlText w:val="%4."/>
+      <w:lvlJc w:val="left"/>
+      <w:pPr>
+        <w:ind w:left="2880" w:hanging="360"/>
+      </w:pPr>
+    </w:lvl>
+    <w:lvl w:ilvl="4" w:tplc="04090019" w:tentative="1">
+      <w:start w:val="1"/>
+      <w:numFmt w:val="lowerLetter"/>
+      <w:lvlText w:val="%5."/>
+      <w:lvlJc w:val="left"/>
+      <w:pPr>
+        <w:ind w:left="3600" w:hanging="360"/>
+      </w:pPr>
+    </w:lvl>
+    <w:lvl w:ilvl="5" w:tplc="0409001B" w:tentative="1">
+      <w:start w:val="1"/>
+      <w:numFmt w:val="lowerRoman"/>
+      <w:lvlText w:val="%6."/>
+      <w:lvlJc w:val="right"/>
+      <w:pPr>
+        <w:ind w:left="4320" w:hanging="180"/>
+      </w:pPr>
+    </w:lvl>
+    <w:lvl w:ilvl="6" w:tplc="0409000F" w:tentative="1">
+      <w:start w:val="1"/>
+      <w:numFmt w:val="decimal"/>
+      <w:lvlText w:val="%7."/>
+      <w:lvlJc w:val="left"/>
+      <w:pPr>
+        <w:ind w:left="5040" w:hanging="360"/>
+      </w:pPr>
+    </w:lvl>
+    <w:lvl w:ilvl="7" w:tplc="04090019" w:tentative="1">
+      <w:start w:val="1"/>
+      <w:numFmt w:val="lowerLetter"/>
+      <w:lvlText w:val="%8."/>
+      <w:lvlJc w:val="left"/>
+      <w:pPr>
+        <w:ind w:left="5760" w:hanging="360"/>
+      </w:pPr>
+    </w:lvl>
+    <w:lvl w:ilvl="8" w:tplc="0409001B" w:tentative="1">
+      <w:start w:val="1"/>
+      <w:numFmt w:val="lowerRoman"/>
+      <w:lvlText w:val="%9."/>
+      <w:lvlJc w:val="right"/>
+      <w:pPr>
+        <w:ind w:left="6480" w:hanging="180"/>
+      </w:pPr>
     </w:lvl>
   </w:abstractNum>
   <w:num w:numId="1" w16cid:durableId="1885555223">
@@ -16804,10 +16102,10 @@
     <w:abstractNumId w:val="15"/>
   </w:num>
   <w:num w:numId="9" w16cid:durableId="211385836">
-    <w:abstractNumId w:val="22"/>
+    <w:abstractNumId w:val="20"/>
   </w:num>
   <w:num w:numId="10" w16cid:durableId="1751005272">
-    <w:abstractNumId w:val="22"/>
+    <w:abstractNumId w:val="20"/>
   </w:num>
   <w:num w:numId="11" w16cid:durableId="1770077259">
     <w:abstractNumId w:val="15"/>
@@ -16822,34 +16120,34 @@
     <w:abstractNumId w:val="1"/>
   </w:num>
   <w:num w:numId="15" w16cid:durableId="820730902">
-    <w:abstractNumId w:val="31"/>
+    <w:abstractNumId w:val="29"/>
   </w:num>
   <w:num w:numId="16" w16cid:durableId="764963493">
     <w:abstractNumId w:val="6"/>
   </w:num>
   <w:num w:numId="17" w16cid:durableId="1764062551">
-    <w:abstractNumId w:val="24"/>
+    <w:abstractNumId w:val="22"/>
   </w:num>
   <w:num w:numId="18" w16cid:durableId="1279950671">
-    <w:abstractNumId w:val="29"/>
+    <w:abstractNumId w:val="27"/>
   </w:num>
   <w:num w:numId="19" w16cid:durableId="497497467">
     <w:abstractNumId w:val="14"/>
   </w:num>
   <w:num w:numId="20" w16cid:durableId="381295991">
-    <w:abstractNumId w:val="27"/>
+    <w:abstractNumId w:val="25"/>
   </w:num>
   <w:num w:numId="21" w16cid:durableId="557015535">
-    <w:abstractNumId w:val="26"/>
+    <w:abstractNumId w:val="24"/>
   </w:num>
   <w:num w:numId="22" w16cid:durableId="1429740754">
-    <w:abstractNumId w:val="20"/>
+    <w:abstractNumId w:val="18"/>
   </w:num>
   <w:num w:numId="23" w16cid:durableId="2128111226">
     <w:abstractNumId w:val="0"/>
   </w:num>
   <w:num w:numId="24" w16cid:durableId="1531604851">
-    <w:abstractNumId w:val="7"/>
+    <w:abstractNumId w:val="8"/>
   </w:num>
   <w:num w:numId="25" w16cid:durableId="1798914874">
     <w:abstractNumId w:val="13"/>
@@ -16858,66 +16156,57 @@
     <w:abstractNumId w:val="11"/>
   </w:num>
   <w:num w:numId="27" w16cid:durableId="447744662">
-    <w:abstractNumId w:val="17"/>
+    <w:abstractNumId w:val="16"/>
   </w:num>
   <w:num w:numId="28" w16cid:durableId="585652203">
     <w:abstractNumId w:val="10"/>
   </w:num>
   <w:num w:numId="29" w16cid:durableId="1687822707">
-    <w:abstractNumId w:val="30"/>
+    <w:abstractNumId w:val="28"/>
   </w:num>
   <w:num w:numId="30" w16cid:durableId="1636762697">
-    <w:abstractNumId w:val="28"/>
+    <w:abstractNumId w:val="26"/>
   </w:num>
   <w:num w:numId="31" w16cid:durableId="900481469">
     <w:abstractNumId w:val="4"/>
   </w:num>
   <w:num w:numId="32" w16cid:durableId="191308456">
-    <w:abstractNumId w:val="19"/>
+    <w:abstractNumId w:val="17"/>
   </w:num>
   <w:num w:numId="33" w16cid:durableId="1320378607">
-    <w:abstractNumId w:val="32"/>
+    <w:abstractNumId w:val="30"/>
   </w:num>
   <w:num w:numId="34" w16cid:durableId="1110205767">
     <w:abstractNumId w:val="3"/>
   </w:num>
   <w:num w:numId="35" w16cid:durableId="368186844">
-    <w:abstractNumId w:val="21"/>
+    <w:abstractNumId w:val="19"/>
   </w:num>
   <w:num w:numId="36" w16cid:durableId="1018699381">
     <w:abstractNumId w:val="10"/>
   </w:num>
   <w:num w:numId="37" w16cid:durableId="1090194449">
-    <w:abstractNumId w:val="25"/>
+    <w:abstractNumId w:val="23"/>
   </w:num>
   <w:num w:numId="38" w16cid:durableId="1308393410">
     <w:abstractNumId w:val="5"/>
   </w:num>
   <w:num w:numId="39" w16cid:durableId="1941794221">
-    <w:abstractNumId w:val="23"/>
+    <w:abstractNumId w:val="21"/>
   </w:num>
-  <w:num w:numId="40" w16cid:durableId="174196437">
-    <w:abstractNumId w:val="18"/>
+  <w:num w:numId="40" w16cid:durableId="2058818908">
+    <w:abstractNumId w:val="7"/>
   </w:num>
-  <w:num w:numId="41" w16cid:durableId="1731462347">
-    <w:abstractNumId w:val="16"/>
-  </w:num>
-  <w:num w:numId="42" w16cid:durableId="270279469">
-    <w:abstractNumId w:val="8"/>
+  <w:num w:numId="41" w16cid:durableId="92751943">
+    <w:abstractNumId w:val="31"/>
   </w:num>
 </w:numbering>
 </file>
 
 <file path=word/people.xml><?xml version="1.0" encoding="utf-8"?>
 <w15:people xmlns:wpc="http://schemas.microsoft.com/office/word/2010/wordprocessingCanvas" xmlns:cx="http://schemas.microsoft.com/office/drawing/2014/chartex" xmlns:cx1="http://schemas.microsoft.com/office/drawing/2015/9/8/chartex" xmlns:cx2="http://schemas.microsoft.com/office/drawing/2015/10/21/chartex" xmlns:cx3="http://schemas.microsoft.com/office/drawing/2016/5/9/chartex" xmlns:cx4="http://schemas.microsoft.com/office/drawing/2016/5/10/chartex" xmlns:cx5="http://schemas.microsoft.com/office/drawing/2016/5/11/chartex" xmlns:cx6="http://schemas.microsoft.com/office/drawing/2016/5/12/chartex" xmlns:cx7="http://schemas.microsoft.com/office/drawing/2016/5/13/chartex" xmlns:cx8="http://schemas.microsoft.com/office/drawing/2016/5/14/chartex" xmlns:mc="http://schemas.openxmlformats.org/markup-compatibility/2006" xmlns:aink="http://schemas.microsoft.com/office/drawing/2016/ink" xmlns:am3d="http://schemas.microsoft.com/office/drawing/2017/model3d" xmlns:o="urn:schemas-microsoft-com:office:office" xmlns:oel="http://schemas.microsoft.com/office/2019/extlst" xmlns:r="http://schemas.openxmlformats.org/officeDocument/2006/relationships" xmlns:m="http://schemas.openxmlformats.org/officeDocument/2006/math" xmlns:v="urn:schemas-microsoft-com:vml" xmlns:wp14="http://schemas.microsoft.com/office/word/2010/wordprocessingDrawing" xmlns:wp="http://schemas.openxmlformats.org/drawingml/2006/wordprocessingDrawing" xmlns:w10="urn:schemas-microsoft-com:office:word" xmlns:w="http://schemas.openxmlformats.org/wordprocessingml/2006/main" xmlns:w14="http://schemas.microsoft.com/office/word/2010/wordml" xmlns:w15="http://schemas.microsoft.com/office/word/2012/wordml" xmlns:w16cex="http://schemas.microsoft.com/office/word/2018/wordml/cex" xmlns:w16cid="http://schemas.microsoft.com/office/word/2016/wordml/cid" xmlns:w16="http://schemas.microsoft.com/office/word/2018/wordml" xmlns:w16sdtdh="http://schemas.microsoft.com/office/word/2020/wordml/sdtdatahash" xmlns:w16se="http://schemas.microsoft.com/office/word/2015/wordml/symex" xmlns:wpg="http://schemas.microsoft.com/office/word/2010/wordprocessingGroup" xmlns:wpi="http://schemas.microsoft.com/office/word/2010/wordprocessingInk" xmlns:wne="http://schemas.microsoft.com/office/word/2006/wordml" xmlns:wps="http://schemas.microsoft.com/office/word/2010/wordprocessingShape" mc:Ignorable="w14 w15 w16se w16cid w16 w16cex w16sdtdh wp14">
-  <w15:person w15:author="Tam, Danny@Energy">
-    <w15:presenceInfo w15:providerId="AD" w15:userId="S::Danny.Tam@energy.ca.gov::a6ee4652-f9b2-403d-bfc6-d23a6916fd73"/>
-  </w15:person>
   <w15:person w15:author="Alhabibi, Haider@Energy">
     <w15:presenceInfo w15:providerId="AD" w15:userId="S::Haider.Alhabibi@energy.ca.gov::9decb8d2-95ad-4b7d-9bf6-d4373f69254c"/>
-  </w15:person>
-  <w15:person w15:author="Alhabibi, Haider@Energy [2]">
-    <w15:presenceInfo w15:providerId="AD" w15:userId="S::Haider.AlHabibi@energy.ca.gov::9decb8d2-95ad-4b7d-9bf6-d4373f69254c"/>
   </w15:person>
 </w15:people>
 </file>
@@ -18611,22 +17900,31 @@
 </file>
 
 <file path=customXml/itemProps4.xml><?xml version="1.0" encoding="utf-8"?>
-<ds:datastoreItem xmlns:ds="http://schemas.openxmlformats.org/officeDocument/2006/customXml" ds:itemID="{70AB5EFE-6878-4455-A5C8-014454EC4674}"/>
+<ds:datastoreItem xmlns:ds="http://schemas.openxmlformats.org/officeDocument/2006/customXml" ds:itemID="{D3E3B47B-DED0-44A0-B015-207B682317EA}">
+  <ds:schemaRefs>
+    <ds:schemaRef ds:uri="http://schemas.microsoft.com/office/2006/metadata/contentType"/>
+    <ds:schemaRef ds:uri="http://schemas.microsoft.com/office/2006/metadata/properties/metaAttributes"/>
+    <ds:schemaRef ds:uri="http://www.w3.org/2001/XMLSchema"/>
+    <ds:schemaRef ds:uri="http://schemas.microsoft.com/office/2006/metadata/properties"/>
+    <ds:schemaRef ds:uri="785685f2-c2e1-4352-89aa-3faca8eaba52"/>
+    <ds:schemaRef ds:uri="5067c814-4b34-462c-a21d-c185ff6548d2"/>
+    <ds:schemaRef ds:uri="http://schemas.microsoft.com/office/2006/documentManagement/types"/>
+    <ds:schemaRef ds:uri="http://schemas.microsoft.com/office/infopath/2007/PartnerControls"/>
+    <ds:schemaRef ds:uri="http://schemas.openxmlformats.org/package/2006/metadata/core-properties"/>
+    <ds:schemaRef ds:uri="http://purl.org/dc/elements/1.1/"/>
+    <ds:schemaRef ds:uri="http://purl.org/dc/terms/"/>
+    <ds:schemaRef ds:uri="http://schemas.microsoft.com/internal/obd"/>
+  </ds:schemaRefs>
+</ds:datastoreItem>
 </file>
 
 <file path=customXml/itemProps5.xml><?xml version="1.0" encoding="utf-8"?>
 <ds:datastoreItem xmlns:ds="http://schemas.openxmlformats.org/officeDocument/2006/customXml" ds:itemID="{C6FA1EB6-706A-42FC-BDD2-24BB9934ABE4}">
   <ds:schemaRefs>
-    <ds:schemaRef ds:uri="http://purl.org/dc/dcmitype/"/>
+    <ds:schemaRef ds:uri="http://schemas.microsoft.com/office/2006/metadata/properties"/>
+    <ds:schemaRef ds:uri="http://schemas.microsoft.com/office/infopath/2007/PartnerControls"/>
+    <ds:schemaRef ds:uri="785685f2-c2e1-4352-89aa-3faca8eaba52"/>
     <ds:schemaRef ds:uri="5067c814-4b34-462c-a21d-c185ff6548d2"/>
-    <ds:schemaRef ds:uri="785685f2-c2e1-4352-89aa-3faca8eaba52"/>
-    <ds:schemaRef ds:uri="http://schemas.microsoft.com/office/infopath/2007/PartnerControls"/>
-    <ds:schemaRef ds:uri="http://purl.org/dc/elements/1.1/"/>
-    <ds:schemaRef ds:uri="http://schemas.microsoft.com/office/2006/documentManagement/types"/>
-    <ds:schemaRef ds:uri="http://schemas.microsoft.com/office/2006/metadata/properties"/>
-    <ds:schemaRef ds:uri="http://purl.org/dc/terms/"/>
-    <ds:schemaRef ds:uri="http://schemas.openxmlformats.org/package/2006/metadata/core-properties"/>
-    <ds:schemaRef ds:uri="http://www.w3.org/XML/1998/namespace"/>
   </ds:schemaRefs>
 </ds:datastoreItem>
 </file>